--- a/CoWorkSpaceBooking_Report.docx
+++ b/CoWorkSpaceBooking_Report.docx
@@ -569,7 +569,25 @@
           <w:sz w:val="36"/>
           <w:szCs w:val="36"/>
         </w:rPr>
-        <w:t xml:space="preserve"> This application makes the work easier and fast to make the bookings for the </w:t>
+        <w:t xml:space="preserve"> This application makes the work easier and </w:t>
+      </w:r>
+      <w:proofErr w:type="gramStart"/>
+      <w:r>
+        <w:rPr>
+          <w:rFonts w:ascii="Times New Roman" w:hAnsi="Times New Roman" w:cs="Times New Roman"/>
+          <w:sz w:val="36"/>
+          <w:szCs w:val="36"/>
+        </w:rPr>
+        <w:t>fast</w:t>
+      </w:r>
+      <w:proofErr w:type="gramEnd"/>
+      <w:r>
+        <w:rPr>
+          <w:rFonts w:ascii="Times New Roman" w:hAnsi="Times New Roman" w:cs="Times New Roman"/>
+          <w:sz w:val="36"/>
+          <w:szCs w:val="36"/>
+        </w:rPr>
+        <w:t xml:space="preserve"> to make the bookings for the </w:t>
       </w:r>
       <w:r>
         <w:rPr>
@@ -716,114 +734,1039 @@
           <w:szCs w:val="36"/>
         </w:rPr>
       </w:pPr>
-    </w:p>
-    <w:p>
-      <w:pPr>
-        <w:rPr>
-          <w:rFonts w:ascii="Times New Roman" w:hAnsi="Times New Roman" w:cs="Times New Roman"/>
-          <w:sz w:val="36"/>
-          <w:szCs w:val="36"/>
-        </w:rPr>
-      </w:pPr>
-    </w:p>
-    <w:p>
-      <w:pPr>
-        <w:rPr>
-          <w:rFonts w:ascii="Times New Roman" w:hAnsi="Times New Roman" w:cs="Times New Roman"/>
-          <w:sz w:val="36"/>
-          <w:szCs w:val="36"/>
-        </w:rPr>
-      </w:pPr>
-    </w:p>
-    <w:p>
-      <w:pPr>
-        <w:rPr>
-          <w:rFonts w:ascii="Times New Roman" w:hAnsi="Times New Roman" w:cs="Times New Roman"/>
-          <w:sz w:val="36"/>
-          <w:szCs w:val="36"/>
-        </w:rPr>
-      </w:pPr>
-    </w:p>
-    <w:p>
-      <w:pPr>
-        <w:rPr>
-          <w:rFonts w:ascii="Times New Roman" w:hAnsi="Times New Roman" w:cs="Times New Roman"/>
-          <w:sz w:val="36"/>
-          <w:szCs w:val="36"/>
-        </w:rPr>
-      </w:pPr>
-    </w:p>
-    <w:p>
-      <w:pPr>
-        <w:rPr>
-          <w:rFonts w:ascii="Times New Roman" w:hAnsi="Times New Roman" w:cs="Times New Roman"/>
-          <w:sz w:val="36"/>
-          <w:szCs w:val="36"/>
-        </w:rPr>
-      </w:pPr>
-    </w:p>
-    <w:p>
-      <w:pPr>
-        <w:rPr>
-          <w:rFonts w:ascii="Times New Roman" w:hAnsi="Times New Roman" w:cs="Times New Roman"/>
-          <w:sz w:val="36"/>
-          <w:szCs w:val="36"/>
-        </w:rPr>
-      </w:pPr>
-    </w:p>
-    <w:p>
-      <w:pPr>
-        <w:rPr>
-          <w:rFonts w:ascii="Times New Roman" w:hAnsi="Times New Roman" w:cs="Times New Roman"/>
-          <w:sz w:val="36"/>
-          <w:szCs w:val="36"/>
-        </w:rPr>
-      </w:pPr>
-    </w:p>
-    <w:p>
-      <w:pPr>
-        <w:rPr>
-          <w:rFonts w:ascii="Times New Roman" w:hAnsi="Times New Roman" w:cs="Times New Roman"/>
-          <w:sz w:val="36"/>
-          <w:szCs w:val="36"/>
-        </w:rPr>
-      </w:pPr>
-    </w:p>
-    <w:p>
-      <w:pPr>
-        <w:rPr>
-          <w:rFonts w:ascii="Times New Roman" w:hAnsi="Times New Roman" w:cs="Times New Roman"/>
-          <w:sz w:val="36"/>
-          <w:szCs w:val="36"/>
-        </w:rPr>
-      </w:pPr>
-    </w:p>
-    <w:p>
-      <w:pPr>
-        <w:rPr>
-          <w:rFonts w:ascii="Times New Roman" w:hAnsi="Times New Roman" w:cs="Times New Roman"/>
-          <w:sz w:val="36"/>
-          <w:szCs w:val="36"/>
-        </w:rPr>
-      </w:pPr>
-    </w:p>
-    <w:p>
-      <w:pPr>
-        <w:rPr>
-          <w:rFonts w:ascii="Times New Roman" w:hAnsi="Times New Roman" w:cs="Times New Roman"/>
-          <w:sz w:val="36"/>
-          <w:szCs w:val="36"/>
-        </w:rPr>
-      </w:pPr>
-    </w:p>
-    <w:p>
-      <w:pPr>
-        <w:rPr>
-          <w:rFonts w:ascii="Times New Roman" w:hAnsi="Times New Roman" w:cs="Times New Roman"/>
-          <w:sz w:val="36"/>
-          <w:szCs w:val="36"/>
-        </w:rPr>
-      </w:pPr>
+      <w:r>
+        <w:rPr>
+          <w:rFonts w:ascii="Times New Roman" w:hAnsi="Times New Roman" w:cs="Times New Roman"/>
+          <w:b/>
+          <w:bCs/>
+          <w:sz w:val="36"/>
+          <w:szCs w:val="36"/>
+        </w:rPr>
+        <w:t>Login</w:t>
+      </w:r>
+      <w:r>
+        <w:rPr>
+          <w:rFonts w:ascii="Times New Roman" w:hAnsi="Times New Roman" w:cs="Times New Roman"/>
+          <w:sz w:val="36"/>
+          <w:szCs w:val="36"/>
+        </w:rPr>
+        <w:t xml:space="preserve"> </w:t>
+      </w:r>
+      <w:r>
+        <w:rPr>
+          <w:rFonts w:ascii="Times New Roman" w:hAnsi="Times New Roman" w:cs="Times New Roman"/>
+          <w:b/>
+          <w:bCs/>
+          <w:sz w:val="36"/>
+          <w:szCs w:val="36"/>
+        </w:rPr>
+        <w:t>–</w:t>
+      </w:r>
+      <w:r>
+        <w:rPr>
+          <w:rFonts w:ascii="Times New Roman" w:hAnsi="Times New Roman" w:cs="Times New Roman"/>
+          <w:sz w:val="36"/>
+          <w:szCs w:val="36"/>
+        </w:rPr>
+        <w:t xml:space="preserve"> This will redirect the user to the Dashboard if user inputs are correct for example ID, and Password.</w:t>
+      </w:r>
+    </w:p>
+    <w:p>
+      <w:pPr>
+        <w:rPr>
+          <w:rFonts w:ascii="Times New Roman" w:hAnsi="Times New Roman" w:cs="Times New Roman"/>
+          <w:sz w:val="36"/>
+          <w:szCs w:val="36"/>
+        </w:rPr>
+      </w:pPr>
+      <w:r>
+        <w:rPr>
+          <w:rFonts w:ascii="Times New Roman" w:hAnsi="Times New Roman" w:cs="Times New Roman"/>
+          <w:b/>
+          <w:bCs/>
+          <w:sz w:val="36"/>
+          <w:szCs w:val="36"/>
+        </w:rPr>
+        <w:t>New Inquiry</w:t>
+      </w:r>
+      <w:r>
+        <w:rPr>
+          <w:rFonts w:ascii="Times New Roman" w:hAnsi="Times New Roman" w:cs="Times New Roman"/>
+          <w:sz w:val="36"/>
+          <w:szCs w:val="36"/>
+        </w:rPr>
+        <w:t xml:space="preserve"> </w:t>
+      </w:r>
+      <w:r>
+        <w:rPr>
+          <w:rFonts w:ascii="Times New Roman" w:hAnsi="Times New Roman" w:cs="Times New Roman"/>
+          <w:b/>
+          <w:bCs/>
+          <w:sz w:val="36"/>
+          <w:szCs w:val="36"/>
+        </w:rPr>
+        <w:t>–</w:t>
+      </w:r>
+      <w:r>
+        <w:rPr>
+          <w:rFonts w:ascii="Times New Roman" w:hAnsi="Times New Roman" w:cs="Times New Roman"/>
+          <w:sz w:val="36"/>
+          <w:szCs w:val="36"/>
+        </w:rPr>
+        <w:t xml:space="preserve"> </w:t>
+      </w:r>
+      <w:r>
+        <w:rPr>
+          <w:rFonts w:ascii="Times New Roman" w:hAnsi="Times New Roman" w:cs="Times New Roman"/>
+          <w:sz w:val="36"/>
+          <w:szCs w:val="36"/>
+        </w:rPr>
+        <w:t xml:space="preserve">This Button </w:t>
+      </w:r>
+      <w:r>
+        <w:rPr>
+          <w:rFonts w:ascii="Times New Roman" w:hAnsi="Times New Roman" w:cs="Times New Roman"/>
+          <w:sz w:val="36"/>
+          <w:szCs w:val="36"/>
+        </w:rPr>
+        <w:t>opens</w:t>
+      </w:r>
+      <w:r>
+        <w:rPr>
+          <w:rFonts w:ascii="Times New Roman" w:hAnsi="Times New Roman" w:cs="Times New Roman"/>
+          <w:sz w:val="36"/>
+          <w:szCs w:val="36"/>
+        </w:rPr>
+        <w:t xml:space="preserve"> a form name Inquiry Form in which user can enter the data </w:t>
+      </w:r>
+      <w:r>
+        <w:rPr>
+          <w:rFonts w:ascii="Times New Roman" w:hAnsi="Times New Roman" w:cs="Times New Roman"/>
+          <w:sz w:val="36"/>
+          <w:szCs w:val="36"/>
+        </w:rPr>
+        <w:t>and</w:t>
+      </w:r>
+      <w:r>
+        <w:rPr>
+          <w:rFonts w:ascii="Times New Roman" w:hAnsi="Times New Roman" w:cs="Times New Roman"/>
+          <w:sz w:val="36"/>
+          <w:szCs w:val="36"/>
+        </w:rPr>
+        <w:t xml:space="preserve"> view the records. Inside of this there are three buttons in </w:t>
+      </w:r>
+      <w:r>
+        <w:rPr>
+          <w:rFonts w:ascii="Times New Roman" w:hAnsi="Times New Roman" w:cs="Times New Roman"/>
+          <w:sz w:val="36"/>
+          <w:szCs w:val="36"/>
+        </w:rPr>
+        <w:t>which,</w:t>
+      </w:r>
+    </w:p>
+    <w:p>
+      <w:pPr>
+        <w:rPr>
+          <w:rFonts w:ascii="Times New Roman" w:hAnsi="Times New Roman" w:cs="Times New Roman"/>
+          <w:sz w:val="36"/>
+          <w:szCs w:val="36"/>
+        </w:rPr>
+      </w:pPr>
+      <w:r>
+        <w:rPr>
+          <w:rFonts w:ascii="Times New Roman" w:hAnsi="Times New Roman" w:cs="Times New Roman"/>
+          <w:b/>
+          <w:bCs/>
+          <w:sz w:val="36"/>
+          <w:szCs w:val="36"/>
+        </w:rPr>
+        <w:t>Submit Inquiry Button</w:t>
+      </w:r>
+      <w:r>
+        <w:rPr>
+          <w:rFonts w:ascii="Times New Roman" w:hAnsi="Times New Roman" w:cs="Times New Roman"/>
+          <w:sz w:val="36"/>
+          <w:szCs w:val="36"/>
+        </w:rPr>
+        <w:t xml:space="preserve"> specifies </w:t>
+      </w:r>
+      <w:r>
+        <w:rPr>
+          <w:rFonts w:ascii="Times New Roman" w:hAnsi="Times New Roman" w:cs="Times New Roman"/>
+          <w:sz w:val="36"/>
+          <w:szCs w:val="36"/>
+        </w:rPr>
+        <w:t>inserting</w:t>
+      </w:r>
+      <w:r>
+        <w:rPr>
+          <w:rFonts w:ascii="Times New Roman" w:hAnsi="Times New Roman" w:cs="Times New Roman"/>
+          <w:sz w:val="36"/>
+          <w:szCs w:val="36"/>
+        </w:rPr>
+        <w:t xml:space="preserve"> the records into the </w:t>
+      </w:r>
+      <w:r>
+        <w:rPr>
+          <w:rFonts w:ascii="Times New Roman" w:hAnsi="Times New Roman" w:cs="Times New Roman"/>
+          <w:sz w:val="36"/>
+          <w:szCs w:val="36"/>
+        </w:rPr>
+        <w:t>database</w:t>
+      </w:r>
+      <w:r>
+        <w:rPr>
+          <w:rFonts w:ascii="Times New Roman" w:hAnsi="Times New Roman" w:cs="Times New Roman"/>
+          <w:sz w:val="36"/>
+          <w:szCs w:val="36"/>
+        </w:rPr>
+        <w:t>.</w:t>
+      </w:r>
+    </w:p>
+    <w:p>
+      <w:pPr>
+        <w:rPr>
+          <w:rFonts w:ascii="Times New Roman" w:hAnsi="Times New Roman" w:cs="Times New Roman"/>
+          <w:sz w:val="36"/>
+          <w:szCs w:val="36"/>
+        </w:rPr>
+      </w:pPr>
+      <w:r>
+        <w:rPr>
+          <w:rFonts w:ascii="Times New Roman" w:hAnsi="Times New Roman" w:cs="Times New Roman"/>
+          <w:b/>
+          <w:bCs/>
+          <w:sz w:val="36"/>
+          <w:szCs w:val="36"/>
+        </w:rPr>
+        <w:t>Clear Button</w:t>
+      </w:r>
+      <w:r>
+        <w:rPr>
+          <w:rFonts w:ascii="Times New Roman" w:hAnsi="Times New Roman" w:cs="Times New Roman"/>
+          <w:sz w:val="36"/>
+          <w:szCs w:val="36"/>
+        </w:rPr>
+        <w:t xml:space="preserve"> means </w:t>
+      </w:r>
+      <w:r>
+        <w:rPr>
+          <w:rFonts w:ascii="Times New Roman" w:hAnsi="Times New Roman" w:cs="Times New Roman"/>
+          <w:sz w:val="36"/>
+          <w:szCs w:val="36"/>
+        </w:rPr>
+        <w:t>cleaning</w:t>
+      </w:r>
+      <w:r>
+        <w:rPr>
+          <w:rFonts w:ascii="Times New Roman" w:hAnsi="Times New Roman" w:cs="Times New Roman"/>
+          <w:sz w:val="36"/>
+          <w:szCs w:val="36"/>
+        </w:rPr>
+        <w:t xml:space="preserve"> the data from text </w:t>
+      </w:r>
+      <w:proofErr w:type="gramStart"/>
+      <w:r>
+        <w:rPr>
+          <w:rFonts w:ascii="Times New Roman" w:hAnsi="Times New Roman" w:cs="Times New Roman"/>
+          <w:sz w:val="36"/>
+          <w:szCs w:val="36"/>
+        </w:rPr>
+        <w:t>fields, and</w:t>
+      </w:r>
+      <w:proofErr w:type="gramEnd"/>
+      <w:r>
+        <w:rPr>
+          <w:rFonts w:ascii="Times New Roman" w:hAnsi="Times New Roman" w:cs="Times New Roman"/>
+          <w:sz w:val="36"/>
+          <w:szCs w:val="36"/>
+        </w:rPr>
+        <w:t xml:space="preserve"> </w:t>
+      </w:r>
+      <w:r>
+        <w:rPr>
+          <w:rFonts w:ascii="Times New Roman" w:hAnsi="Times New Roman" w:cs="Times New Roman"/>
+          <w:sz w:val="36"/>
+          <w:szCs w:val="36"/>
+        </w:rPr>
+        <w:t>making</w:t>
+      </w:r>
+      <w:r>
+        <w:rPr>
+          <w:rFonts w:ascii="Times New Roman" w:hAnsi="Times New Roman" w:cs="Times New Roman"/>
+          <w:sz w:val="36"/>
+          <w:szCs w:val="36"/>
+        </w:rPr>
+        <w:t xml:space="preserve"> it </w:t>
+      </w:r>
+      <w:r>
+        <w:rPr>
+          <w:rFonts w:ascii="Times New Roman" w:hAnsi="Times New Roman" w:cs="Times New Roman"/>
+          <w:sz w:val="36"/>
+          <w:szCs w:val="36"/>
+        </w:rPr>
+        <w:t>clean</w:t>
+      </w:r>
+      <w:r>
+        <w:rPr>
+          <w:rFonts w:ascii="Times New Roman" w:hAnsi="Times New Roman" w:cs="Times New Roman"/>
+          <w:sz w:val="36"/>
+          <w:szCs w:val="36"/>
+        </w:rPr>
+        <w:t>.</w:t>
+      </w:r>
+    </w:p>
+    <w:p>
+      <w:pPr>
+        <w:rPr>
+          <w:rFonts w:ascii="Times New Roman" w:hAnsi="Times New Roman" w:cs="Times New Roman"/>
+          <w:sz w:val="36"/>
+          <w:szCs w:val="36"/>
+        </w:rPr>
+      </w:pPr>
+      <w:r>
+        <w:rPr>
+          <w:rFonts w:ascii="Times New Roman" w:hAnsi="Times New Roman" w:cs="Times New Roman"/>
+          <w:b/>
+          <w:bCs/>
+          <w:sz w:val="36"/>
+          <w:szCs w:val="36"/>
+        </w:rPr>
+        <w:t>Check Availability</w:t>
+      </w:r>
+      <w:r>
+        <w:rPr>
+          <w:rFonts w:ascii="Times New Roman" w:hAnsi="Times New Roman" w:cs="Times New Roman"/>
+          <w:sz w:val="36"/>
+          <w:szCs w:val="36"/>
+        </w:rPr>
+        <w:t xml:space="preserve"> </w:t>
+      </w:r>
+      <w:r>
+        <w:rPr>
+          <w:rFonts w:ascii="Times New Roman" w:hAnsi="Times New Roman" w:cs="Times New Roman"/>
+          <w:b/>
+          <w:bCs/>
+          <w:sz w:val="36"/>
+          <w:szCs w:val="36"/>
+        </w:rPr>
+        <w:t>–</w:t>
+      </w:r>
+      <w:r>
+        <w:rPr>
+          <w:rFonts w:ascii="Times New Roman" w:hAnsi="Times New Roman" w:cs="Times New Roman"/>
+          <w:sz w:val="36"/>
+          <w:szCs w:val="36"/>
+        </w:rPr>
+        <w:t xml:space="preserve"> It checks whether the room is available for </w:t>
+      </w:r>
+      <w:r>
+        <w:rPr>
+          <w:rFonts w:ascii="Times New Roman" w:hAnsi="Times New Roman" w:cs="Times New Roman"/>
+          <w:sz w:val="36"/>
+          <w:szCs w:val="36"/>
+        </w:rPr>
+        <w:t>time</w:t>
+      </w:r>
+      <w:r>
+        <w:rPr>
+          <w:rFonts w:ascii="Times New Roman" w:hAnsi="Times New Roman" w:cs="Times New Roman"/>
+          <w:sz w:val="36"/>
+          <w:szCs w:val="36"/>
+        </w:rPr>
+        <w:t xml:space="preserve"> user wants. If yes then it will show Yes, else say No.</w:t>
+      </w:r>
+      <w:r>
+        <w:rPr>
+          <w:rFonts w:ascii="Times New Roman" w:hAnsi="Times New Roman" w:cs="Times New Roman"/>
+          <w:sz w:val="36"/>
+          <w:szCs w:val="36"/>
+        </w:rPr>
+        <w:t xml:space="preserve"> </w:t>
+      </w:r>
+    </w:p>
+    <w:p>
+      <w:pPr>
+        <w:rPr>
+          <w:rFonts w:ascii="Times New Roman" w:hAnsi="Times New Roman" w:cs="Times New Roman"/>
+          <w:sz w:val="36"/>
+          <w:szCs w:val="36"/>
+        </w:rPr>
+      </w:pPr>
+      <w:r>
+        <w:rPr>
+          <w:rFonts w:ascii="Times New Roman" w:hAnsi="Times New Roman" w:cs="Times New Roman"/>
+          <w:b/>
+          <w:bCs/>
+          <w:sz w:val="36"/>
+          <w:szCs w:val="36"/>
+        </w:rPr>
+        <w:t xml:space="preserve">New Booking – </w:t>
+      </w:r>
+      <w:r>
+        <w:rPr>
+          <w:rFonts w:ascii="Times New Roman" w:hAnsi="Times New Roman" w:cs="Times New Roman"/>
+          <w:sz w:val="36"/>
+          <w:szCs w:val="36"/>
+        </w:rPr>
+        <w:t xml:space="preserve">This Button </w:t>
+      </w:r>
+      <w:r>
+        <w:rPr>
+          <w:rFonts w:ascii="Times New Roman" w:hAnsi="Times New Roman" w:cs="Times New Roman"/>
+          <w:sz w:val="36"/>
+          <w:szCs w:val="36"/>
+        </w:rPr>
+        <w:t>opens</w:t>
+      </w:r>
+      <w:r>
+        <w:rPr>
+          <w:rFonts w:ascii="Times New Roman" w:hAnsi="Times New Roman" w:cs="Times New Roman"/>
+          <w:sz w:val="36"/>
+          <w:szCs w:val="36"/>
+        </w:rPr>
+        <w:t xml:space="preserve"> a form </w:t>
+      </w:r>
+      <w:r>
+        <w:rPr>
+          <w:rFonts w:ascii="Times New Roman" w:hAnsi="Times New Roman" w:cs="Times New Roman"/>
+          <w:sz w:val="36"/>
+          <w:szCs w:val="36"/>
+        </w:rPr>
+        <w:t>Booking</w:t>
+      </w:r>
+      <w:r>
+        <w:rPr>
+          <w:rFonts w:ascii="Times New Roman" w:hAnsi="Times New Roman" w:cs="Times New Roman"/>
+          <w:sz w:val="36"/>
+          <w:szCs w:val="36"/>
+        </w:rPr>
+        <w:t xml:space="preserve"> Form in which user can enter the data and view the records. Inside of this there are buttons in which,</w:t>
+      </w:r>
+    </w:p>
+    <w:p>
+      <w:pPr>
+        <w:rPr>
+          <w:rFonts w:ascii="Times New Roman" w:hAnsi="Times New Roman" w:cs="Times New Roman"/>
+          <w:sz w:val="36"/>
+          <w:szCs w:val="36"/>
+        </w:rPr>
+      </w:pPr>
+      <w:r>
+        <w:rPr>
+          <w:rFonts w:ascii="Times New Roman" w:hAnsi="Times New Roman" w:cs="Times New Roman"/>
+          <w:b/>
+          <w:bCs/>
+          <w:sz w:val="36"/>
+          <w:szCs w:val="36"/>
+        </w:rPr>
+        <w:t>Load From Inquiry Id</w:t>
+      </w:r>
+      <w:r>
+        <w:rPr>
+          <w:rFonts w:ascii="Times New Roman" w:hAnsi="Times New Roman" w:cs="Times New Roman"/>
+          <w:sz w:val="36"/>
+          <w:szCs w:val="36"/>
+        </w:rPr>
+        <w:t xml:space="preserve"> means it is like search bar it checks whether the user has made inquiry or not if inquiry is there then only the user </w:t>
+      </w:r>
+      <w:r>
+        <w:rPr>
+          <w:rFonts w:ascii="Times New Roman" w:hAnsi="Times New Roman" w:cs="Times New Roman"/>
+          <w:sz w:val="36"/>
+          <w:szCs w:val="36"/>
+        </w:rPr>
+        <w:t>can be</w:t>
+      </w:r>
+      <w:r>
+        <w:rPr>
+          <w:rFonts w:ascii="Times New Roman" w:hAnsi="Times New Roman" w:cs="Times New Roman"/>
+          <w:sz w:val="36"/>
+          <w:szCs w:val="36"/>
+        </w:rPr>
+        <w:t xml:space="preserve"> able to enter the data, also when there is already </w:t>
+      </w:r>
+      <w:proofErr w:type="gramStart"/>
+      <w:r>
+        <w:rPr>
+          <w:rFonts w:ascii="Times New Roman" w:hAnsi="Times New Roman" w:cs="Times New Roman"/>
+          <w:sz w:val="36"/>
+          <w:szCs w:val="36"/>
+        </w:rPr>
+        <w:t>a</w:t>
+      </w:r>
+      <w:proofErr w:type="gramEnd"/>
+      <w:r>
+        <w:rPr>
+          <w:rFonts w:ascii="Times New Roman" w:hAnsi="Times New Roman" w:cs="Times New Roman"/>
+          <w:sz w:val="36"/>
+          <w:szCs w:val="36"/>
+        </w:rPr>
+        <w:t xml:space="preserve"> inquiry then we just have to enter inquiry id then it will automatically fill the form.</w:t>
+      </w:r>
+    </w:p>
+    <w:p>
+      <w:pPr>
+        <w:rPr>
+          <w:rFonts w:ascii="Times New Roman" w:hAnsi="Times New Roman" w:cs="Times New Roman"/>
+          <w:b/>
+          <w:bCs/>
+          <w:sz w:val="36"/>
+          <w:szCs w:val="36"/>
+        </w:rPr>
+      </w:pPr>
+      <w:r>
+        <w:rPr>
+          <w:rFonts w:ascii="Times New Roman" w:hAnsi="Times New Roman" w:cs="Times New Roman"/>
+          <w:b/>
+          <w:bCs/>
+          <w:sz w:val="36"/>
+          <w:szCs w:val="36"/>
+        </w:rPr>
+        <w:t>Add Resources</w:t>
+      </w:r>
+      <w:r>
+        <w:rPr>
+          <w:rFonts w:ascii="Times New Roman" w:hAnsi="Times New Roman" w:cs="Times New Roman"/>
+          <w:b/>
+          <w:bCs/>
+          <w:sz w:val="36"/>
+          <w:szCs w:val="36"/>
+        </w:rPr>
+        <w:t>(rooms)</w:t>
+      </w:r>
+      <w:r>
+        <w:rPr>
+          <w:rFonts w:ascii="Times New Roman" w:hAnsi="Times New Roman" w:cs="Times New Roman"/>
+          <w:b/>
+          <w:bCs/>
+          <w:sz w:val="36"/>
+          <w:szCs w:val="36"/>
+        </w:rPr>
+        <w:t xml:space="preserve"> – </w:t>
+      </w:r>
+      <w:r>
+        <w:rPr>
+          <w:rFonts w:ascii="Times New Roman" w:hAnsi="Times New Roman" w:cs="Times New Roman"/>
+          <w:sz w:val="36"/>
+          <w:szCs w:val="36"/>
+        </w:rPr>
+        <w:t xml:space="preserve">This Button opens a form </w:t>
+      </w:r>
+      <w:r>
+        <w:rPr>
+          <w:rFonts w:ascii="Times New Roman" w:hAnsi="Times New Roman" w:cs="Times New Roman"/>
+          <w:sz w:val="36"/>
+          <w:szCs w:val="36"/>
+        </w:rPr>
+        <w:t>Resource</w:t>
+      </w:r>
+      <w:r>
+        <w:rPr>
+          <w:rFonts w:ascii="Times New Roman" w:hAnsi="Times New Roman" w:cs="Times New Roman"/>
+          <w:sz w:val="36"/>
+          <w:szCs w:val="36"/>
+        </w:rPr>
+        <w:t xml:space="preserve"> Form in which user can enter the data and view the records. Inside of this there are buttons</w:t>
+      </w:r>
+      <w:r>
+        <w:rPr>
+          <w:rFonts w:ascii="Times New Roman" w:hAnsi="Times New Roman" w:cs="Times New Roman"/>
+          <w:sz w:val="36"/>
+          <w:szCs w:val="36"/>
+        </w:rPr>
+        <w:t xml:space="preserve"> which are already shown further.</w:t>
+      </w:r>
+    </w:p>
+    <w:p>
+      <w:pPr>
+        <w:rPr>
+          <w:rFonts w:ascii="Times New Roman" w:hAnsi="Times New Roman" w:cs="Times New Roman"/>
+          <w:sz w:val="36"/>
+          <w:szCs w:val="36"/>
+        </w:rPr>
+      </w:pPr>
+      <w:r>
+        <w:rPr>
+          <w:rFonts w:ascii="Times New Roman" w:hAnsi="Times New Roman" w:cs="Times New Roman"/>
+          <w:b/>
+          <w:bCs/>
+          <w:sz w:val="36"/>
+          <w:szCs w:val="36"/>
+        </w:rPr>
+        <w:lastRenderedPageBreak/>
+        <w:t xml:space="preserve">View Inquiries – </w:t>
+      </w:r>
+      <w:r>
+        <w:rPr>
+          <w:rFonts w:ascii="Times New Roman" w:hAnsi="Times New Roman" w:cs="Times New Roman"/>
+          <w:sz w:val="36"/>
+          <w:szCs w:val="36"/>
+        </w:rPr>
+        <w:t xml:space="preserve">This Button opens </w:t>
+      </w:r>
+      <w:proofErr w:type="spellStart"/>
+      <w:proofErr w:type="gramStart"/>
+      <w:r>
+        <w:rPr>
+          <w:rFonts w:ascii="Times New Roman" w:hAnsi="Times New Roman" w:cs="Times New Roman"/>
+          <w:sz w:val="36"/>
+          <w:szCs w:val="36"/>
+        </w:rPr>
+        <w:t>a</w:t>
+      </w:r>
+      <w:proofErr w:type="spellEnd"/>
+      <w:proofErr w:type="gramEnd"/>
+      <w:r>
+        <w:rPr>
+          <w:rFonts w:ascii="Times New Roman" w:hAnsi="Times New Roman" w:cs="Times New Roman"/>
+          <w:sz w:val="36"/>
+          <w:szCs w:val="36"/>
+        </w:rPr>
+        <w:t xml:space="preserve"> </w:t>
+      </w:r>
+      <w:r>
+        <w:rPr>
+          <w:rFonts w:ascii="Times New Roman" w:hAnsi="Times New Roman" w:cs="Times New Roman"/>
+          <w:sz w:val="36"/>
+          <w:szCs w:val="36"/>
+        </w:rPr>
+        <w:t>Inquiry</w:t>
+      </w:r>
+      <w:r>
+        <w:rPr>
+          <w:rFonts w:ascii="Times New Roman" w:hAnsi="Times New Roman" w:cs="Times New Roman"/>
+          <w:sz w:val="36"/>
+          <w:szCs w:val="36"/>
+        </w:rPr>
+        <w:t xml:space="preserve"> data and</w:t>
+      </w:r>
+      <w:r>
+        <w:rPr>
+          <w:rFonts w:ascii="Times New Roman" w:hAnsi="Times New Roman" w:cs="Times New Roman"/>
+          <w:sz w:val="36"/>
+          <w:szCs w:val="36"/>
+        </w:rPr>
+        <w:t xml:space="preserve"> we can</w:t>
+      </w:r>
+      <w:r>
+        <w:rPr>
+          <w:rFonts w:ascii="Times New Roman" w:hAnsi="Times New Roman" w:cs="Times New Roman"/>
+          <w:sz w:val="36"/>
+          <w:szCs w:val="36"/>
+        </w:rPr>
+        <w:t xml:space="preserve"> view the records. Inside of this there are </w:t>
+      </w:r>
+      <w:r>
+        <w:rPr>
+          <w:rFonts w:ascii="Times New Roman" w:hAnsi="Times New Roman" w:cs="Times New Roman"/>
+          <w:sz w:val="36"/>
+          <w:szCs w:val="36"/>
+        </w:rPr>
+        <w:t xml:space="preserve">two </w:t>
+      </w:r>
+      <w:r>
+        <w:rPr>
+          <w:rFonts w:ascii="Times New Roman" w:hAnsi="Times New Roman" w:cs="Times New Roman"/>
+          <w:sz w:val="36"/>
+          <w:szCs w:val="36"/>
+        </w:rPr>
+        <w:t>buttons</w:t>
+      </w:r>
+      <w:r>
+        <w:rPr>
+          <w:rFonts w:ascii="Times New Roman" w:hAnsi="Times New Roman" w:cs="Times New Roman"/>
+          <w:sz w:val="36"/>
+          <w:szCs w:val="36"/>
+        </w:rPr>
+        <w:t xml:space="preserve"> name</w:t>
+      </w:r>
+    </w:p>
+    <w:p>
+      <w:pPr>
+        <w:rPr>
+          <w:rFonts w:ascii="Times New Roman" w:hAnsi="Times New Roman" w:cs="Times New Roman"/>
+          <w:sz w:val="36"/>
+          <w:szCs w:val="36"/>
+        </w:rPr>
+      </w:pPr>
+      <w:r>
+        <w:rPr>
+          <w:rFonts w:ascii="Times New Roman" w:hAnsi="Times New Roman" w:cs="Times New Roman"/>
+          <w:b/>
+          <w:bCs/>
+          <w:sz w:val="36"/>
+          <w:szCs w:val="36"/>
+        </w:rPr>
+        <w:t>Open Inquiry –</w:t>
+      </w:r>
+      <w:r>
+        <w:rPr>
+          <w:rFonts w:ascii="Times New Roman" w:hAnsi="Times New Roman" w:cs="Times New Roman"/>
+          <w:sz w:val="36"/>
+          <w:szCs w:val="36"/>
+        </w:rPr>
+        <w:t xml:space="preserve"> It shows latest inquiries and shows the rooms which are not booked only inquiry is there, and </w:t>
+      </w:r>
+    </w:p>
+    <w:p>
+      <w:pPr>
+        <w:rPr>
+          <w:rFonts w:ascii="Times New Roman" w:hAnsi="Times New Roman" w:cs="Times New Roman"/>
+          <w:sz w:val="36"/>
+          <w:szCs w:val="36"/>
+        </w:rPr>
+      </w:pPr>
+      <w:r>
+        <w:rPr>
+          <w:rFonts w:ascii="Times New Roman" w:hAnsi="Times New Roman" w:cs="Times New Roman"/>
+          <w:b/>
+          <w:bCs/>
+          <w:sz w:val="36"/>
+          <w:szCs w:val="36"/>
+        </w:rPr>
+        <w:t>Closed Inquiry –</w:t>
+      </w:r>
+      <w:r>
+        <w:rPr>
+          <w:rFonts w:ascii="Times New Roman" w:hAnsi="Times New Roman" w:cs="Times New Roman"/>
+          <w:sz w:val="36"/>
+          <w:szCs w:val="36"/>
+        </w:rPr>
+        <w:t xml:space="preserve"> </w:t>
+      </w:r>
+      <w:r>
+        <w:rPr>
+          <w:rFonts w:ascii="Times New Roman" w:hAnsi="Times New Roman" w:cs="Times New Roman"/>
+          <w:sz w:val="36"/>
+          <w:szCs w:val="36"/>
+        </w:rPr>
+        <w:t>I</w:t>
+      </w:r>
+      <w:r>
+        <w:rPr>
+          <w:rFonts w:ascii="Times New Roman" w:hAnsi="Times New Roman" w:cs="Times New Roman"/>
+          <w:sz w:val="36"/>
+          <w:szCs w:val="36"/>
+        </w:rPr>
+        <w:t>t shows the rooms which are already booked.</w:t>
+      </w:r>
+    </w:p>
+    <w:p>
+      <w:pPr>
+        <w:rPr>
+          <w:rFonts w:ascii="Times New Roman" w:hAnsi="Times New Roman" w:cs="Times New Roman"/>
+          <w:sz w:val="36"/>
+          <w:szCs w:val="36"/>
+        </w:rPr>
+      </w:pPr>
+      <w:r>
+        <w:rPr>
+          <w:rFonts w:ascii="Times New Roman" w:hAnsi="Times New Roman" w:cs="Times New Roman"/>
+          <w:b/>
+          <w:bCs/>
+          <w:sz w:val="36"/>
+          <w:szCs w:val="36"/>
+        </w:rPr>
+        <w:t xml:space="preserve">View Bookings – </w:t>
+      </w:r>
+      <w:r>
+        <w:rPr>
+          <w:rFonts w:ascii="Times New Roman" w:hAnsi="Times New Roman" w:cs="Times New Roman"/>
+          <w:sz w:val="36"/>
+          <w:szCs w:val="36"/>
+        </w:rPr>
+        <w:t>I</w:t>
+      </w:r>
+      <w:r>
+        <w:rPr>
+          <w:rFonts w:ascii="Times New Roman" w:hAnsi="Times New Roman" w:cs="Times New Roman"/>
+          <w:sz w:val="36"/>
+          <w:szCs w:val="36"/>
+        </w:rPr>
+        <w:t>t shows the rooms which are already booked</w:t>
+      </w:r>
+      <w:r>
+        <w:rPr>
+          <w:rFonts w:ascii="Times New Roman" w:hAnsi="Times New Roman" w:cs="Times New Roman"/>
+          <w:sz w:val="36"/>
+          <w:szCs w:val="36"/>
+        </w:rPr>
+        <w:t xml:space="preserve"> and by whom in detailed.</w:t>
+      </w:r>
+      <w:r>
+        <w:rPr>
+          <w:rFonts w:ascii="Times New Roman" w:hAnsi="Times New Roman" w:cs="Times New Roman"/>
+          <w:sz w:val="36"/>
+          <w:szCs w:val="36"/>
+        </w:rPr>
+        <w:t xml:space="preserve"> </w:t>
+      </w:r>
+      <w:r>
+        <w:rPr>
+          <w:rFonts w:ascii="Times New Roman" w:hAnsi="Times New Roman" w:cs="Times New Roman"/>
+          <w:sz w:val="36"/>
+          <w:szCs w:val="36"/>
+        </w:rPr>
+        <w:t xml:space="preserve">Inside of this there </w:t>
+      </w:r>
+      <w:r>
+        <w:rPr>
+          <w:rFonts w:ascii="Times New Roman" w:hAnsi="Times New Roman" w:cs="Times New Roman"/>
+          <w:sz w:val="36"/>
+          <w:szCs w:val="36"/>
+        </w:rPr>
+        <w:t xml:space="preserve">is a </w:t>
+      </w:r>
+      <w:r>
+        <w:rPr>
+          <w:rFonts w:ascii="Times New Roman" w:hAnsi="Times New Roman" w:cs="Times New Roman"/>
+          <w:sz w:val="36"/>
+          <w:szCs w:val="36"/>
+        </w:rPr>
+        <w:t>button name</w:t>
+      </w:r>
+      <w:r>
+        <w:rPr>
+          <w:rFonts w:ascii="Times New Roman" w:hAnsi="Times New Roman" w:cs="Times New Roman"/>
+          <w:sz w:val="36"/>
+          <w:szCs w:val="36"/>
+        </w:rPr>
+        <w:t>d</w:t>
+      </w:r>
+    </w:p>
+    <w:p>
+      <w:pPr>
+        <w:rPr>
+          <w:rFonts w:ascii="Times New Roman" w:hAnsi="Times New Roman" w:cs="Times New Roman"/>
+          <w:sz w:val="36"/>
+          <w:szCs w:val="36"/>
+        </w:rPr>
+      </w:pPr>
+      <w:r>
+        <w:rPr>
+          <w:rFonts w:ascii="Times New Roman" w:hAnsi="Times New Roman" w:cs="Times New Roman"/>
+          <w:b/>
+          <w:bCs/>
+          <w:sz w:val="36"/>
+          <w:szCs w:val="36"/>
+        </w:rPr>
+        <w:t>Search Booking</w:t>
+      </w:r>
+      <w:r>
+        <w:rPr>
+          <w:rFonts w:ascii="Times New Roman" w:hAnsi="Times New Roman" w:cs="Times New Roman"/>
+          <w:sz w:val="36"/>
+          <w:szCs w:val="36"/>
+        </w:rPr>
+        <w:t xml:space="preserve"> in which it will ask user to enter the date and then it shows the room which is booked between this date.</w:t>
+      </w:r>
+    </w:p>
+    <w:p>
+      <w:pPr>
+        <w:rPr>
+          <w:rFonts w:ascii="Times New Roman" w:hAnsi="Times New Roman" w:cs="Times New Roman"/>
+          <w:sz w:val="36"/>
+          <w:szCs w:val="36"/>
+        </w:rPr>
+      </w:pPr>
+      <w:r>
+        <w:rPr>
+          <w:rFonts w:ascii="Times New Roman" w:hAnsi="Times New Roman" w:cs="Times New Roman"/>
+          <w:b/>
+          <w:bCs/>
+          <w:sz w:val="36"/>
+          <w:szCs w:val="36"/>
+        </w:rPr>
+        <w:t>View Resources –</w:t>
+      </w:r>
+      <w:r>
+        <w:rPr>
+          <w:rFonts w:ascii="Times New Roman" w:hAnsi="Times New Roman" w:cs="Times New Roman"/>
+          <w:b/>
+          <w:bCs/>
+          <w:sz w:val="36"/>
+          <w:szCs w:val="36"/>
+        </w:rPr>
+        <w:t xml:space="preserve"> </w:t>
+      </w:r>
+      <w:r>
+        <w:rPr>
+          <w:rFonts w:ascii="Times New Roman" w:hAnsi="Times New Roman" w:cs="Times New Roman"/>
+          <w:sz w:val="36"/>
+          <w:szCs w:val="36"/>
+        </w:rPr>
+        <w:t xml:space="preserve">This Button opens a Resource </w:t>
+      </w:r>
+      <w:r>
+        <w:rPr>
+          <w:rFonts w:ascii="Times New Roman" w:hAnsi="Times New Roman" w:cs="Times New Roman"/>
+          <w:sz w:val="36"/>
+          <w:szCs w:val="36"/>
+        </w:rPr>
+        <w:t xml:space="preserve">records. </w:t>
+      </w:r>
+      <w:r>
+        <w:rPr>
+          <w:rFonts w:ascii="Times New Roman" w:hAnsi="Times New Roman" w:cs="Times New Roman"/>
+          <w:sz w:val="36"/>
+          <w:szCs w:val="36"/>
+        </w:rPr>
+        <w:t>Inside of this there are two buttons name</w:t>
+      </w:r>
+      <w:r>
+        <w:rPr>
+          <w:rFonts w:ascii="Times New Roman" w:hAnsi="Times New Roman" w:cs="Times New Roman"/>
+          <w:sz w:val="36"/>
+          <w:szCs w:val="36"/>
+        </w:rPr>
+        <w:t xml:space="preserve"> </w:t>
+      </w:r>
+    </w:p>
+    <w:p>
+      <w:pPr>
+        <w:rPr>
+          <w:rFonts w:ascii="Times New Roman" w:hAnsi="Times New Roman" w:cs="Times New Roman"/>
+          <w:sz w:val="36"/>
+          <w:szCs w:val="36"/>
+        </w:rPr>
+      </w:pPr>
+      <w:r>
+        <w:rPr>
+          <w:rFonts w:ascii="Times New Roman" w:hAnsi="Times New Roman" w:cs="Times New Roman"/>
+          <w:b/>
+          <w:bCs/>
+          <w:sz w:val="36"/>
+          <w:szCs w:val="36"/>
+        </w:rPr>
+        <w:t>Available Room</w:t>
+      </w:r>
+      <w:r>
+        <w:rPr>
+          <w:rFonts w:ascii="Times New Roman" w:hAnsi="Times New Roman" w:cs="Times New Roman"/>
+          <w:sz w:val="36"/>
+          <w:szCs w:val="36"/>
+        </w:rPr>
+        <w:t xml:space="preserve"> </w:t>
+      </w:r>
+      <w:r>
+        <w:rPr>
+          <w:rFonts w:ascii="Times New Roman" w:hAnsi="Times New Roman" w:cs="Times New Roman"/>
+          <w:b/>
+          <w:bCs/>
+          <w:sz w:val="36"/>
+          <w:szCs w:val="36"/>
+        </w:rPr>
+        <w:t>–</w:t>
+      </w:r>
+      <w:r>
+        <w:rPr>
+          <w:rFonts w:ascii="Times New Roman" w:hAnsi="Times New Roman" w:cs="Times New Roman"/>
+          <w:sz w:val="36"/>
+          <w:szCs w:val="36"/>
+        </w:rPr>
+        <w:t xml:space="preserve"> The room which are available and not booked yet and </w:t>
+      </w:r>
+      <w:r>
+        <w:rPr>
+          <w:rFonts w:ascii="Times New Roman" w:hAnsi="Times New Roman" w:cs="Times New Roman"/>
+          <w:b/>
+          <w:bCs/>
+          <w:sz w:val="36"/>
+          <w:szCs w:val="36"/>
+        </w:rPr>
+        <w:t>Booked Room</w:t>
+      </w:r>
+      <w:r>
+        <w:rPr>
+          <w:rFonts w:ascii="Times New Roman" w:hAnsi="Times New Roman" w:cs="Times New Roman"/>
+          <w:sz w:val="36"/>
+          <w:szCs w:val="36"/>
+        </w:rPr>
+        <w:t xml:space="preserve"> </w:t>
+      </w:r>
+      <w:r>
+        <w:rPr>
+          <w:rFonts w:ascii="Times New Roman" w:hAnsi="Times New Roman" w:cs="Times New Roman"/>
+          <w:b/>
+          <w:bCs/>
+          <w:sz w:val="36"/>
+          <w:szCs w:val="36"/>
+        </w:rPr>
+        <w:t>–</w:t>
+      </w:r>
+      <w:r>
+        <w:rPr>
+          <w:rFonts w:ascii="Times New Roman" w:hAnsi="Times New Roman" w:cs="Times New Roman"/>
+          <w:sz w:val="36"/>
+          <w:szCs w:val="36"/>
+        </w:rPr>
+        <w:t xml:space="preserve"> The room which is already booked now other cannot book until the booking is over.</w:t>
+      </w:r>
+    </w:p>
+    <w:p>
+      <w:pPr>
+        <w:rPr>
+          <w:rFonts w:ascii="Times New Roman" w:hAnsi="Times New Roman" w:cs="Times New Roman"/>
+          <w:sz w:val="36"/>
+          <w:szCs w:val="36"/>
+        </w:rPr>
+      </w:pPr>
+      <w:r>
+        <w:rPr>
+          <w:rFonts w:ascii="Times New Roman" w:hAnsi="Times New Roman" w:cs="Times New Roman"/>
+          <w:b/>
+          <w:bCs/>
+          <w:sz w:val="36"/>
+          <w:szCs w:val="36"/>
+        </w:rPr>
+        <w:t>Logout –</w:t>
+      </w:r>
+      <w:r>
+        <w:rPr>
+          <w:rFonts w:ascii="Times New Roman" w:hAnsi="Times New Roman" w:cs="Times New Roman"/>
+          <w:b/>
+          <w:bCs/>
+          <w:sz w:val="36"/>
+          <w:szCs w:val="36"/>
+        </w:rPr>
+        <w:t xml:space="preserve"> </w:t>
+      </w:r>
+      <w:r>
+        <w:rPr>
+          <w:rFonts w:ascii="Times New Roman" w:hAnsi="Times New Roman" w:cs="Times New Roman"/>
+          <w:sz w:val="36"/>
+          <w:szCs w:val="36"/>
+        </w:rPr>
+        <w:t>It will redirect the user to back to Login page</w:t>
+      </w:r>
+    </w:p>
+    <w:p>
+      <w:pPr>
+        <w:rPr>
+          <w:rFonts w:ascii="Times New Roman" w:hAnsi="Times New Roman" w:cs="Times New Roman"/>
+          <w:sz w:val="36"/>
+          <w:szCs w:val="36"/>
+        </w:rPr>
+      </w:pPr>
+      <w:r>
+        <w:rPr>
+          <w:rFonts w:ascii="Times New Roman" w:hAnsi="Times New Roman" w:cs="Times New Roman"/>
+          <w:b/>
+          <w:bCs/>
+          <w:sz w:val="36"/>
+          <w:szCs w:val="36"/>
+        </w:rPr>
+        <w:t>Back –</w:t>
+      </w:r>
+      <w:r>
+        <w:rPr>
+          <w:rFonts w:ascii="Times New Roman" w:hAnsi="Times New Roman" w:cs="Times New Roman"/>
+          <w:sz w:val="36"/>
+          <w:szCs w:val="36"/>
+        </w:rPr>
+        <w:t xml:space="preserve"> It will redirect user to Previous Page.</w:t>
+      </w:r>
     </w:p>
     <w:p>
       <w:pPr>
@@ -993,7 +1936,25 @@
           <w:sz w:val="36"/>
           <w:szCs w:val="36"/>
         </w:rPr>
-        <w:t>This is the login page which shows to fill id and password, if both are correct then only user can go further. This is created for verifying the user(for security purpose).</w:t>
+        <w:t xml:space="preserve">This is the login page which shows to fill id and password, if both are correct then only user can go further. This is created for verifying the </w:t>
+      </w:r>
+      <w:proofErr w:type="gramStart"/>
+      <w:r>
+        <w:rPr>
+          <w:rFonts w:ascii="Times New Roman" w:hAnsi="Times New Roman" w:cs="Times New Roman"/>
+          <w:sz w:val="36"/>
+          <w:szCs w:val="36"/>
+        </w:rPr>
+        <w:t>user(</w:t>
+      </w:r>
+      <w:proofErr w:type="gramEnd"/>
+      <w:r>
+        <w:rPr>
+          <w:rFonts w:ascii="Times New Roman" w:hAnsi="Times New Roman" w:cs="Times New Roman"/>
+          <w:sz w:val="36"/>
+          <w:szCs w:val="36"/>
+        </w:rPr>
+        <w:t>for security purpose).</w:t>
       </w:r>
     </w:p>
     <w:p>
@@ -1154,7 +2115,25 @@
           <w:sz w:val="36"/>
           <w:szCs w:val="36"/>
         </w:rPr>
-        <w:t xml:space="preserve"> And this are the buttons with different usage.</w:t>
+        <w:t xml:space="preserve"> And </w:t>
+      </w:r>
+      <w:proofErr w:type="gramStart"/>
+      <w:r>
+        <w:rPr>
+          <w:rFonts w:ascii="Times New Roman" w:hAnsi="Times New Roman" w:cs="Times New Roman"/>
+          <w:sz w:val="36"/>
+          <w:szCs w:val="36"/>
+        </w:rPr>
+        <w:t>this</w:t>
+      </w:r>
+      <w:proofErr w:type="gramEnd"/>
+      <w:r>
+        <w:rPr>
+          <w:rFonts w:ascii="Times New Roman" w:hAnsi="Times New Roman" w:cs="Times New Roman"/>
+          <w:sz w:val="36"/>
+          <w:szCs w:val="36"/>
+        </w:rPr>
+        <w:t xml:space="preserve"> are the buttons with different usage.</w:t>
       </w:r>
     </w:p>
     <w:p>
@@ -1357,7 +2336,25 @@
           <w:sz w:val="36"/>
           <w:szCs w:val="36"/>
         </w:rPr>
-        <w:t xml:space="preserve"> You can book the room</w:t>
+        <w:t xml:space="preserve"> </w:t>
+      </w:r>
+      <w:proofErr w:type="gramStart"/>
+      <w:r>
+        <w:rPr>
+          <w:rFonts w:ascii="Times New Roman" w:hAnsi="Times New Roman" w:cs="Times New Roman"/>
+          <w:sz w:val="36"/>
+          <w:szCs w:val="36"/>
+        </w:rPr>
+        <w:t>You</w:t>
+      </w:r>
+      <w:proofErr w:type="gramEnd"/>
+      <w:r>
+        <w:rPr>
+          <w:rFonts w:ascii="Times New Roman" w:hAnsi="Times New Roman" w:cs="Times New Roman"/>
+          <w:sz w:val="36"/>
+          <w:szCs w:val="36"/>
+        </w:rPr>
+        <w:t xml:space="preserve"> can book the room</w:t>
       </w:r>
     </w:p>
     <w:p>
@@ -3667,6 +4664,7 @@
   <w:style w:type="paragraph" w:default="1" w:styleId="Normal">
     <w:name w:val="Normal"/>
     <w:qFormat/>
+    <w:rsid w:val="00216493"/>
   </w:style>
   <w:style w:type="paragraph" w:styleId="Heading1">
     <w:name w:val="heading 1"/>

--- a/CoWorkSpaceBooking_Report.docx
+++ b/CoWorkSpaceBooking_Report.docx
@@ -569,25 +569,7 @@
           <w:sz w:val="36"/>
           <w:szCs w:val="36"/>
         </w:rPr>
-        <w:t xml:space="preserve"> This application makes the work easier and </w:t>
-      </w:r>
-      <w:proofErr w:type="gramStart"/>
-      <w:r>
-        <w:rPr>
-          <w:rFonts w:ascii="Times New Roman" w:hAnsi="Times New Roman" w:cs="Times New Roman"/>
-          <w:sz w:val="36"/>
-          <w:szCs w:val="36"/>
-        </w:rPr>
-        <w:t>fast</w:t>
-      </w:r>
-      <w:proofErr w:type="gramEnd"/>
-      <w:r>
-        <w:rPr>
-          <w:rFonts w:ascii="Times New Roman" w:hAnsi="Times New Roman" w:cs="Times New Roman"/>
-          <w:sz w:val="36"/>
-          <w:szCs w:val="36"/>
-        </w:rPr>
-        <w:t xml:space="preserve"> to make the bookings for the </w:t>
+        <w:t xml:space="preserve"> This application makes the work easier and fast to make the bookings for the </w:t>
       </w:r>
       <w:r>
         <w:rPr>
@@ -963,25 +945,7 @@
           <w:sz w:val="36"/>
           <w:szCs w:val="36"/>
         </w:rPr>
-        <w:t xml:space="preserve"> the data from text </w:t>
-      </w:r>
-      <w:proofErr w:type="gramStart"/>
-      <w:r>
-        <w:rPr>
-          <w:rFonts w:ascii="Times New Roman" w:hAnsi="Times New Roman" w:cs="Times New Roman"/>
-          <w:sz w:val="36"/>
-          <w:szCs w:val="36"/>
-        </w:rPr>
-        <w:t>fields, and</w:t>
-      </w:r>
-      <w:proofErr w:type="gramEnd"/>
-      <w:r>
-        <w:rPr>
-          <w:rFonts w:ascii="Times New Roman" w:hAnsi="Times New Roman" w:cs="Times New Roman"/>
-          <w:sz w:val="36"/>
-          <w:szCs w:val="36"/>
-        </w:rPr>
-        <w:t xml:space="preserve"> </w:t>
+        <w:t xml:space="preserve"> the data from text fields, and </w:t>
       </w:r>
       <w:r>
         <w:rPr>
@@ -1184,25 +1148,7 @@
           <w:sz w:val="36"/>
           <w:szCs w:val="36"/>
         </w:rPr>
-        <w:t xml:space="preserve"> able to enter the data, also when there is already </w:t>
-      </w:r>
-      <w:proofErr w:type="gramStart"/>
-      <w:r>
-        <w:rPr>
-          <w:rFonts w:ascii="Times New Roman" w:hAnsi="Times New Roman" w:cs="Times New Roman"/>
-          <w:sz w:val="36"/>
-          <w:szCs w:val="36"/>
-        </w:rPr>
-        <w:t>a</w:t>
-      </w:r>
-      <w:proofErr w:type="gramEnd"/>
-      <w:r>
-        <w:rPr>
-          <w:rFonts w:ascii="Times New Roman" w:hAnsi="Times New Roman" w:cs="Times New Roman"/>
-          <w:sz w:val="36"/>
-          <w:szCs w:val="36"/>
-        </w:rPr>
-        <w:t xml:space="preserve"> inquiry then we just have to enter inquiry id then it will automatically fill the form.</w:t>
+        <w:t xml:space="preserve"> able to enter the data, also when there is already a inquiry then we just have to enter inquiry id then it will automatically fill the form.</w:t>
       </w:r>
     </w:p>
     <w:p>
@@ -1306,7 +1252,6 @@
         <w:t xml:space="preserve">This Button opens </w:t>
       </w:r>
       <w:proofErr w:type="spellStart"/>
-      <w:proofErr w:type="gramStart"/>
       <w:r>
         <w:rPr>
           <w:rFonts w:ascii="Times New Roman" w:hAnsi="Times New Roman" w:cs="Times New Roman"/>
@@ -1316,7 +1261,6 @@
         <w:t>a</w:t>
       </w:r>
       <w:proofErr w:type="spellEnd"/>
-      <w:proofErr w:type="gramEnd"/>
       <w:r>
         <w:rPr>
           <w:rFonts w:ascii="Times New Roman" w:hAnsi="Times New Roman" w:cs="Times New Roman"/>
@@ -1767,6 +1711,268 @@
         </w:rPr>
         <w:t xml:space="preserve"> It will redirect user to Previous Page.</w:t>
       </w:r>
+    </w:p>
+    <w:p>
+      <w:pPr>
+        <w:rPr>
+          <w:rFonts w:ascii="Times New Roman" w:hAnsi="Times New Roman" w:cs="Times New Roman"/>
+          <w:b/>
+          <w:bCs/>
+          <w:sz w:val="36"/>
+          <w:szCs w:val="36"/>
+        </w:rPr>
+      </w:pPr>
+    </w:p>
+    <w:p>
+      <w:pPr>
+        <w:rPr>
+          <w:rFonts w:ascii="Times New Roman" w:hAnsi="Times New Roman" w:cs="Times New Roman"/>
+          <w:b/>
+          <w:bCs/>
+          <w:sz w:val="36"/>
+          <w:szCs w:val="36"/>
+        </w:rPr>
+      </w:pPr>
+      <w:r>
+        <w:rPr>
+          <w:rFonts w:ascii="Times New Roman" w:hAnsi="Times New Roman" w:cs="Times New Roman"/>
+          <w:b/>
+          <w:bCs/>
+          <w:sz w:val="36"/>
+          <w:szCs w:val="36"/>
+        </w:rPr>
+        <w:t>Main Modules</w:t>
+      </w:r>
+    </w:p>
+    <w:p>
+      <w:pPr>
+        <w:rPr>
+          <w:rFonts w:ascii="Times New Roman" w:hAnsi="Times New Roman" w:cs="Times New Roman"/>
+          <w:sz w:val="36"/>
+          <w:szCs w:val="36"/>
+        </w:rPr>
+      </w:pPr>
+      <w:r>
+        <w:rPr>
+          <w:rFonts w:ascii="Times New Roman" w:hAnsi="Times New Roman" w:cs="Times New Roman"/>
+          <w:sz w:val="36"/>
+          <w:szCs w:val="36"/>
+        </w:rPr>
+        <w:t>The Main Modules are Users, Inquiries, Dashboard, Resources and Login.</w:t>
+      </w:r>
+    </w:p>
+    <w:p>
+      <w:pPr>
+        <w:rPr>
+          <w:rFonts w:ascii="Times New Roman" w:hAnsi="Times New Roman" w:cs="Times New Roman"/>
+          <w:sz w:val="36"/>
+          <w:szCs w:val="36"/>
+        </w:rPr>
+      </w:pPr>
+      <w:r>
+        <w:rPr>
+          <w:rFonts w:ascii="Times New Roman" w:hAnsi="Times New Roman" w:cs="Times New Roman"/>
+          <w:sz w:val="36"/>
+          <w:szCs w:val="36"/>
+        </w:rPr>
+        <w:t>Users – it specifies the staff whom we have given different ID and Passwords for security reasons.</w:t>
+      </w:r>
+    </w:p>
+    <w:p>
+      <w:pPr>
+        <w:rPr>
+          <w:rFonts w:ascii="Times New Roman" w:hAnsi="Times New Roman" w:cs="Times New Roman"/>
+          <w:sz w:val="36"/>
+          <w:szCs w:val="36"/>
+        </w:rPr>
+      </w:pPr>
+      <w:r>
+        <w:rPr>
+          <w:rFonts w:ascii="Times New Roman" w:hAnsi="Times New Roman" w:cs="Times New Roman"/>
+          <w:sz w:val="36"/>
+          <w:szCs w:val="36"/>
+        </w:rPr>
+        <w:lastRenderedPageBreak/>
+        <w:t>Inquiries</w:t>
+      </w:r>
+      <w:r>
+        <w:rPr>
+          <w:rFonts w:ascii="Times New Roman" w:hAnsi="Times New Roman" w:cs="Times New Roman"/>
+          <w:sz w:val="36"/>
+          <w:szCs w:val="36"/>
+        </w:rPr>
+        <w:t xml:space="preserve"> – in which user will ask for the resources he or she wants. It is just questioning stage not yet conformed.</w:t>
+      </w:r>
+    </w:p>
+    <w:p>
+      <w:pPr>
+        <w:rPr>
+          <w:rFonts w:ascii="Times New Roman" w:hAnsi="Times New Roman" w:cs="Times New Roman"/>
+          <w:sz w:val="36"/>
+          <w:szCs w:val="36"/>
+        </w:rPr>
+      </w:pPr>
+      <w:r>
+        <w:rPr>
+          <w:rFonts w:ascii="Times New Roman" w:hAnsi="Times New Roman" w:cs="Times New Roman"/>
+          <w:sz w:val="36"/>
+          <w:szCs w:val="36"/>
+        </w:rPr>
+        <w:t>Dashboard</w:t>
+      </w:r>
+      <w:r>
+        <w:rPr>
+          <w:rFonts w:ascii="Times New Roman" w:hAnsi="Times New Roman" w:cs="Times New Roman"/>
+          <w:sz w:val="36"/>
+          <w:szCs w:val="36"/>
+        </w:rPr>
+        <w:t xml:space="preserve"> – A layout which staff get after successfully login in which all the working </w:t>
+      </w:r>
+      <w:r>
+        <w:rPr>
+          <w:rFonts w:ascii="Times New Roman" w:hAnsi="Times New Roman" w:cs="Times New Roman"/>
+          <w:sz w:val="36"/>
+          <w:szCs w:val="36"/>
+        </w:rPr>
+        <w:t>is</w:t>
+      </w:r>
+      <w:r>
+        <w:rPr>
+          <w:rFonts w:ascii="Times New Roman" w:hAnsi="Times New Roman" w:cs="Times New Roman"/>
+          <w:sz w:val="36"/>
+          <w:szCs w:val="36"/>
+        </w:rPr>
+        <w:t xml:space="preserve"> displayed.</w:t>
+      </w:r>
+    </w:p>
+    <w:p>
+      <w:pPr>
+        <w:rPr>
+          <w:rFonts w:ascii="Times New Roman" w:hAnsi="Times New Roman" w:cs="Times New Roman"/>
+          <w:sz w:val="36"/>
+          <w:szCs w:val="36"/>
+        </w:rPr>
+      </w:pPr>
+      <w:r>
+        <w:rPr>
+          <w:rFonts w:ascii="Times New Roman" w:hAnsi="Times New Roman" w:cs="Times New Roman"/>
+          <w:sz w:val="36"/>
+          <w:szCs w:val="36"/>
+        </w:rPr>
+        <w:t>Resources</w:t>
+      </w:r>
+      <w:r>
+        <w:rPr>
+          <w:rFonts w:ascii="Times New Roman" w:hAnsi="Times New Roman" w:cs="Times New Roman"/>
+          <w:sz w:val="36"/>
+          <w:szCs w:val="36"/>
+        </w:rPr>
+        <w:t xml:space="preserve"> – It specifies the Rooms like what type of room is it and its </w:t>
+      </w:r>
+      <w:r>
+        <w:rPr>
+          <w:rFonts w:ascii="Times New Roman" w:hAnsi="Times New Roman" w:cs="Times New Roman"/>
+          <w:sz w:val="36"/>
+          <w:szCs w:val="36"/>
+        </w:rPr>
+        <w:t>features and</w:t>
+      </w:r>
+      <w:r>
+        <w:rPr>
+          <w:rFonts w:ascii="Times New Roman" w:hAnsi="Times New Roman" w:cs="Times New Roman"/>
+          <w:sz w:val="36"/>
+          <w:szCs w:val="36"/>
+        </w:rPr>
+        <w:t xml:space="preserve"> is allocated with different ID numbers.</w:t>
+      </w:r>
+    </w:p>
+    <w:p>
+      <w:pPr>
+        <w:rPr>
+          <w:rFonts w:ascii="Times New Roman" w:hAnsi="Times New Roman" w:cs="Times New Roman"/>
+          <w:sz w:val="36"/>
+          <w:szCs w:val="36"/>
+        </w:rPr>
+      </w:pPr>
+      <w:r>
+        <w:rPr>
+          <w:rFonts w:ascii="Times New Roman" w:hAnsi="Times New Roman" w:cs="Times New Roman"/>
+          <w:sz w:val="36"/>
+          <w:szCs w:val="36"/>
+        </w:rPr>
+        <w:t>Login</w:t>
+      </w:r>
+      <w:r>
+        <w:rPr>
+          <w:rFonts w:ascii="Times New Roman" w:hAnsi="Times New Roman" w:cs="Times New Roman"/>
+          <w:sz w:val="36"/>
+          <w:szCs w:val="36"/>
+        </w:rPr>
+        <w:t xml:space="preserve"> – It’s the first step to verify the user. Only user with key can go further.</w:t>
+      </w:r>
+    </w:p>
+    <w:p>
+      <w:pPr>
+        <w:rPr>
+          <w:rFonts w:ascii="Times New Roman" w:hAnsi="Times New Roman" w:cs="Times New Roman"/>
+          <w:sz w:val="36"/>
+          <w:szCs w:val="36"/>
+        </w:rPr>
+      </w:pPr>
+    </w:p>
+    <w:p>
+      <w:pPr>
+        <w:rPr>
+          <w:rFonts w:ascii="Times New Roman" w:hAnsi="Times New Roman" w:cs="Times New Roman"/>
+          <w:sz w:val="36"/>
+          <w:szCs w:val="36"/>
+        </w:rPr>
+      </w:pPr>
+    </w:p>
+    <w:p>
+      <w:pPr>
+        <w:rPr>
+          <w:rFonts w:ascii="Times New Roman" w:hAnsi="Times New Roman" w:cs="Times New Roman"/>
+          <w:sz w:val="36"/>
+          <w:szCs w:val="36"/>
+        </w:rPr>
+      </w:pPr>
+    </w:p>
+    <w:p>
+      <w:pPr>
+        <w:rPr>
+          <w:rFonts w:ascii="Times New Roman" w:hAnsi="Times New Roman" w:cs="Times New Roman"/>
+          <w:sz w:val="36"/>
+          <w:szCs w:val="36"/>
+        </w:rPr>
+      </w:pPr>
+    </w:p>
+    <w:p>
+      <w:pPr>
+        <w:rPr>
+          <w:rFonts w:ascii="Times New Roman" w:hAnsi="Times New Roman" w:cs="Times New Roman"/>
+          <w:sz w:val="36"/>
+          <w:szCs w:val="36"/>
+        </w:rPr>
+      </w:pPr>
+    </w:p>
+    <w:p>
+      <w:pPr>
+        <w:rPr>
+          <w:rFonts w:ascii="Times New Roman" w:hAnsi="Times New Roman" w:cs="Times New Roman"/>
+          <w:sz w:val="36"/>
+          <w:szCs w:val="36"/>
+        </w:rPr>
+      </w:pPr>
+    </w:p>
+    <w:p>
+      <w:pPr>
+        <w:rPr>
+          <w:rFonts w:ascii="Times New Roman" w:hAnsi="Times New Roman" w:cs="Times New Roman"/>
+          <w:sz w:val="36"/>
+          <w:szCs w:val="36"/>
+        </w:rPr>
+      </w:pPr>
     </w:p>
     <w:p>
       <w:pPr>
@@ -1936,25 +2142,7 @@
           <w:sz w:val="36"/>
           <w:szCs w:val="36"/>
         </w:rPr>
-        <w:t xml:space="preserve">This is the login page which shows to fill id and password, if both are correct then only user can go further. This is created for verifying the </w:t>
-      </w:r>
-      <w:proofErr w:type="gramStart"/>
-      <w:r>
-        <w:rPr>
-          <w:rFonts w:ascii="Times New Roman" w:hAnsi="Times New Roman" w:cs="Times New Roman"/>
-          <w:sz w:val="36"/>
-          <w:szCs w:val="36"/>
-        </w:rPr>
-        <w:t>user(</w:t>
-      </w:r>
-      <w:proofErr w:type="gramEnd"/>
-      <w:r>
-        <w:rPr>
-          <w:rFonts w:ascii="Times New Roman" w:hAnsi="Times New Roman" w:cs="Times New Roman"/>
-          <w:sz w:val="36"/>
-          <w:szCs w:val="36"/>
-        </w:rPr>
-        <w:t>for security purpose).</w:t>
+        <w:t>This is the login page which shows to fill id and password, if both are correct then only user can go further. This is created for verifying the user(for security purpose).</w:t>
       </w:r>
     </w:p>
     <w:p>
@@ -2115,25 +2303,7 @@
           <w:sz w:val="36"/>
           <w:szCs w:val="36"/>
         </w:rPr>
-        <w:t xml:space="preserve"> And </w:t>
-      </w:r>
-      <w:proofErr w:type="gramStart"/>
-      <w:r>
-        <w:rPr>
-          <w:rFonts w:ascii="Times New Roman" w:hAnsi="Times New Roman" w:cs="Times New Roman"/>
-          <w:sz w:val="36"/>
-          <w:szCs w:val="36"/>
-        </w:rPr>
-        <w:t>this</w:t>
-      </w:r>
-      <w:proofErr w:type="gramEnd"/>
-      <w:r>
-        <w:rPr>
-          <w:rFonts w:ascii="Times New Roman" w:hAnsi="Times New Roman" w:cs="Times New Roman"/>
-          <w:sz w:val="36"/>
-          <w:szCs w:val="36"/>
-        </w:rPr>
-        <w:t xml:space="preserve"> are the buttons with different usage.</w:t>
+        <w:t xml:space="preserve"> And this are the buttons with different usage.</w:t>
       </w:r>
     </w:p>
     <w:p>
@@ -2336,25 +2506,7 @@
           <w:sz w:val="36"/>
           <w:szCs w:val="36"/>
         </w:rPr>
-        <w:t xml:space="preserve"> </w:t>
-      </w:r>
-      <w:proofErr w:type="gramStart"/>
-      <w:r>
-        <w:rPr>
-          <w:rFonts w:ascii="Times New Roman" w:hAnsi="Times New Roman" w:cs="Times New Roman"/>
-          <w:sz w:val="36"/>
-          <w:szCs w:val="36"/>
-        </w:rPr>
-        <w:t>You</w:t>
-      </w:r>
-      <w:proofErr w:type="gramEnd"/>
-      <w:r>
-        <w:rPr>
-          <w:rFonts w:ascii="Times New Roman" w:hAnsi="Times New Roman" w:cs="Times New Roman"/>
-          <w:sz w:val="36"/>
-          <w:szCs w:val="36"/>
-        </w:rPr>
-        <w:t xml:space="preserve"> can book the room</w:t>
+        <w:t xml:space="preserve"> You can book the room</w:t>
       </w:r>
     </w:p>
     <w:p>
@@ -2658,6 +2810,7 @@
           <w:sz w:val="36"/>
           <w:szCs w:val="36"/>
         </w:rPr>
+        <w:lastRenderedPageBreak/>
         <w:drawing>
           <wp:inline distT="0" distB="0" distL="0" distR="0" wp14:anchorId="466C3219" wp14:editId="35DCB79F">
             <wp:extent cx="5943600" cy="3150235"/>
@@ -2777,7 +2930,6 @@
           <w:sz w:val="36"/>
           <w:szCs w:val="36"/>
         </w:rPr>
-        <w:lastRenderedPageBreak/>
         <w:drawing>
           <wp:inline distT="0" distB="0" distL="0" distR="0" wp14:anchorId="1B5E98F1" wp14:editId="171E1937">
             <wp:extent cx="2248095" cy="853514"/>
@@ -3027,24 +3179,24 @@
           <w:sz w:val="36"/>
           <w:szCs w:val="36"/>
         </w:rPr>
+        <w:t>Inquiry Details</w:t>
+      </w:r>
+    </w:p>
+    <w:p>
+      <w:pPr>
+        <w:rPr>
+          <w:rFonts w:ascii="Times New Roman" w:hAnsi="Times New Roman" w:cs="Times New Roman"/>
+          <w:sz w:val="36"/>
+          <w:szCs w:val="36"/>
+        </w:rPr>
+      </w:pPr>
+      <w:r>
+        <w:rPr>
+          <w:rFonts w:ascii="Times New Roman" w:hAnsi="Times New Roman" w:cs="Times New Roman"/>
+          <w:sz w:val="36"/>
+          <w:szCs w:val="36"/>
+        </w:rPr>
         <w:lastRenderedPageBreak/>
-        <w:t>Inquiry Details</w:t>
-      </w:r>
-    </w:p>
-    <w:p>
-      <w:pPr>
-        <w:rPr>
-          <w:rFonts w:ascii="Times New Roman" w:hAnsi="Times New Roman" w:cs="Times New Roman"/>
-          <w:sz w:val="36"/>
-          <w:szCs w:val="36"/>
-        </w:rPr>
-      </w:pPr>
-      <w:r>
-        <w:rPr>
-          <w:rFonts w:ascii="Times New Roman" w:hAnsi="Times New Roman" w:cs="Times New Roman"/>
-          <w:sz w:val="36"/>
-          <w:szCs w:val="36"/>
-        </w:rPr>
         <w:drawing>
           <wp:inline distT="0" distB="0" distL="0" distR="0" wp14:anchorId="0896BCEA" wp14:editId="1396B549">
             <wp:extent cx="5943600" cy="3162300"/>
@@ -3182,24 +3334,24 @@
           <w:sz w:val="36"/>
           <w:szCs w:val="36"/>
         </w:rPr>
+        <w:t>Closed Inquiries</w:t>
+      </w:r>
+    </w:p>
+    <w:p>
+      <w:pPr>
+        <w:rPr>
+          <w:rFonts w:ascii="Times New Roman" w:hAnsi="Times New Roman" w:cs="Times New Roman"/>
+          <w:sz w:val="36"/>
+          <w:szCs w:val="36"/>
+        </w:rPr>
+      </w:pPr>
+      <w:r>
+        <w:rPr>
+          <w:rFonts w:ascii="Times New Roman" w:hAnsi="Times New Roman" w:cs="Times New Roman"/>
+          <w:sz w:val="36"/>
+          <w:szCs w:val="36"/>
+        </w:rPr>
         <w:lastRenderedPageBreak/>
-        <w:t>Closed Inquiries</w:t>
-      </w:r>
-    </w:p>
-    <w:p>
-      <w:pPr>
-        <w:rPr>
-          <w:rFonts w:ascii="Times New Roman" w:hAnsi="Times New Roman" w:cs="Times New Roman"/>
-          <w:sz w:val="36"/>
-          <w:szCs w:val="36"/>
-        </w:rPr>
-      </w:pPr>
-      <w:r>
-        <w:rPr>
-          <w:rFonts w:ascii="Times New Roman" w:hAnsi="Times New Roman" w:cs="Times New Roman"/>
-          <w:sz w:val="36"/>
-          <w:szCs w:val="36"/>
-        </w:rPr>
         <w:drawing>
           <wp:inline distT="0" distB="0" distL="0" distR="0" wp14:anchorId="57EAEC9F" wp14:editId="59AF8861">
             <wp:extent cx="5943600" cy="3153410"/>
@@ -3337,24 +3489,24 @@
           <w:sz w:val="36"/>
           <w:szCs w:val="36"/>
         </w:rPr>
+        <w:t>Search Bar for the Date</w:t>
+      </w:r>
+    </w:p>
+    <w:p>
+      <w:pPr>
+        <w:rPr>
+          <w:rFonts w:ascii="Times New Roman" w:hAnsi="Times New Roman" w:cs="Times New Roman"/>
+          <w:sz w:val="36"/>
+          <w:szCs w:val="36"/>
+        </w:rPr>
+      </w:pPr>
+      <w:r>
+        <w:rPr>
+          <w:rFonts w:ascii="Times New Roman" w:hAnsi="Times New Roman" w:cs="Times New Roman"/>
+          <w:sz w:val="36"/>
+          <w:szCs w:val="36"/>
+        </w:rPr>
         <w:lastRenderedPageBreak/>
-        <w:t>Search Bar for the Date</w:t>
-      </w:r>
-    </w:p>
-    <w:p>
-      <w:pPr>
-        <w:rPr>
-          <w:rFonts w:ascii="Times New Roman" w:hAnsi="Times New Roman" w:cs="Times New Roman"/>
-          <w:sz w:val="36"/>
-          <w:szCs w:val="36"/>
-        </w:rPr>
-      </w:pPr>
-      <w:r>
-        <w:rPr>
-          <w:rFonts w:ascii="Times New Roman" w:hAnsi="Times New Roman" w:cs="Times New Roman"/>
-          <w:sz w:val="36"/>
-          <w:szCs w:val="36"/>
-        </w:rPr>
         <w:drawing>
           <wp:inline distT="0" distB="0" distL="0" distR="0" wp14:anchorId="69C971BA" wp14:editId="030C328F">
             <wp:extent cx="5943600" cy="3953510"/>
@@ -3474,24 +3626,24 @@
           <w:sz w:val="36"/>
           <w:szCs w:val="36"/>
         </w:rPr>
+        <w:t>Resource (Room) Data</w:t>
+      </w:r>
+    </w:p>
+    <w:p>
+      <w:pPr>
+        <w:rPr>
+          <w:rFonts w:ascii="Times New Roman" w:hAnsi="Times New Roman" w:cs="Times New Roman"/>
+          <w:sz w:val="36"/>
+          <w:szCs w:val="36"/>
+        </w:rPr>
+      </w:pPr>
+      <w:r>
+        <w:rPr>
+          <w:rFonts w:ascii="Times New Roman" w:hAnsi="Times New Roman" w:cs="Times New Roman"/>
+          <w:sz w:val="36"/>
+          <w:szCs w:val="36"/>
+        </w:rPr>
         <w:lastRenderedPageBreak/>
-        <w:t>Resource (Room) Data</w:t>
-      </w:r>
-    </w:p>
-    <w:p>
-      <w:pPr>
-        <w:rPr>
-          <w:rFonts w:ascii="Times New Roman" w:hAnsi="Times New Roman" w:cs="Times New Roman"/>
-          <w:sz w:val="36"/>
-          <w:szCs w:val="36"/>
-        </w:rPr>
-      </w:pPr>
-      <w:r>
-        <w:rPr>
-          <w:rFonts w:ascii="Times New Roman" w:hAnsi="Times New Roman" w:cs="Times New Roman"/>
-          <w:sz w:val="36"/>
-          <w:szCs w:val="36"/>
-        </w:rPr>
         <w:drawing>
           <wp:inline distT="0" distB="0" distL="0" distR="0" wp14:anchorId="2B2282FE" wp14:editId="65EBBDAB">
             <wp:extent cx="5943600" cy="3153410"/>
@@ -3629,24 +3781,24 @@
           <w:sz w:val="36"/>
           <w:szCs w:val="36"/>
         </w:rPr>
+        <w:t>Rooms Which are Booked</w:t>
+      </w:r>
+    </w:p>
+    <w:p>
+      <w:pPr>
+        <w:rPr>
+          <w:rFonts w:ascii="Times New Roman" w:hAnsi="Times New Roman" w:cs="Times New Roman"/>
+          <w:sz w:val="36"/>
+          <w:szCs w:val="36"/>
+        </w:rPr>
+      </w:pPr>
+      <w:r>
+        <w:rPr>
+          <w:rFonts w:ascii="Times New Roman" w:hAnsi="Times New Roman" w:cs="Times New Roman"/>
+          <w:sz w:val="36"/>
+          <w:szCs w:val="36"/>
+        </w:rPr>
         <w:lastRenderedPageBreak/>
-        <w:t>Rooms Which are Booked</w:t>
-      </w:r>
-    </w:p>
-    <w:p>
-      <w:pPr>
-        <w:rPr>
-          <w:rFonts w:ascii="Times New Roman" w:hAnsi="Times New Roman" w:cs="Times New Roman"/>
-          <w:sz w:val="36"/>
-          <w:szCs w:val="36"/>
-        </w:rPr>
-      </w:pPr>
-      <w:r>
-        <w:rPr>
-          <w:rFonts w:ascii="Times New Roman" w:hAnsi="Times New Roman" w:cs="Times New Roman"/>
-          <w:sz w:val="36"/>
-          <w:szCs w:val="36"/>
-        </w:rPr>
         <w:drawing>
           <wp:inline distT="0" distB="0" distL="0" distR="0" wp14:anchorId="0041F704" wp14:editId="1B858F8F">
             <wp:extent cx="5943600" cy="3148965"/>

--- a/CoWorkSpaceBooking_Report.docx
+++ b/CoWorkSpaceBooking_Report.docx
@@ -4,7 +4,7 @@
   <w:body>
     <w:p>
       <w:pPr>
-        <w:jc w:val="center"/>
+        <w:jc w:val="both"/>
         <w:rPr>
           <w:rFonts w:ascii="Times New Roman" w:hAnsi="Times New Roman" w:cs="Times New Roman"/>
           <w:b/>
@@ -26,17 +26,17 @@
     </w:p>
     <w:p>
       <w:pPr>
-        <w:jc w:val="center"/>
-        <w:rPr>
-          <w:rFonts w:ascii="Times New Roman" w:hAnsi="Times New Roman" w:cs="Times New Roman"/>
-          <w:sz w:val="36"/>
-          <w:szCs w:val="36"/>
-        </w:rPr>
-      </w:pPr>
-    </w:p>
-    <w:p>
-      <w:pPr>
-        <w:jc w:val="center"/>
+        <w:jc w:val="both"/>
+        <w:rPr>
+          <w:rFonts w:ascii="Times New Roman" w:hAnsi="Times New Roman" w:cs="Times New Roman"/>
+          <w:sz w:val="36"/>
+          <w:szCs w:val="36"/>
+        </w:rPr>
+      </w:pPr>
+    </w:p>
+    <w:p>
+      <w:pPr>
+        <w:jc w:val="both"/>
         <w:rPr>
           <w:rFonts w:ascii="Times New Roman" w:hAnsi="Times New Roman" w:cs="Times New Roman"/>
           <w:sz w:val="44"/>
@@ -54,7 +54,7 @@
     </w:p>
     <w:p>
       <w:pPr>
-        <w:jc w:val="center"/>
+        <w:jc w:val="both"/>
         <w:rPr>
           <w:rFonts w:ascii="Times New Roman" w:hAnsi="Times New Roman" w:cs="Times New Roman"/>
           <w:sz w:val="44"/>
@@ -72,24 +72,27 @@
     </w:p>
     <w:p>
       <w:pPr>
-        <w:rPr>
-          <w:rFonts w:ascii="Times New Roman" w:hAnsi="Times New Roman" w:cs="Times New Roman"/>
-          <w:sz w:val="36"/>
-          <w:szCs w:val="36"/>
-        </w:rPr>
-      </w:pPr>
-    </w:p>
-    <w:p>
-      <w:pPr>
-        <w:rPr>
-          <w:rFonts w:ascii="Times New Roman" w:hAnsi="Times New Roman" w:cs="Times New Roman"/>
-          <w:sz w:val="36"/>
-          <w:szCs w:val="36"/>
-        </w:rPr>
-      </w:pPr>
-    </w:p>
-    <w:p>
-      <w:pPr>
+        <w:jc w:val="both"/>
+        <w:rPr>
+          <w:rFonts w:ascii="Times New Roman" w:hAnsi="Times New Roman" w:cs="Times New Roman"/>
+          <w:sz w:val="36"/>
+          <w:szCs w:val="36"/>
+        </w:rPr>
+      </w:pPr>
+    </w:p>
+    <w:p>
+      <w:pPr>
+        <w:jc w:val="both"/>
+        <w:rPr>
+          <w:rFonts w:ascii="Times New Roman" w:hAnsi="Times New Roman" w:cs="Times New Roman"/>
+          <w:sz w:val="36"/>
+          <w:szCs w:val="36"/>
+        </w:rPr>
+      </w:pPr>
+    </w:p>
+    <w:p>
+      <w:pPr>
+        <w:jc w:val="both"/>
         <w:rPr>
           <w:rFonts w:ascii="Times New Roman" w:hAnsi="Times New Roman" w:cs="Times New Roman"/>
           <w:b/>
@@ -129,6 +132,7 @@
     </w:p>
     <w:p>
       <w:pPr>
+        <w:jc w:val="both"/>
         <w:rPr>
           <w:rFonts w:ascii="Times New Roman" w:hAnsi="Times New Roman" w:cs="Times New Roman"/>
           <w:sz w:val="36"/>
@@ -139,7 +143,7 @@
     <w:p>
       <w:pPr>
         <w:ind w:left="720" w:firstLine="720"/>
-        <w:jc w:val="right"/>
+        <w:jc w:val="both"/>
         <w:rPr>
           <w:rFonts w:ascii="Times New Roman" w:hAnsi="Times New Roman" w:cs="Times New Roman"/>
           <w:sz w:val="36"/>
@@ -150,7 +154,7 @@
     <w:p>
       <w:pPr>
         <w:ind w:left="720" w:firstLine="720"/>
-        <w:jc w:val="right"/>
+        <w:jc w:val="both"/>
         <w:rPr>
           <w:rFonts w:ascii="Times New Roman" w:hAnsi="Times New Roman" w:cs="Times New Roman"/>
           <w:sz w:val="36"/>
@@ -161,7 +165,7 @@
     <w:p>
       <w:pPr>
         <w:ind w:left="720" w:firstLine="720"/>
-        <w:jc w:val="right"/>
+        <w:jc w:val="both"/>
         <w:rPr>
           <w:rFonts w:ascii="Times New Roman" w:hAnsi="Times New Roman" w:cs="Times New Roman"/>
           <w:sz w:val="36"/>
@@ -172,7 +176,7 @@
     <w:p>
       <w:pPr>
         <w:ind w:left="720" w:firstLine="720"/>
-        <w:jc w:val="right"/>
+        <w:jc w:val="both"/>
         <w:rPr>
           <w:rFonts w:ascii="Times New Roman" w:hAnsi="Times New Roman" w:cs="Times New Roman"/>
           <w:sz w:val="36"/>
@@ -183,7 +187,7 @@
     <w:p>
       <w:pPr>
         <w:ind w:left="720" w:firstLine="720"/>
-        <w:jc w:val="right"/>
+        <w:jc w:val="both"/>
         <w:rPr>
           <w:rFonts w:ascii="Times New Roman" w:hAnsi="Times New Roman" w:cs="Times New Roman"/>
           <w:sz w:val="36"/>
@@ -194,7 +198,7 @@
     <w:p>
       <w:pPr>
         <w:ind w:left="720" w:firstLine="720"/>
-        <w:jc w:val="right"/>
+        <w:jc w:val="both"/>
         <w:rPr>
           <w:rFonts w:ascii="Times New Roman" w:hAnsi="Times New Roman" w:cs="Times New Roman"/>
           <w:sz w:val="36"/>
@@ -205,7 +209,7 @@
     <w:p>
       <w:pPr>
         <w:ind w:left="720" w:firstLine="720"/>
-        <w:jc w:val="right"/>
+        <w:jc w:val="both"/>
         <w:rPr>
           <w:rFonts w:ascii="Times New Roman" w:hAnsi="Times New Roman" w:cs="Times New Roman"/>
           <w:sz w:val="36"/>
@@ -216,7 +220,7 @@
     <w:p>
       <w:pPr>
         <w:ind w:left="720" w:firstLine="720"/>
-        <w:jc w:val="right"/>
+        <w:jc w:val="both"/>
         <w:rPr>
           <w:rFonts w:ascii="Times New Roman" w:hAnsi="Times New Roman" w:cs="Times New Roman"/>
           <w:sz w:val="36"/>
@@ -227,7 +231,7 @@
     <w:p>
       <w:pPr>
         <w:ind w:left="720" w:firstLine="720"/>
-        <w:jc w:val="right"/>
+        <w:jc w:val="both"/>
         <w:rPr>
           <w:rFonts w:ascii="Times New Roman" w:hAnsi="Times New Roman" w:cs="Times New Roman"/>
           <w:sz w:val="36"/>
@@ -238,7 +242,7 @@
     <w:p>
       <w:pPr>
         <w:ind w:left="6480"/>
-        <w:jc w:val="center"/>
+        <w:jc w:val="both"/>
         <w:rPr>
           <w:rFonts w:ascii="Times New Roman" w:hAnsi="Times New Roman" w:cs="Times New Roman"/>
           <w:sz w:val="36"/>
@@ -257,16 +261,17 @@
     <w:p>
       <w:pPr>
         <w:ind w:left="6480"/>
-        <w:jc w:val="center"/>
-        <w:rPr>
-          <w:rFonts w:ascii="Times New Roman" w:hAnsi="Times New Roman" w:cs="Times New Roman"/>
-          <w:sz w:val="36"/>
-          <w:szCs w:val="36"/>
-        </w:rPr>
-      </w:pPr>
-    </w:p>
-    <w:p>
-      <w:pPr>
+        <w:jc w:val="both"/>
+        <w:rPr>
+          <w:rFonts w:ascii="Times New Roman" w:hAnsi="Times New Roman" w:cs="Times New Roman"/>
+          <w:sz w:val="36"/>
+          <w:szCs w:val="36"/>
+        </w:rPr>
+      </w:pPr>
+    </w:p>
+    <w:p>
+      <w:pPr>
+        <w:jc w:val="both"/>
         <w:rPr>
           <w:rFonts w:ascii="Times New Roman" w:hAnsi="Times New Roman" w:cs="Times New Roman"/>
           <w:b/>
@@ -386,60 +391,67 @@
     </w:p>
     <w:p>
       <w:pPr>
-        <w:rPr>
-          <w:rFonts w:ascii="Times New Roman" w:hAnsi="Times New Roman" w:cs="Times New Roman"/>
-          <w:sz w:val="36"/>
-          <w:szCs w:val="36"/>
-        </w:rPr>
-      </w:pPr>
-    </w:p>
-    <w:p>
-      <w:pPr>
-        <w:rPr>
-          <w:rFonts w:ascii="Times New Roman" w:hAnsi="Times New Roman" w:cs="Times New Roman"/>
-          <w:sz w:val="36"/>
-          <w:szCs w:val="36"/>
-        </w:rPr>
-      </w:pPr>
-    </w:p>
-    <w:p>
-      <w:pPr>
-        <w:rPr>
-          <w:rFonts w:ascii="Times New Roman" w:hAnsi="Times New Roman" w:cs="Times New Roman"/>
-          <w:sz w:val="36"/>
-          <w:szCs w:val="36"/>
-        </w:rPr>
-      </w:pPr>
-    </w:p>
-    <w:p>
-      <w:pPr>
-        <w:rPr>
-          <w:rFonts w:ascii="Times New Roman" w:hAnsi="Times New Roman" w:cs="Times New Roman"/>
-          <w:sz w:val="36"/>
-          <w:szCs w:val="36"/>
-        </w:rPr>
-      </w:pPr>
-    </w:p>
-    <w:p>
-      <w:pPr>
-        <w:rPr>
-          <w:rFonts w:ascii="Times New Roman" w:hAnsi="Times New Roman" w:cs="Times New Roman"/>
-          <w:sz w:val="36"/>
-          <w:szCs w:val="36"/>
-        </w:rPr>
-      </w:pPr>
-    </w:p>
-    <w:p>
-      <w:pPr>
-        <w:rPr>
-          <w:rFonts w:ascii="Times New Roman" w:hAnsi="Times New Roman" w:cs="Times New Roman"/>
-          <w:sz w:val="36"/>
-          <w:szCs w:val="36"/>
-        </w:rPr>
-      </w:pPr>
-    </w:p>
-    <w:p>
-      <w:pPr>
+        <w:jc w:val="both"/>
+        <w:rPr>
+          <w:rFonts w:ascii="Times New Roman" w:hAnsi="Times New Roman" w:cs="Times New Roman"/>
+          <w:sz w:val="36"/>
+          <w:szCs w:val="36"/>
+        </w:rPr>
+      </w:pPr>
+    </w:p>
+    <w:p>
+      <w:pPr>
+        <w:jc w:val="both"/>
+        <w:rPr>
+          <w:rFonts w:ascii="Times New Roman" w:hAnsi="Times New Roman" w:cs="Times New Roman"/>
+          <w:sz w:val="36"/>
+          <w:szCs w:val="36"/>
+        </w:rPr>
+      </w:pPr>
+    </w:p>
+    <w:p>
+      <w:pPr>
+        <w:jc w:val="both"/>
+        <w:rPr>
+          <w:rFonts w:ascii="Times New Roman" w:hAnsi="Times New Roman" w:cs="Times New Roman"/>
+          <w:sz w:val="36"/>
+          <w:szCs w:val="36"/>
+        </w:rPr>
+      </w:pPr>
+    </w:p>
+    <w:p>
+      <w:pPr>
+        <w:jc w:val="both"/>
+        <w:rPr>
+          <w:rFonts w:ascii="Times New Roman" w:hAnsi="Times New Roman" w:cs="Times New Roman"/>
+          <w:sz w:val="36"/>
+          <w:szCs w:val="36"/>
+        </w:rPr>
+      </w:pPr>
+    </w:p>
+    <w:p>
+      <w:pPr>
+        <w:jc w:val="both"/>
+        <w:rPr>
+          <w:rFonts w:ascii="Times New Roman" w:hAnsi="Times New Roman" w:cs="Times New Roman"/>
+          <w:sz w:val="36"/>
+          <w:szCs w:val="36"/>
+        </w:rPr>
+      </w:pPr>
+    </w:p>
+    <w:p>
+      <w:pPr>
+        <w:jc w:val="both"/>
+        <w:rPr>
+          <w:rFonts w:ascii="Times New Roman" w:hAnsi="Times New Roman" w:cs="Times New Roman"/>
+          <w:sz w:val="36"/>
+          <w:szCs w:val="36"/>
+        </w:rPr>
+      </w:pPr>
+    </w:p>
+    <w:p>
+      <w:pPr>
+        <w:jc w:val="both"/>
         <w:rPr>
           <w:rFonts w:ascii="Times New Roman" w:hAnsi="Times New Roman" w:cs="Times New Roman"/>
           <w:sz w:val="36"/>
@@ -569,7 +581,25 @@
           <w:sz w:val="36"/>
           <w:szCs w:val="36"/>
         </w:rPr>
-        <w:t xml:space="preserve"> This application makes the work easier and fast to make the bookings for the </w:t>
+        <w:t xml:space="preserve"> This application makes the work easier and </w:t>
+      </w:r>
+      <w:proofErr w:type="gramStart"/>
+      <w:r>
+        <w:rPr>
+          <w:rFonts w:ascii="Times New Roman" w:hAnsi="Times New Roman" w:cs="Times New Roman"/>
+          <w:sz w:val="36"/>
+          <w:szCs w:val="36"/>
+        </w:rPr>
+        <w:t>fast</w:t>
+      </w:r>
+      <w:proofErr w:type="gramEnd"/>
+      <w:r>
+        <w:rPr>
+          <w:rFonts w:ascii="Times New Roman" w:hAnsi="Times New Roman" w:cs="Times New Roman"/>
+          <w:sz w:val="36"/>
+          <w:szCs w:val="36"/>
+        </w:rPr>
+        <w:t xml:space="preserve"> to make the bookings for the </w:t>
       </w:r>
       <w:r>
         <w:rPr>
@@ -666,24 +696,27 @@
     </w:p>
     <w:p>
       <w:pPr>
-        <w:rPr>
-          <w:rFonts w:ascii="Times New Roman" w:hAnsi="Times New Roman" w:cs="Times New Roman"/>
-          <w:sz w:val="36"/>
-          <w:szCs w:val="36"/>
-        </w:rPr>
-      </w:pPr>
-    </w:p>
-    <w:p>
-      <w:pPr>
-        <w:rPr>
-          <w:rFonts w:ascii="Times New Roman" w:hAnsi="Times New Roman" w:cs="Times New Roman"/>
-          <w:sz w:val="36"/>
-          <w:szCs w:val="36"/>
-        </w:rPr>
-      </w:pPr>
-    </w:p>
-    <w:p>
-      <w:pPr>
+        <w:jc w:val="both"/>
+        <w:rPr>
+          <w:rFonts w:ascii="Times New Roman" w:hAnsi="Times New Roman" w:cs="Times New Roman"/>
+          <w:sz w:val="36"/>
+          <w:szCs w:val="36"/>
+        </w:rPr>
+      </w:pPr>
+    </w:p>
+    <w:p>
+      <w:pPr>
+        <w:jc w:val="both"/>
+        <w:rPr>
+          <w:rFonts w:ascii="Times New Roman" w:hAnsi="Times New Roman" w:cs="Times New Roman"/>
+          <w:sz w:val="36"/>
+          <w:szCs w:val="36"/>
+        </w:rPr>
+      </w:pPr>
+    </w:p>
+    <w:p>
+      <w:pPr>
+        <w:jc w:val="both"/>
         <w:rPr>
           <w:rFonts w:ascii="Times New Roman" w:hAnsi="Times New Roman" w:cs="Times New Roman"/>
           <w:sz w:val="48"/>
@@ -710,6 +743,7 @@
     </w:p>
     <w:p>
       <w:pPr>
+        <w:jc w:val="both"/>
         <w:rPr>
           <w:rFonts w:ascii="Times New Roman" w:hAnsi="Times New Roman" w:cs="Times New Roman"/>
           <w:sz w:val="36"/>
@@ -755,6 +789,7 @@
     </w:p>
     <w:p>
       <w:pPr>
+        <w:jc w:val="both"/>
         <w:rPr>
           <w:rFonts w:ascii="Times New Roman" w:hAnsi="Times New Roman" w:cs="Times New Roman"/>
           <w:sz w:val="36"/>
@@ -848,6 +883,7 @@
     </w:p>
     <w:p>
       <w:pPr>
+        <w:jc w:val="both"/>
         <w:rPr>
           <w:rFonts w:ascii="Times New Roman" w:hAnsi="Times New Roman" w:cs="Times New Roman"/>
           <w:sz w:val="36"/>
@@ -907,6 +943,7 @@
     </w:p>
     <w:p>
       <w:pPr>
+        <w:jc w:val="both"/>
         <w:rPr>
           <w:rFonts w:ascii="Times New Roman" w:hAnsi="Times New Roman" w:cs="Times New Roman"/>
           <w:sz w:val="36"/>
@@ -945,7 +982,25 @@
           <w:sz w:val="36"/>
           <w:szCs w:val="36"/>
         </w:rPr>
-        <w:t xml:space="preserve"> the data from text fields, and </w:t>
+        <w:t xml:space="preserve"> the data from text </w:t>
+      </w:r>
+      <w:proofErr w:type="gramStart"/>
+      <w:r>
+        <w:rPr>
+          <w:rFonts w:ascii="Times New Roman" w:hAnsi="Times New Roman" w:cs="Times New Roman"/>
+          <w:sz w:val="36"/>
+          <w:szCs w:val="36"/>
+        </w:rPr>
+        <w:t>fields, and</w:t>
+      </w:r>
+      <w:proofErr w:type="gramEnd"/>
+      <w:r>
+        <w:rPr>
+          <w:rFonts w:ascii="Times New Roman" w:hAnsi="Times New Roman" w:cs="Times New Roman"/>
+          <w:sz w:val="36"/>
+          <w:szCs w:val="36"/>
+        </w:rPr>
+        <w:t xml:space="preserve"> </w:t>
       </w:r>
       <w:r>
         <w:rPr>
@@ -982,6 +1037,7 @@
     </w:p>
     <w:p>
       <w:pPr>
+        <w:jc w:val="both"/>
         <w:rPr>
           <w:rFonts w:ascii="Times New Roman" w:hAnsi="Times New Roman" w:cs="Times New Roman"/>
           <w:sz w:val="36"/>
@@ -1051,6 +1107,7 @@
     </w:p>
     <w:p>
       <w:pPr>
+        <w:jc w:val="both"/>
         <w:rPr>
           <w:rFonts w:ascii="Times New Roman" w:hAnsi="Times New Roman" w:cs="Times New Roman"/>
           <w:sz w:val="36"/>
@@ -1110,6 +1167,7 @@
     </w:p>
     <w:p>
       <w:pPr>
+        <w:jc w:val="both"/>
         <w:rPr>
           <w:rFonts w:ascii="Times New Roman" w:hAnsi="Times New Roman" w:cs="Times New Roman"/>
           <w:sz w:val="36"/>
@@ -1148,11 +1206,30 @@
           <w:sz w:val="36"/>
           <w:szCs w:val="36"/>
         </w:rPr>
-        <w:t xml:space="preserve"> able to enter the data, also when there is already a inquiry then we just have to enter inquiry id then it will automatically fill the form.</w:t>
-      </w:r>
-    </w:p>
-    <w:p>
-      <w:pPr>
+        <w:t xml:space="preserve"> able to enter the data, also when there is already </w:t>
+      </w:r>
+      <w:proofErr w:type="gramStart"/>
+      <w:r>
+        <w:rPr>
+          <w:rFonts w:ascii="Times New Roman" w:hAnsi="Times New Roman" w:cs="Times New Roman"/>
+          <w:sz w:val="36"/>
+          <w:szCs w:val="36"/>
+        </w:rPr>
+        <w:t>a</w:t>
+      </w:r>
+      <w:proofErr w:type="gramEnd"/>
+      <w:r>
+        <w:rPr>
+          <w:rFonts w:ascii="Times New Roman" w:hAnsi="Times New Roman" w:cs="Times New Roman"/>
+          <w:sz w:val="36"/>
+          <w:szCs w:val="36"/>
+        </w:rPr>
+        <w:t xml:space="preserve"> inquiry then we just have to enter inquiry id then it will automatically fill the form.</w:t>
+      </w:r>
+    </w:p>
+    <w:p>
+      <w:pPr>
+        <w:jc w:val="both"/>
         <w:rPr>
           <w:rFonts w:ascii="Times New Roman" w:hAnsi="Times New Roman" w:cs="Times New Roman"/>
           <w:b/>
@@ -1226,6 +1303,7 @@
     </w:p>
     <w:p>
       <w:pPr>
+        <w:jc w:val="both"/>
         <w:rPr>
           <w:rFonts w:ascii="Times New Roman" w:hAnsi="Times New Roman" w:cs="Times New Roman"/>
           <w:sz w:val="36"/>
@@ -1251,16 +1329,14 @@
         </w:rPr>
         <w:t xml:space="preserve">This Button opens </w:t>
       </w:r>
-      <w:proofErr w:type="spellStart"/>
-      <w:r>
-        <w:rPr>
-          <w:rFonts w:ascii="Times New Roman" w:hAnsi="Times New Roman" w:cs="Times New Roman"/>
-          <w:sz w:val="36"/>
-          <w:szCs w:val="36"/>
-        </w:rPr>
-        <w:t>a</w:t>
-      </w:r>
-      <w:proofErr w:type="spellEnd"/>
+      <w:r>
+        <w:rPr>
+          <w:rFonts w:ascii="Times New Roman" w:hAnsi="Times New Roman" w:cs="Times New Roman"/>
+          <w:sz w:val="36"/>
+          <w:szCs w:val="36"/>
+        </w:rPr>
+        <w:t>an</w:t>
+      </w:r>
       <w:r>
         <w:rPr>
           <w:rFonts w:ascii="Times New Roman" w:hAnsi="Times New Roman" w:cs="Times New Roman"/>
@@ -1283,7 +1359,23 @@
           <w:sz w:val="36"/>
           <w:szCs w:val="36"/>
         </w:rPr>
-        <w:t xml:space="preserve"> data and</w:t>
+        <w:t xml:space="preserve"> </w:t>
+      </w:r>
+      <w:r>
+        <w:rPr>
+          <w:rFonts w:ascii="Times New Roman" w:hAnsi="Times New Roman" w:cs="Times New Roman"/>
+          <w:sz w:val="36"/>
+          <w:szCs w:val="36"/>
+        </w:rPr>
+        <w:t>data,</w:t>
+      </w:r>
+      <w:r>
+        <w:rPr>
+          <w:rFonts w:ascii="Times New Roman" w:hAnsi="Times New Roman" w:cs="Times New Roman"/>
+          <w:sz w:val="36"/>
+          <w:szCs w:val="36"/>
+        </w:rPr>
+        <w:t xml:space="preserve"> and</w:t>
       </w:r>
       <w:r>
         <w:rPr>
@@ -1328,6 +1420,7 @@
     </w:p>
     <w:p>
       <w:pPr>
+        <w:jc w:val="both"/>
         <w:rPr>
           <w:rFonts w:ascii="Times New Roman" w:hAnsi="Times New Roman" w:cs="Times New Roman"/>
           <w:sz w:val="36"/>
@@ -1355,6 +1448,7 @@
     </w:p>
     <w:p>
       <w:pPr>
+        <w:jc w:val="both"/>
         <w:rPr>
           <w:rFonts w:ascii="Times New Roman" w:hAnsi="Times New Roman" w:cs="Times New Roman"/>
           <w:sz w:val="36"/>
@@ -1398,6 +1492,7 @@
     </w:p>
     <w:p>
       <w:pPr>
+        <w:jc w:val="both"/>
         <w:rPr>
           <w:rFonts w:ascii="Times New Roman" w:hAnsi="Times New Roman" w:cs="Times New Roman"/>
           <w:sz w:val="36"/>
@@ -1481,6 +1576,7 @@
     </w:p>
     <w:p>
       <w:pPr>
+        <w:jc w:val="both"/>
         <w:rPr>
           <w:rFonts w:ascii="Times New Roman" w:hAnsi="Times New Roman" w:cs="Times New Roman"/>
           <w:sz w:val="36"/>
@@ -1508,6 +1604,7 @@
     </w:p>
     <w:p>
       <w:pPr>
+        <w:jc w:val="both"/>
         <w:rPr>
           <w:rFonts w:ascii="Times New Roman" w:hAnsi="Times New Roman" w:cs="Times New Roman"/>
           <w:sz w:val="36"/>
@@ -1569,6 +1666,7 @@
     </w:p>
     <w:p>
       <w:pPr>
+        <w:jc w:val="both"/>
         <w:rPr>
           <w:rFonts w:ascii="Times New Roman" w:hAnsi="Times New Roman" w:cs="Times New Roman"/>
           <w:sz w:val="36"/>
@@ -1650,6 +1748,7 @@
     </w:p>
     <w:p>
       <w:pPr>
+        <w:jc w:val="both"/>
         <w:rPr>
           <w:rFonts w:ascii="Times New Roman" w:hAnsi="Times New Roman" w:cs="Times New Roman"/>
           <w:sz w:val="36"/>
@@ -1687,6 +1786,7 @@
     </w:p>
     <w:p>
       <w:pPr>
+        <w:jc w:val="both"/>
         <w:rPr>
           <w:rFonts w:ascii="Times New Roman" w:hAnsi="Times New Roman" w:cs="Times New Roman"/>
           <w:sz w:val="36"/>
@@ -1714,6 +1814,7 @@
     </w:p>
     <w:p>
       <w:pPr>
+        <w:jc w:val="both"/>
         <w:rPr>
           <w:rFonts w:ascii="Times New Roman" w:hAnsi="Times New Roman" w:cs="Times New Roman"/>
           <w:b/>
@@ -1725,6 +1826,7 @@
     </w:p>
     <w:p>
       <w:pPr>
+        <w:jc w:val="both"/>
         <w:rPr>
           <w:rFonts w:ascii="Times New Roman" w:hAnsi="Times New Roman" w:cs="Times New Roman"/>
           <w:b/>
@@ -1733,7 +1835,10 @@
           <w:szCs w:val="36"/>
         </w:rPr>
       </w:pPr>
-      <w:r>
+    </w:p>
+    <w:p>
+      <w:pPr>
+        <w:jc w:val="both"/>
         <w:rPr>
           <w:rFonts w:ascii="Times New Roman" w:hAnsi="Times New Roman" w:cs="Times New Roman"/>
           <w:b/>
@@ -1741,11 +1846,70 @@
           <w:sz w:val="36"/>
           <w:szCs w:val="36"/>
         </w:rPr>
+      </w:pPr>
+    </w:p>
+    <w:p>
+      <w:pPr>
+        <w:jc w:val="both"/>
+        <w:rPr>
+          <w:rFonts w:ascii="Times New Roman" w:hAnsi="Times New Roman" w:cs="Times New Roman"/>
+          <w:b/>
+          <w:bCs/>
+          <w:sz w:val="36"/>
+          <w:szCs w:val="36"/>
+        </w:rPr>
+      </w:pPr>
+    </w:p>
+    <w:p>
+      <w:pPr>
+        <w:jc w:val="both"/>
+        <w:rPr>
+          <w:rFonts w:ascii="Times New Roman" w:hAnsi="Times New Roman" w:cs="Times New Roman"/>
+          <w:b/>
+          <w:bCs/>
+          <w:sz w:val="36"/>
+          <w:szCs w:val="36"/>
+        </w:rPr>
+      </w:pPr>
+    </w:p>
+    <w:p>
+      <w:pPr>
+        <w:jc w:val="both"/>
+        <w:rPr>
+          <w:rFonts w:ascii="Times New Roman" w:hAnsi="Times New Roman" w:cs="Times New Roman"/>
+          <w:b/>
+          <w:bCs/>
+          <w:sz w:val="36"/>
+          <w:szCs w:val="36"/>
+        </w:rPr>
+      </w:pPr>
+    </w:p>
+    <w:p>
+      <w:pPr>
+        <w:jc w:val="center"/>
+        <w:rPr>
+          <w:rFonts w:ascii="Times New Roman" w:hAnsi="Times New Roman" w:cs="Times New Roman"/>
+          <w:b/>
+          <w:bCs/>
+          <w:sz w:val="36"/>
+          <w:szCs w:val="36"/>
+        </w:rPr>
+      </w:pPr>
+      <w:r>
+        <w:rPr>
+          <w:rFonts w:ascii="Times New Roman" w:hAnsi="Times New Roman" w:cs="Times New Roman"/>
+          <w:b/>
+          <w:bCs/>
+          <w:sz w:val="36"/>
+          <w:szCs w:val="36"/>
+        </w:rPr>
+        <w:lastRenderedPageBreak/>
         <w:t>Main Modules</w:t>
       </w:r>
     </w:p>
     <w:p>
       <w:pPr>
+        <w:jc w:val="both"/>
         <w:rPr>
           <w:rFonts w:ascii="Times New Roman" w:hAnsi="Times New Roman" w:cs="Times New Roman"/>
           <w:sz w:val="36"/>
@@ -1763,273 +1927,929 @@
     </w:p>
     <w:p>
       <w:pPr>
-        <w:rPr>
-          <w:rFonts w:ascii="Times New Roman" w:hAnsi="Times New Roman" w:cs="Times New Roman"/>
-          <w:sz w:val="36"/>
-          <w:szCs w:val="36"/>
-        </w:rPr>
-      </w:pPr>
-      <w:r>
-        <w:rPr>
-          <w:rFonts w:ascii="Times New Roman" w:hAnsi="Times New Roman" w:cs="Times New Roman"/>
-          <w:sz w:val="36"/>
-          <w:szCs w:val="36"/>
-        </w:rPr>
-        <w:t>Users – it specifies the staff whom we have given different ID and Passwords for security reasons.</w:t>
-      </w:r>
-    </w:p>
-    <w:p>
-      <w:pPr>
-        <w:rPr>
-          <w:rFonts w:ascii="Times New Roman" w:hAnsi="Times New Roman" w:cs="Times New Roman"/>
-          <w:sz w:val="36"/>
-          <w:szCs w:val="36"/>
-        </w:rPr>
-      </w:pPr>
-      <w:r>
-        <w:rPr>
-          <w:rFonts w:ascii="Times New Roman" w:hAnsi="Times New Roman" w:cs="Times New Roman"/>
+        <w:jc w:val="center"/>
+        <w:rPr>
+          <w:rFonts w:ascii="Times New Roman" w:hAnsi="Times New Roman" w:cs="Times New Roman"/>
+          <w:b/>
+          <w:bCs/>
+          <w:sz w:val="36"/>
+          <w:szCs w:val="36"/>
+        </w:rPr>
+      </w:pPr>
+      <w:r>
+        <w:rPr>
+          <w:rFonts w:ascii="Times New Roman" w:hAnsi="Times New Roman" w:cs="Times New Roman"/>
+          <w:b/>
+          <w:bCs/>
+          <w:sz w:val="36"/>
+          <w:szCs w:val="36"/>
+        </w:rPr>
+        <w:t>Users</w:t>
+      </w:r>
+    </w:p>
+    <w:p>
+      <w:pPr>
+        <w:jc w:val="both"/>
+        <w:rPr>
+          <w:rFonts w:ascii="Times New Roman" w:hAnsi="Times New Roman" w:cs="Times New Roman"/>
+          <w:sz w:val="36"/>
+          <w:szCs w:val="36"/>
+        </w:rPr>
+      </w:pPr>
+      <w:r>
+        <w:rPr>
+          <w:rFonts w:ascii="Times New Roman" w:hAnsi="Times New Roman" w:cs="Times New Roman"/>
+          <w:sz w:val="36"/>
+          <w:szCs w:val="36"/>
+        </w:rPr>
+        <w:t xml:space="preserve">The </w:t>
+      </w:r>
+      <w:r>
+        <w:rPr>
+          <w:rFonts w:ascii="Times New Roman" w:hAnsi="Times New Roman" w:cs="Times New Roman"/>
+          <w:b/>
+          <w:bCs/>
+          <w:sz w:val="36"/>
+          <w:szCs w:val="36"/>
+        </w:rPr>
+        <w:t>Users</w:t>
+      </w:r>
+      <w:r>
+        <w:rPr>
+          <w:rFonts w:ascii="Times New Roman" w:hAnsi="Times New Roman" w:cs="Times New Roman"/>
+          <w:sz w:val="36"/>
+          <w:szCs w:val="36"/>
+        </w:rPr>
+        <w:t xml:space="preserve"> module is used to manage user accounts and system access. Administrators can add new users, update user information, remove inactive users, and view the list of registered users. This module helps maintain secure and organized access to the system.</w:t>
+      </w:r>
+    </w:p>
+    <w:p>
+      <w:pPr>
+        <w:jc w:val="both"/>
+        <w:rPr>
+          <w:rFonts w:ascii="Times New Roman" w:hAnsi="Times New Roman" w:cs="Times New Roman"/>
+          <w:sz w:val="36"/>
+          <w:szCs w:val="36"/>
+        </w:rPr>
+      </w:pPr>
+      <w:r>
+        <w:rPr>
+          <w:rFonts w:ascii="Times New Roman" w:hAnsi="Times New Roman" w:cs="Times New Roman"/>
+          <w:b/>
+          <w:bCs/>
+          <w:sz w:val="36"/>
+          <w:szCs w:val="36"/>
+        </w:rPr>
+        <w:t>Subtypes:</w:t>
+      </w:r>
+    </w:p>
+    <w:p>
+      <w:pPr>
+        <w:numPr>
+          <w:ilvl w:val="0"/>
+          <w:numId w:val="3"/>
+        </w:numPr>
+        <w:jc w:val="both"/>
+        <w:rPr>
+          <w:rFonts w:ascii="Times New Roman" w:hAnsi="Times New Roman" w:cs="Times New Roman"/>
+          <w:sz w:val="36"/>
+          <w:szCs w:val="36"/>
+        </w:rPr>
+      </w:pPr>
+      <w:r>
+        <w:rPr>
+          <w:rFonts w:ascii="Times New Roman" w:hAnsi="Times New Roman" w:cs="Times New Roman"/>
+          <w:sz w:val="36"/>
+          <w:szCs w:val="36"/>
+        </w:rPr>
+        <w:t xml:space="preserve">Add User </w:t>
+      </w:r>
+    </w:p>
+    <w:p>
+      <w:pPr>
+        <w:numPr>
+          <w:ilvl w:val="0"/>
+          <w:numId w:val="3"/>
+        </w:numPr>
+        <w:jc w:val="both"/>
+        <w:rPr>
+          <w:rFonts w:ascii="Times New Roman" w:hAnsi="Times New Roman" w:cs="Times New Roman"/>
+          <w:sz w:val="36"/>
+          <w:szCs w:val="36"/>
+        </w:rPr>
+      </w:pPr>
+      <w:r>
+        <w:rPr>
+          <w:rFonts w:ascii="Times New Roman" w:hAnsi="Times New Roman" w:cs="Times New Roman"/>
+          <w:sz w:val="36"/>
+          <w:szCs w:val="36"/>
+        </w:rPr>
+        <w:t xml:space="preserve">View Users </w:t>
+      </w:r>
+    </w:p>
+    <w:p>
+      <w:pPr>
+        <w:numPr>
+          <w:ilvl w:val="0"/>
+          <w:numId w:val="3"/>
+        </w:numPr>
+        <w:jc w:val="both"/>
+        <w:rPr>
+          <w:rFonts w:ascii="Times New Roman" w:hAnsi="Times New Roman" w:cs="Times New Roman"/>
+          <w:sz w:val="36"/>
+          <w:szCs w:val="36"/>
+        </w:rPr>
+      </w:pPr>
+      <w:r>
+        <w:rPr>
+          <w:rFonts w:ascii="Times New Roman" w:hAnsi="Times New Roman" w:cs="Times New Roman"/>
+          <w:sz w:val="36"/>
+          <w:szCs w:val="36"/>
+        </w:rPr>
+        <w:t xml:space="preserve">Update User </w:t>
+      </w:r>
+    </w:p>
+    <w:p>
+      <w:pPr>
+        <w:numPr>
+          <w:ilvl w:val="0"/>
+          <w:numId w:val="3"/>
+        </w:numPr>
+        <w:jc w:val="both"/>
+        <w:rPr>
+          <w:rFonts w:ascii="Times New Roman" w:hAnsi="Times New Roman" w:cs="Times New Roman"/>
+          <w:sz w:val="36"/>
+          <w:szCs w:val="36"/>
+        </w:rPr>
+      </w:pPr>
+      <w:r>
+        <w:rPr>
+          <w:rFonts w:ascii="Times New Roman" w:hAnsi="Times New Roman" w:cs="Times New Roman"/>
+          <w:sz w:val="36"/>
+          <w:szCs w:val="36"/>
+        </w:rPr>
+        <w:t xml:space="preserve">Delete User </w:t>
+      </w:r>
+    </w:p>
+    <w:p>
+      <w:pPr>
+        <w:jc w:val="center"/>
+        <w:rPr>
+          <w:rFonts w:ascii="Times New Roman" w:hAnsi="Times New Roman" w:cs="Times New Roman"/>
+          <w:b/>
+          <w:bCs/>
+          <w:sz w:val="36"/>
+          <w:szCs w:val="36"/>
+        </w:rPr>
+      </w:pPr>
+    </w:p>
+    <w:p>
+      <w:pPr>
+        <w:jc w:val="center"/>
+        <w:rPr>
+          <w:rFonts w:ascii="Times New Roman" w:hAnsi="Times New Roman" w:cs="Times New Roman"/>
+          <w:b/>
+          <w:bCs/>
+          <w:sz w:val="36"/>
+          <w:szCs w:val="36"/>
+        </w:rPr>
+      </w:pPr>
+      <w:r>
+        <w:rPr>
+          <w:rFonts w:ascii="Times New Roman" w:hAnsi="Times New Roman" w:cs="Times New Roman"/>
+          <w:b/>
+          <w:bCs/>
+          <w:sz w:val="36"/>
+          <w:szCs w:val="36"/>
+        </w:rPr>
+        <w:t>Inquiries</w:t>
+      </w:r>
+    </w:p>
+    <w:p>
+      <w:pPr>
+        <w:jc w:val="both"/>
+        <w:rPr>
+          <w:rFonts w:ascii="Times New Roman" w:hAnsi="Times New Roman" w:cs="Times New Roman"/>
+          <w:sz w:val="36"/>
+          <w:szCs w:val="36"/>
+        </w:rPr>
+      </w:pPr>
+      <w:r>
+        <w:rPr>
+          <w:rFonts w:ascii="Times New Roman" w:hAnsi="Times New Roman" w:cs="Times New Roman"/>
+          <w:sz w:val="36"/>
+          <w:szCs w:val="36"/>
+        </w:rPr>
+        <w:t xml:space="preserve">The </w:t>
+      </w:r>
+      <w:r>
+        <w:rPr>
+          <w:rFonts w:ascii="Times New Roman" w:hAnsi="Times New Roman" w:cs="Times New Roman"/>
+          <w:b/>
+          <w:bCs/>
+          <w:sz w:val="36"/>
+          <w:szCs w:val="36"/>
+        </w:rPr>
+        <w:t>Inquiries</w:t>
+      </w:r>
+      <w:r>
+        <w:rPr>
+          <w:rFonts w:ascii="Times New Roman" w:hAnsi="Times New Roman" w:cs="Times New Roman"/>
+          <w:sz w:val="36"/>
+          <w:szCs w:val="36"/>
+        </w:rPr>
+        <w:t xml:space="preserve"> module is used to manage customer inquiries received by the organization. Staff can record new inquiries, view inquiry details, update the status or information of existing inquiries, and track responses. This module helps ensure that all inquiries are handled efficiently.</w:t>
+      </w:r>
+      <w:r>
+        <w:rPr>
+          <w:rFonts w:ascii="Times New Roman" w:hAnsi="Times New Roman" w:cs="Times New Roman"/>
+          <w:sz w:val="36"/>
+          <w:szCs w:val="36"/>
+        </w:rPr>
+        <w:t xml:space="preserve"> </w:t>
+      </w:r>
+    </w:p>
+    <w:p>
+      <w:pPr>
+        <w:jc w:val="both"/>
+        <w:rPr>
+          <w:rFonts w:ascii="Times New Roman" w:hAnsi="Times New Roman" w:cs="Times New Roman"/>
+          <w:b/>
+          <w:bCs/>
+          <w:sz w:val="36"/>
+          <w:szCs w:val="36"/>
+        </w:rPr>
+      </w:pPr>
+    </w:p>
+    <w:p>
+      <w:pPr>
+        <w:jc w:val="both"/>
+        <w:rPr>
+          <w:rFonts w:ascii="Times New Roman" w:hAnsi="Times New Roman" w:cs="Times New Roman"/>
+          <w:sz w:val="36"/>
+          <w:szCs w:val="36"/>
+        </w:rPr>
+      </w:pPr>
+      <w:r>
+        <w:rPr>
+          <w:rFonts w:ascii="Times New Roman" w:hAnsi="Times New Roman" w:cs="Times New Roman"/>
+          <w:b/>
+          <w:bCs/>
           <w:sz w:val="36"/>
           <w:szCs w:val="36"/>
         </w:rPr>
         <w:lastRenderedPageBreak/>
-        <w:t>Inquiries</w:t>
-      </w:r>
-      <w:r>
-        <w:rPr>
-          <w:rFonts w:ascii="Times New Roman" w:hAnsi="Times New Roman" w:cs="Times New Roman"/>
-          <w:sz w:val="36"/>
-          <w:szCs w:val="36"/>
-        </w:rPr>
-        <w:t xml:space="preserve"> – in which user will ask for the resources he or she wants. It is just questioning stage not yet conformed.</w:t>
-      </w:r>
-    </w:p>
-    <w:p>
-      <w:pPr>
-        <w:rPr>
-          <w:rFonts w:ascii="Times New Roman" w:hAnsi="Times New Roman" w:cs="Times New Roman"/>
-          <w:sz w:val="36"/>
-          <w:szCs w:val="36"/>
-        </w:rPr>
-      </w:pPr>
-      <w:r>
-        <w:rPr>
-          <w:rFonts w:ascii="Times New Roman" w:hAnsi="Times New Roman" w:cs="Times New Roman"/>
+        <w:t>Subtypes:</w:t>
+      </w:r>
+    </w:p>
+    <w:p>
+      <w:pPr>
+        <w:numPr>
+          <w:ilvl w:val="0"/>
+          <w:numId w:val="1"/>
+        </w:numPr>
+        <w:jc w:val="both"/>
+        <w:rPr>
+          <w:rFonts w:ascii="Times New Roman" w:hAnsi="Times New Roman" w:cs="Times New Roman"/>
+          <w:sz w:val="36"/>
+          <w:szCs w:val="36"/>
+        </w:rPr>
+      </w:pPr>
+      <w:r>
+        <w:rPr>
+          <w:rFonts w:ascii="Times New Roman" w:hAnsi="Times New Roman" w:cs="Times New Roman"/>
+          <w:sz w:val="36"/>
+          <w:szCs w:val="36"/>
+        </w:rPr>
+        <w:t xml:space="preserve">Add Inquiry </w:t>
+      </w:r>
+    </w:p>
+    <w:p>
+      <w:pPr>
+        <w:numPr>
+          <w:ilvl w:val="0"/>
+          <w:numId w:val="1"/>
+        </w:numPr>
+        <w:jc w:val="both"/>
+        <w:rPr>
+          <w:rFonts w:ascii="Times New Roman" w:hAnsi="Times New Roman" w:cs="Times New Roman"/>
+          <w:sz w:val="36"/>
+          <w:szCs w:val="36"/>
+        </w:rPr>
+      </w:pPr>
+      <w:r>
+        <w:rPr>
+          <w:rFonts w:ascii="Times New Roman" w:hAnsi="Times New Roman" w:cs="Times New Roman"/>
+          <w:sz w:val="36"/>
+          <w:szCs w:val="36"/>
+        </w:rPr>
+        <w:t xml:space="preserve">View Inquiries </w:t>
+      </w:r>
+    </w:p>
+    <w:p>
+      <w:pPr>
+        <w:numPr>
+          <w:ilvl w:val="0"/>
+          <w:numId w:val="1"/>
+        </w:numPr>
+        <w:jc w:val="both"/>
+        <w:rPr>
+          <w:rFonts w:ascii="Times New Roman" w:hAnsi="Times New Roman" w:cs="Times New Roman"/>
+          <w:sz w:val="36"/>
+          <w:szCs w:val="36"/>
+        </w:rPr>
+      </w:pPr>
+      <w:r>
+        <w:rPr>
+          <w:rFonts w:ascii="Times New Roman" w:hAnsi="Times New Roman" w:cs="Times New Roman"/>
+          <w:sz w:val="36"/>
+          <w:szCs w:val="36"/>
+        </w:rPr>
+        <w:t xml:space="preserve">Update Inquiry </w:t>
+      </w:r>
+    </w:p>
+    <w:p>
+      <w:pPr>
+        <w:numPr>
+          <w:ilvl w:val="0"/>
+          <w:numId w:val="1"/>
+        </w:numPr>
+        <w:jc w:val="both"/>
+        <w:rPr>
+          <w:rFonts w:ascii="Times New Roman" w:hAnsi="Times New Roman" w:cs="Times New Roman"/>
+          <w:sz w:val="36"/>
+          <w:szCs w:val="36"/>
+        </w:rPr>
+      </w:pPr>
+      <w:r>
+        <w:rPr>
+          <w:rFonts w:ascii="Times New Roman" w:hAnsi="Times New Roman" w:cs="Times New Roman"/>
+          <w:sz w:val="36"/>
+          <w:szCs w:val="36"/>
+        </w:rPr>
+        <w:t xml:space="preserve">Delete Inquiry </w:t>
+      </w:r>
+    </w:p>
+    <w:p>
+      <w:pPr>
+        <w:numPr>
+          <w:ilvl w:val="0"/>
+          <w:numId w:val="1"/>
+        </w:numPr>
+        <w:jc w:val="both"/>
+        <w:rPr>
+          <w:rFonts w:ascii="Times New Roman" w:hAnsi="Times New Roman" w:cs="Times New Roman"/>
+          <w:sz w:val="36"/>
+          <w:szCs w:val="36"/>
+        </w:rPr>
+      </w:pPr>
+      <w:r>
+        <w:rPr>
+          <w:rFonts w:ascii="Times New Roman" w:hAnsi="Times New Roman" w:cs="Times New Roman"/>
+          <w:sz w:val="36"/>
+          <w:szCs w:val="36"/>
+        </w:rPr>
+        <w:t>Search Inquiry</w:t>
+      </w:r>
+    </w:p>
+    <w:p>
+      <w:pPr>
+        <w:ind w:left="720"/>
+        <w:jc w:val="both"/>
+        <w:rPr>
+          <w:rFonts w:ascii="Times New Roman" w:hAnsi="Times New Roman" w:cs="Times New Roman"/>
+          <w:sz w:val="36"/>
+          <w:szCs w:val="36"/>
+        </w:rPr>
+      </w:pPr>
+    </w:p>
+    <w:p>
+      <w:pPr>
+        <w:jc w:val="center"/>
+        <w:rPr>
+          <w:rFonts w:ascii="Times New Roman" w:hAnsi="Times New Roman" w:cs="Times New Roman"/>
+          <w:b/>
+          <w:bCs/>
+          <w:sz w:val="36"/>
+          <w:szCs w:val="36"/>
+        </w:rPr>
+      </w:pPr>
+      <w:r>
+        <w:rPr>
+          <w:rFonts w:ascii="Times New Roman" w:hAnsi="Times New Roman" w:cs="Times New Roman"/>
+          <w:b/>
+          <w:bCs/>
           <w:sz w:val="36"/>
           <w:szCs w:val="36"/>
         </w:rPr>
         <w:t>Dashboard</w:t>
       </w:r>
-      <w:r>
-        <w:rPr>
-          <w:rFonts w:ascii="Times New Roman" w:hAnsi="Times New Roman" w:cs="Times New Roman"/>
-          <w:sz w:val="36"/>
-          <w:szCs w:val="36"/>
-        </w:rPr>
-        <w:t xml:space="preserve"> – A layout which staff get after successfully login in which all the working </w:t>
-      </w:r>
-      <w:r>
-        <w:rPr>
-          <w:rFonts w:ascii="Times New Roman" w:hAnsi="Times New Roman" w:cs="Times New Roman"/>
-          <w:sz w:val="36"/>
-          <w:szCs w:val="36"/>
-        </w:rPr>
-        <w:t>is</w:t>
-      </w:r>
-      <w:r>
-        <w:rPr>
-          <w:rFonts w:ascii="Times New Roman" w:hAnsi="Times New Roman" w:cs="Times New Roman"/>
-          <w:sz w:val="36"/>
-          <w:szCs w:val="36"/>
-        </w:rPr>
-        <w:t xml:space="preserve"> displayed.</w:t>
-      </w:r>
-    </w:p>
-    <w:p>
-      <w:pPr>
-        <w:rPr>
-          <w:rFonts w:ascii="Times New Roman" w:hAnsi="Times New Roman" w:cs="Times New Roman"/>
-          <w:sz w:val="36"/>
-          <w:szCs w:val="36"/>
-        </w:rPr>
-      </w:pPr>
-      <w:r>
-        <w:rPr>
-          <w:rFonts w:ascii="Times New Roman" w:hAnsi="Times New Roman" w:cs="Times New Roman"/>
-          <w:sz w:val="36"/>
-          <w:szCs w:val="36"/>
-        </w:rPr>
+    </w:p>
+    <w:p>
+      <w:pPr>
+        <w:jc w:val="both"/>
+        <w:rPr>
+          <w:rFonts w:ascii="Times New Roman" w:hAnsi="Times New Roman" w:cs="Times New Roman"/>
+          <w:sz w:val="36"/>
+          <w:szCs w:val="36"/>
+        </w:rPr>
+      </w:pPr>
+      <w:r>
+        <w:rPr>
+          <w:rFonts w:ascii="Times New Roman" w:hAnsi="Times New Roman" w:cs="Times New Roman"/>
+          <w:sz w:val="36"/>
+          <w:szCs w:val="36"/>
+        </w:rPr>
+        <w:t>The Dashboard module is the main interface displayed after a successful login. It provides users with quick access to the system's core features and serves as the central navigation point. Staff can easily access modules to manage resources, inquiries, users, and reports, allowing them to perform daily tasks efficiently. The dashboard acts as the gateway to all authorized system functions.</w:t>
+      </w:r>
+    </w:p>
+    <w:p>
+      <w:pPr>
+        <w:jc w:val="both"/>
+        <w:rPr>
+          <w:rFonts w:ascii="Times New Roman" w:hAnsi="Times New Roman" w:cs="Times New Roman"/>
+          <w:b/>
+          <w:bCs/>
+          <w:sz w:val="36"/>
+          <w:szCs w:val="36"/>
+        </w:rPr>
+      </w:pPr>
+      <w:r>
+        <w:rPr>
+          <w:rFonts w:ascii="Times New Roman" w:hAnsi="Times New Roman" w:cs="Times New Roman"/>
+          <w:b/>
+          <w:bCs/>
+          <w:sz w:val="36"/>
+          <w:szCs w:val="36"/>
+        </w:rPr>
+        <w:t>Subtypes:</w:t>
+      </w:r>
+    </w:p>
+    <w:p>
+      <w:pPr>
+        <w:numPr>
+          <w:ilvl w:val="0"/>
+          <w:numId w:val="5"/>
+        </w:numPr>
+        <w:jc w:val="both"/>
+        <w:rPr>
+          <w:rFonts w:ascii="Times New Roman" w:hAnsi="Times New Roman" w:cs="Times New Roman"/>
+          <w:sz w:val="36"/>
+          <w:szCs w:val="36"/>
+        </w:rPr>
+      </w:pPr>
+      <w:r>
+        <w:rPr>
+          <w:rFonts w:ascii="Times New Roman" w:hAnsi="Times New Roman" w:cs="Times New Roman"/>
+          <w:sz w:val="36"/>
+          <w:szCs w:val="36"/>
+        </w:rPr>
+        <w:t xml:space="preserve">Resources </w:t>
+      </w:r>
+    </w:p>
+    <w:p>
+      <w:pPr>
+        <w:numPr>
+          <w:ilvl w:val="0"/>
+          <w:numId w:val="5"/>
+        </w:numPr>
+        <w:jc w:val="both"/>
+        <w:rPr>
+          <w:rFonts w:ascii="Times New Roman" w:hAnsi="Times New Roman" w:cs="Times New Roman"/>
+          <w:sz w:val="36"/>
+          <w:szCs w:val="36"/>
+        </w:rPr>
+      </w:pPr>
+      <w:r>
+        <w:rPr>
+          <w:rFonts w:ascii="Times New Roman" w:hAnsi="Times New Roman" w:cs="Times New Roman"/>
+          <w:sz w:val="36"/>
+          <w:szCs w:val="36"/>
+        </w:rPr>
+        <w:t xml:space="preserve">Inquiries </w:t>
+      </w:r>
+    </w:p>
+    <w:p>
+      <w:pPr>
+        <w:numPr>
+          <w:ilvl w:val="0"/>
+          <w:numId w:val="5"/>
+        </w:numPr>
+        <w:jc w:val="both"/>
+        <w:rPr>
+          <w:rFonts w:ascii="Times New Roman" w:hAnsi="Times New Roman" w:cs="Times New Roman"/>
+          <w:sz w:val="36"/>
+          <w:szCs w:val="36"/>
+        </w:rPr>
+      </w:pPr>
+      <w:r>
+        <w:rPr>
+          <w:rFonts w:ascii="Times New Roman" w:hAnsi="Times New Roman" w:cs="Times New Roman"/>
+          <w:sz w:val="36"/>
+          <w:szCs w:val="36"/>
+        </w:rPr>
+        <w:t xml:space="preserve">Users </w:t>
+      </w:r>
+    </w:p>
+    <w:p>
+      <w:pPr>
+        <w:numPr>
+          <w:ilvl w:val="0"/>
+          <w:numId w:val="5"/>
+        </w:numPr>
+        <w:jc w:val="both"/>
+        <w:rPr>
+          <w:rFonts w:ascii="Times New Roman" w:hAnsi="Times New Roman" w:cs="Times New Roman"/>
+          <w:sz w:val="36"/>
+          <w:szCs w:val="36"/>
+        </w:rPr>
+      </w:pPr>
+      <w:r>
+        <w:rPr>
+          <w:rFonts w:ascii="Times New Roman" w:hAnsi="Times New Roman" w:cs="Times New Roman"/>
+          <w:sz w:val="36"/>
+          <w:szCs w:val="36"/>
+        </w:rPr>
+        <w:t xml:space="preserve">Reports </w:t>
+      </w:r>
+    </w:p>
+    <w:p>
+      <w:pPr>
+        <w:numPr>
+          <w:ilvl w:val="0"/>
+          <w:numId w:val="5"/>
+        </w:numPr>
+        <w:jc w:val="both"/>
+        <w:rPr>
+          <w:rFonts w:ascii="Times New Roman" w:hAnsi="Times New Roman" w:cs="Times New Roman"/>
+          <w:b/>
+          <w:bCs/>
+          <w:sz w:val="36"/>
+          <w:szCs w:val="36"/>
+        </w:rPr>
+      </w:pPr>
+      <w:r>
+        <w:rPr>
+          <w:rFonts w:ascii="Times New Roman" w:hAnsi="Times New Roman" w:cs="Times New Roman"/>
+          <w:sz w:val="36"/>
+          <w:szCs w:val="36"/>
+        </w:rPr>
+        <w:t>Logout</w:t>
+      </w:r>
+    </w:p>
+    <w:p>
+      <w:pPr>
+        <w:ind w:left="720"/>
+        <w:jc w:val="both"/>
+        <w:rPr>
+          <w:rFonts w:ascii="Times New Roman" w:hAnsi="Times New Roman" w:cs="Times New Roman"/>
+          <w:b/>
+          <w:bCs/>
+          <w:sz w:val="36"/>
+          <w:szCs w:val="36"/>
+        </w:rPr>
+      </w:pPr>
+    </w:p>
+    <w:p>
+      <w:pPr>
+        <w:jc w:val="center"/>
+        <w:rPr>
+          <w:rFonts w:ascii="Times New Roman" w:hAnsi="Times New Roman" w:cs="Times New Roman"/>
+          <w:b/>
+          <w:bCs/>
+          <w:sz w:val="36"/>
+          <w:szCs w:val="36"/>
+        </w:rPr>
+      </w:pPr>
+      <w:r>
+        <w:rPr>
+          <w:rFonts w:ascii="Times New Roman" w:hAnsi="Times New Roman" w:cs="Times New Roman"/>
+          <w:b/>
+          <w:bCs/>
+          <w:sz w:val="36"/>
+          <w:szCs w:val="36"/>
+        </w:rPr>
+        <w:lastRenderedPageBreak/>
         <w:t>Resources</w:t>
       </w:r>
-      <w:r>
-        <w:rPr>
-          <w:rFonts w:ascii="Times New Roman" w:hAnsi="Times New Roman" w:cs="Times New Roman"/>
-          <w:sz w:val="36"/>
-          <w:szCs w:val="36"/>
-        </w:rPr>
-        <w:t xml:space="preserve"> – It specifies the Rooms like what type of room is it and its </w:t>
-      </w:r>
-      <w:r>
-        <w:rPr>
-          <w:rFonts w:ascii="Times New Roman" w:hAnsi="Times New Roman" w:cs="Times New Roman"/>
-          <w:sz w:val="36"/>
-          <w:szCs w:val="36"/>
-        </w:rPr>
-        <w:t>features and</w:t>
-      </w:r>
-      <w:r>
-        <w:rPr>
-          <w:rFonts w:ascii="Times New Roman" w:hAnsi="Times New Roman" w:cs="Times New Roman"/>
-          <w:sz w:val="36"/>
-          <w:szCs w:val="36"/>
-        </w:rPr>
-        <w:t xml:space="preserve"> is allocated with different ID numbers.</w:t>
-      </w:r>
-    </w:p>
-    <w:p>
-      <w:pPr>
-        <w:rPr>
-          <w:rFonts w:ascii="Times New Roman" w:hAnsi="Times New Roman" w:cs="Times New Roman"/>
-          <w:sz w:val="36"/>
-          <w:szCs w:val="36"/>
-        </w:rPr>
-      </w:pPr>
-      <w:r>
-        <w:rPr>
-          <w:rFonts w:ascii="Times New Roman" w:hAnsi="Times New Roman" w:cs="Times New Roman"/>
+    </w:p>
+    <w:p>
+      <w:pPr>
+        <w:jc w:val="both"/>
+        <w:rPr>
+          <w:rFonts w:ascii="Times New Roman" w:hAnsi="Times New Roman" w:cs="Times New Roman"/>
+          <w:sz w:val="36"/>
+          <w:szCs w:val="36"/>
+        </w:rPr>
+      </w:pPr>
+      <w:r>
+        <w:rPr>
+          <w:rFonts w:ascii="Times New Roman" w:hAnsi="Times New Roman" w:cs="Times New Roman"/>
+          <w:sz w:val="36"/>
+          <w:szCs w:val="36"/>
+        </w:rPr>
+        <w:t xml:space="preserve">The </w:t>
+      </w:r>
+      <w:r>
+        <w:rPr>
+          <w:rFonts w:ascii="Times New Roman" w:hAnsi="Times New Roman" w:cs="Times New Roman"/>
+          <w:b/>
+          <w:bCs/>
+          <w:sz w:val="36"/>
+          <w:szCs w:val="36"/>
+        </w:rPr>
+        <w:t>Resources</w:t>
+      </w:r>
+      <w:r>
+        <w:rPr>
+          <w:rFonts w:ascii="Times New Roman" w:hAnsi="Times New Roman" w:cs="Times New Roman"/>
+          <w:sz w:val="36"/>
+          <w:szCs w:val="36"/>
+        </w:rPr>
+        <w:t xml:space="preserve"> module is used to manage all resources available in the system. Staff can add new resources, update existing resource information, remove unavailable resources, and view the complete list of resources. This module ensures that resource records remain accurate and up to date.</w:t>
+      </w:r>
+    </w:p>
+    <w:p>
+      <w:pPr>
+        <w:jc w:val="both"/>
+        <w:rPr>
+          <w:rFonts w:ascii="Times New Roman" w:hAnsi="Times New Roman" w:cs="Times New Roman"/>
+          <w:sz w:val="36"/>
+          <w:szCs w:val="36"/>
+        </w:rPr>
+      </w:pPr>
+      <w:r>
+        <w:rPr>
+          <w:rFonts w:ascii="Times New Roman" w:hAnsi="Times New Roman" w:cs="Times New Roman"/>
+          <w:b/>
+          <w:bCs/>
+          <w:sz w:val="36"/>
+          <w:szCs w:val="36"/>
+        </w:rPr>
+        <w:t>Subtypes:</w:t>
+      </w:r>
+    </w:p>
+    <w:p>
+      <w:pPr>
+        <w:numPr>
+          <w:ilvl w:val="0"/>
+          <w:numId w:val="2"/>
+        </w:numPr>
+        <w:jc w:val="both"/>
+        <w:rPr>
+          <w:rFonts w:ascii="Times New Roman" w:hAnsi="Times New Roman" w:cs="Times New Roman"/>
+          <w:sz w:val="36"/>
+          <w:szCs w:val="36"/>
+        </w:rPr>
+      </w:pPr>
+      <w:r>
+        <w:rPr>
+          <w:rFonts w:ascii="Times New Roman" w:hAnsi="Times New Roman" w:cs="Times New Roman"/>
+          <w:sz w:val="36"/>
+          <w:szCs w:val="36"/>
+        </w:rPr>
+        <w:t xml:space="preserve">Add Resource </w:t>
+      </w:r>
+    </w:p>
+    <w:p>
+      <w:pPr>
+        <w:numPr>
+          <w:ilvl w:val="0"/>
+          <w:numId w:val="2"/>
+        </w:numPr>
+        <w:jc w:val="both"/>
+        <w:rPr>
+          <w:rFonts w:ascii="Times New Roman" w:hAnsi="Times New Roman" w:cs="Times New Roman"/>
+          <w:sz w:val="36"/>
+          <w:szCs w:val="36"/>
+        </w:rPr>
+      </w:pPr>
+      <w:r>
+        <w:rPr>
+          <w:rFonts w:ascii="Times New Roman" w:hAnsi="Times New Roman" w:cs="Times New Roman"/>
+          <w:sz w:val="36"/>
+          <w:szCs w:val="36"/>
+        </w:rPr>
+        <w:t xml:space="preserve">View Resources </w:t>
+      </w:r>
+    </w:p>
+    <w:p>
+      <w:pPr>
+        <w:numPr>
+          <w:ilvl w:val="0"/>
+          <w:numId w:val="2"/>
+        </w:numPr>
+        <w:jc w:val="both"/>
+        <w:rPr>
+          <w:rFonts w:ascii="Times New Roman" w:hAnsi="Times New Roman" w:cs="Times New Roman"/>
+          <w:sz w:val="36"/>
+          <w:szCs w:val="36"/>
+        </w:rPr>
+      </w:pPr>
+      <w:r>
+        <w:rPr>
+          <w:rFonts w:ascii="Times New Roman" w:hAnsi="Times New Roman" w:cs="Times New Roman"/>
+          <w:sz w:val="36"/>
+          <w:szCs w:val="36"/>
+        </w:rPr>
+        <w:t xml:space="preserve">Update Resource </w:t>
+      </w:r>
+    </w:p>
+    <w:p>
+      <w:pPr>
+        <w:numPr>
+          <w:ilvl w:val="0"/>
+          <w:numId w:val="2"/>
+        </w:numPr>
+        <w:jc w:val="both"/>
+        <w:rPr>
+          <w:rFonts w:ascii="Times New Roman" w:hAnsi="Times New Roman" w:cs="Times New Roman"/>
+          <w:sz w:val="36"/>
+          <w:szCs w:val="36"/>
+        </w:rPr>
+      </w:pPr>
+      <w:r>
+        <w:rPr>
+          <w:rFonts w:ascii="Times New Roman" w:hAnsi="Times New Roman" w:cs="Times New Roman"/>
+          <w:sz w:val="36"/>
+          <w:szCs w:val="36"/>
+        </w:rPr>
+        <w:t>Delete Resource</w:t>
+      </w:r>
+    </w:p>
+    <w:p>
+      <w:pPr>
+        <w:jc w:val="center"/>
+        <w:rPr>
+          <w:rFonts w:ascii="Times New Roman" w:hAnsi="Times New Roman" w:cs="Times New Roman"/>
+          <w:b/>
+          <w:bCs/>
+          <w:sz w:val="36"/>
+          <w:szCs w:val="36"/>
+        </w:rPr>
+      </w:pPr>
+      <w:r>
+        <w:rPr>
+          <w:rFonts w:ascii="Times New Roman" w:hAnsi="Times New Roman" w:cs="Times New Roman"/>
+          <w:b/>
+          <w:bCs/>
           <w:sz w:val="36"/>
           <w:szCs w:val="36"/>
         </w:rPr>
         <w:t>Login</w:t>
       </w:r>
-      <w:r>
-        <w:rPr>
-          <w:rFonts w:ascii="Times New Roman" w:hAnsi="Times New Roman" w:cs="Times New Roman"/>
-          <w:sz w:val="36"/>
-          <w:szCs w:val="36"/>
-        </w:rPr>
-        <w:t xml:space="preserve"> – It’s the first step to verify the user. Only user with key can go further.</w:t>
-      </w:r>
-    </w:p>
-    <w:p>
-      <w:pPr>
-        <w:rPr>
-          <w:rFonts w:ascii="Times New Roman" w:hAnsi="Times New Roman" w:cs="Times New Roman"/>
-          <w:sz w:val="36"/>
-          <w:szCs w:val="36"/>
-        </w:rPr>
-      </w:pPr>
-    </w:p>
-    <w:p>
-      <w:pPr>
-        <w:rPr>
-          <w:rFonts w:ascii="Times New Roman" w:hAnsi="Times New Roman" w:cs="Times New Roman"/>
-          <w:sz w:val="36"/>
-          <w:szCs w:val="36"/>
-        </w:rPr>
-      </w:pPr>
-    </w:p>
-    <w:p>
-      <w:pPr>
-        <w:rPr>
-          <w:rFonts w:ascii="Times New Roman" w:hAnsi="Times New Roman" w:cs="Times New Roman"/>
-          <w:sz w:val="36"/>
-          <w:szCs w:val="36"/>
-        </w:rPr>
-      </w:pPr>
-    </w:p>
-    <w:p>
-      <w:pPr>
-        <w:rPr>
-          <w:rFonts w:ascii="Times New Roman" w:hAnsi="Times New Roman" w:cs="Times New Roman"/>
-          <w:sz w:val="36"/>
-          <w:szCs w:val="36"/>
-        </w:rPr>
-      </w:pPr>
-    </w:p>
-    <w:p>
-      <w:pPr>
-        <w:rPr>
-          <w:rFonts w:ascii="Times New Roman" w:hAnsi="Times New Roman" w:cs="Times New Roman"/>
-          <w:sz w:val="36"/>
-          <w:szCs w:val="36"/>
-        </w:rPr>
-      </w:pPr>
-    </w:p>
-    <w:p>
-      <w:pPr>
-        <w:rPr>
-          <w:rFonts w:ascii="Times New Roman" w:hAnsi="Times New Roman" w:cs="Times New Roman"/>
-          <w:sz w:val="36"/>
-          <w:szCs w:val="36"/>
-        </w:rPr>
-      </w:pPr>
-    </w:p>
-    <w:p>
-      <w:pPr>
-        <w:rPr>
-          <w:rFonts w:ascii="Times New Roman" w:hAnsi="Times New Roman" w:cs="Times New Roman"/>
-          <w:sz w:val="36"/>
-          <w:szCs w:val="36"/>
-        </w:rPr>
-      </w:pPr>
-    </w:p>
-    <w:p>
-      <w:pPr>
-        <w:rPr>
-          <w:rFonts w:ascii="Times New Roman" w:hAnsi="Times New Roman" w:cs="Times New Roman"/>
-          <w:sz w:val="36"/>
-          <w:szCs w:val="36"/>
-        </w:rPr>
-      </w:pPr>
-    </w:p>
-    <w:p>
-      <w:pPr>
-        <w:rPr>
-          <w:rFonts w:ascii="Times New Roman" w:hAnsi="Times New Roman" w:cs="Times New Roman"/>
-          <w:sz w:val="36"/>
-          <w:szCs w:val="36"/>
-        </w:rPr>
-      </w:pPr>
-    </w:p>
-    <w:p>
-      <w:pPr>
-        <w:rPr>
-          <w:rFonts w:ascii="Times New Roman" w:hAnsi="Times New Roman" w:cs="Times New Roman"/>
-          <w:sz w:val="36"/>
-          <w:szCs w:val="36"/>
-        </w:rPr>
-      </w:pPr>
-    </w:p>
-    <w:p>
-      <w:pPr>
-        <w:rPr>
-          <w:rFonts w:ascii="Times New Roman" w:hAnsi="Times New Roman" w:cs="Times New Roman"/>
-          <w:sz w:val="36"/>
-          <w:szCs w:val="36"/>
-        </w:rPr>
-      </w:pPr>
-    </w:p>
-    <w:p>
-      <w:pPr>
-        <w:rPr>
-          <w:rFonts w:ascii="Times New Roman" w:hAnsi="Times New Roman" w:cs="Times New Roman"/>
-          <w:sz w:val="36"/>
-          <w:szCs w:val="36"/>
-        </w:rPr>
-      </w:pPr>
-    </w:p>
-    <w:p>
-      <w:pPr>
-        <w:rPr>
-          <w:rFonts w:ascii="Times New Roman" w:hAnsi="Times New Roman" w:cs="Times New Roman"/>
-          <w:sz w:val="36"/>
-          <w:szCs w:val="36"/>
-        </w:rPr>
-      </w:pPr>
-    </w:p>
-    <w:p>
-      <w:pPr>
+    </w:p>
+    <w:p>
+      <w:pPr>
+        <w:jc w:val="both"/>
+        <w:rPr>
+          <w:rFonts w:ascii="Times New Roman" w:hAnsi="Times New Roman" w:cs="Times New Roman"/>
+          <w:sz w:val="36"/>
+          <w:szCs w:val="36"/>
+        </w:rPr>
+      </w:pPr>
+      <w:r>
+        <w:rPr>
+          <w:rFonts w:ascii="Times New Roman" w:hAnsi="Times New Roman" w:cs="Times New Roman"/>
+          <w:sz w:val="36"/>
+          <w:szCs w:val="36"/>
+        </w:rPr>
+        <w:t xml:space="preserve">The </w:t>
+      </w:r>
+      <w:r>
+        <w:rPr>
+          <w:rFonts w:ascii="Times New Roman" w:hAnsi="Times New Roman" w:cs="Times New Roman"/>
+          <w:b/>
+          <w:bCs/>
+          <w:sz w:val="36"/>
+          <w:szCs w:val="36"/>
+        </w:rPr>
+        <w:t>Login</w:t>
+      </w:r>
+      <w:r>
+        <w:rPr>
+          <w:rFonts w:ascii="Times New Roman" w:hAnsi="Times New Roman" w:cs="Times New Roman"/>
+          <w:sz w:val="36"/>
+          <w:szCs w:val="36"/>
+        </w:rPr>
+        <w:t xml:space="preserve"> module is the entry point to the system. It allows authorized staff and administrators to securely access the application by entering their username and password. The system verifies the user's credentials before granting access to the dashboard and its available functions based on the user's role.</w:t>
+      </w:r>
+    </w:p>
+    <w:p>
+      <w:pPr>
+        <w:jc w:val="both"/>
+        <w:rPr>
+          <w:rFonts w:ascii="Times New Roman" w:hAnsi="Times New Roman" w:cs="Times New Roman"/>
+          <w:sz w:val="36"/>
+          <w:szCs w:val="36"/>
+        </w:rPr>
+      </w:pPr>
+      <w:r>
+        <w:rPr>
+          <w:rFonts w:ascii="Times New Roman" w:hAnsi="Times New Roman" w:cs="Times New Roman"/>
+          <w:b/>
+          <w:bCs/>
+          <w:sz w:val="36"/>
+          <w:szCs w:val="36"/>
+        </w:rPr>
+        <w:t>Subtypes:</w:t>
+      </w:r>
+    </w:p>
+    <w:p>
+      <w:pPr>
+        <w:numPr>
+          <w:ilvl w:val="0"/>
+          <w:numId w:val="4"/>
+        </w:numPr>
+        <w:jc w:val="both"/>
+        <w:rPr>
+          <w:rFonts w:ascii="Times New Roman" w:hAnsi="Times New Roman" w:cs="Times New Roman"/>
+          <w:sz w:val="36"/>
+          <w:szCs w:val="36"/>
+        </w:rPr>
+      </w:pPr>
+      <w:r>
+        <w:rPr>
+          <w:rFonts w:ascii="Times New Roman" w:hAnsi="Times New Roman" w:cs="Times New Roman"/>
+          <w:sz w:val="36"/>
+          <w:szCs w:val="36"/>
+        </w:rPr>
+        <w:t xml:space="preserve">User Authentication (Username </w:t>
+      </w:r>
+      <w:r>
+        <w:rPr>
+          <w:rFonts w:ascii="Times New Roman" w:hAnsi="Times New Roman" w:cs="Times New Roman"/>
+          <w:sz w:val="36"/>
+          <w:szCs w:val="36"/>
+        </w:rPr>
+        <w:t>and</w:t>
+      </w:r>
+      <w:r>
+        <w:rPr>
+          <w:rFonts w:ascii="Times New Roman" w:hAnsi="Times New Roman" w:cs="Times New Roman"/>
+          <w:sz w:val="36"/>
+          <w:szCs w:val="36"/>
+        </w:rPr>
+        <w:t xml:space="preserve"> Password) </w:t>
+      </w:r>
+    </w:p>
+    <w:p>
+      <w:pPr>
+        <w:numPr>
+          <w:ilvl w:val="0"/>
+          <w:numId w:val="4"/>
+        </w:numPr>
+        <w:jc w:val="both"/>
+        <w:rPr>
+          <w:rFonts w:ascii="Times New Roman" w:hAnsi="Times New Roman" w:cs="Times New Roman"/>
+          <w:sz w:val="36"/>
+          <w:szCs w:val="36"/>
+        </w:rPr>
+      </w:pPr>
+      <w:r>
+        <w:rPr>
+          <w:rFonts w:ascii="Times New Roman" w:hAnsi="Times New Roman" w:cs="Times New Roman"/>
+          <w:sz w:val="36"/>
+          <w:szCs w:val="36"/>
+        </w:rPr>
+        <w:t xml:space="preserve">Login Validation </w:t>
+      </w:r>
+    </w:p>
+    <w:p>
+      <w:pPr>
+        <w:numPr>
+          <w:ilvl w:val="0"/>
+          <w:numId w:val="4"/>
+        </w:numPr>
+        <w:jc w:val="both"/>
+        <w:rPr>
+          <w:rFonts w:ascii="Times New Roman" w:hAnsi="Times New Roman" w:cs="Times New Roman"/>
+          <w:sz w:val="36"/>
+          <w:szCs w:val="36"/>
+        </w:rPr>
+      </w:pPr>
+      <w:r>
+        <w:rPr>
+          <w:rFonts w:ascii="Times New Roman" w:hAnsi="Times New Roman" w:cs="Times New Roman"/>
+          <w:sz w:val="36"/>
+          <w:szCs w:val="36"/>
+        </w:rPr>
+        <w:t xml:space="preserve">Logout </w:t>
+      </w:r>
+    </w:p>
+    <w:p>
+      <w:pPr>
+        <w:jc w:val="both"/>
+        <w:rPr>
+          <w:rFonts w:ascii="Times New Roman" w:hAnsi="Times New Roman" w:cs="Times New Roman"/>
+          <w:sz w:val="36"/>
+          <w:szCs w:val="36"/>
+        </w:rPr>
+      </w:pPr>
+    </w:p>
+    <w:p>
+      <w:pPr>
+        <w:jc w:val="both"/>
         <w:rPr>
           <w:rFonts w:ascii="Times New Roman" w:hAnsi="Times New Roman" w:cs="Times New Roman"/>
           <w:b/>
@@ -2062,6 +2882,7 @@
     </w:p>
     <w:p>
       <w:pPr>
+        <w:jc w:val="both"/>
         <w:rPr>
           <w:rFonts w:ascii="Times New Roman" w:hAnsi="Times New Roman" w:cs="Times New Roman"/>
           <w:sz w:val="48"/>
@@ -2079,6 +2900,7 @@
     </w:p>
     <w:p>
       <w:pPr>
+        <w:jc w:val="both"/>
         <w:rPr>
           <w:rFonts w:ascii="Times New Roman" w:hAnsi="Times New Roman" w:cs="Times New Roman"/>
           <w:sz w:val="36"/>
@@ -2107,7 +2929,7 @@
                     <pic:cNvPicPr/>
                   </pic:nvPicPr>
                   <pic:blipFill>
-                    <a:blip r:embed="rId4"/>
+                    <a:blip r:embed="rId5"/>
                     <a:stretch>
                       <a:fillRect/>
                     </a:stretch>
@@ -2130,23 +2952,43 @@
     </w:p>
     <w:p>
       <w:pPr>
-        <w:rPr>
-          <w:rFonts w:ascii="Times New Roman" w:hAnsi="Times New Roman" w:cs="Times New Roman"/>
-          <w:sz w:val="36"/>
-          <w:szCs w:val="36"/>
-        </w:rPr>
-      </w:pPr>
-      <w:r>
-        <w:rPr>
-          <w:rFonts w:ascii="Times New Roman" w:hAnsi="Times New Roman" w:cs="Times New Roman"/>
-          <w:sz w:val="36"/>
-          <w:szCs w:val="36"/>
-        </w:rPr>
-        <w:t>This is the login page which shows to fill id and password, if both are correct then only user can go further. This is created for verifying the user(for security purpose).</w:t>
-      </w:r>
-    </w:p>
-    <w:p>
-      <w:pPr>
+        <w:jc w:val="both"/>
+        <w:rPr>
+          <w:rFonts w:ascii="Times New Roman" w:hAnsi="Times New Roman" w:cs="Times New Roman"/>
+          <w:sz w:val="36"/>
+          <w:szCs w:val="36"/>
+        </w:rPr>
+      </w:pPr>
+      <w:r>
+        <w:rPr>
+          <w:rFonts w:ascii="Times New Roman" w:hAnsi="Times New Roman" w:cs="Times New Roman"/>
+          <w:sz w:val="36"/>
+          <w:szCs w:val="36"/>
+        </w:rPr>
+        <w:t xml:space="preserve">This is the login page which shows to fill id and password, if both are correct then only user can go further. This is created for verifying the </w:t>
+      </w:r>
+      <w:proofErr w:type="gramStart"/>
+      <w:r>
+        <w:rPr>
+          <w:rFonts w:ascii="Times New Roman" w:hAnsi="Times New Roman" w:cs="Times New Roman"/>
+          <w:sz w:val="36"/>
+          <w:szCs w:val="36"/>
+        </w:rPr>
+        <w:t>user(</w:t>
+      </w:r>
+      <w:proofErr w:type="gramEnd"/>
+      <w:r>
+        <w:rPr>
+          <w:rFonts w:ascii="Times New Roman" w:hAnsi="Times New Roman" w:cs="Times New Roman"/>
+          <w:sz w:val="36"/>
+          <w:szCs w:val="36"/>
+        </w:rPr>
+        <w:t>for security purpose).</w:t>
+      </w:r>
+    </w:p>
+    <w:p>
+      <w:pPr>
+        <w:jc w:val="both"/>
         <w:rPr>
           <w:rFonts w:ascii="Times New Roman" w:hAnsi="Times New Roman" w:cs="Times New Roman"/>
           <w:sz w:val="36"/>
@@ -2175,7 +3017,7 @@
                     <pic:cNvPicPr/>
                   </pic:nvPicPr>
                   <pic:blipFill>
-                    <a:blip r:embed="rId5"/>
+                    <a:blip r:embed="rId6"/>
                     <a:stretch>
                       <a:fillRect/>
                     </a:stretch>
@@ -2198,6 +3040,7 @@
     </w:p>
     <w:p>
       <w:pPr>
+        <w:jc w:val="both"/>
         <w:rPr>
           <w:rFonts w:ascii="Times New Roman" w:hAnsi="Times New Roman" w:cs="Times New Roman"/>
           <w:sz w:val="36"/>
@@ -2216,6 +3059,7 @@
     </w:p>
     <w:p>
       <w:pPr>
+        <w:jc w:val="both"/>
         <w:rPr>
           <w:rFonts w:ascii="Times New Roman" w:hAnsi="Times New Roman" w:cs="Times New Roman"/>
           <w:sz w:val="36"/>
@@ -2244,7 +3088,7 @@
                     <pic:cNvPicPr/>
                   </pic:nvPicPr>
                   <pic:blipFill>
-                    <a:blip r:embed="rId6"/>
+                    <a:blip r:embed="rId7"/>
                     <a:stretch>
                       <a:fillRect/>
                     </a:stretch>
@@ -2267,6 +3111,7 @@
     </w:p>
     <w:p>
       <w:pPr>
+        <w:jc w:val="both"/>
         <w:rPr>
           <w:rFonts w:ascii="Times New Roman" w:hAnsi="Times New Roman" w:cs="Times New Roman"/>
           <w:sz w:val="36"/>
@@ -2303,20 +3148,40 @@
           <w:sz w:val="36"/>
           <w:szCs w:val="36"/>
         </w:rPr>
-        <w:t xml:space="preserve"> And this are the buttons with different usage.</w:t>
-      </w:r>
-    </w:p>
-    <w:p>
-      <w:pPr>
-        <w:rPr>
-          <w:rFonts w:ascii="Times New Roman" w:hAnsi="Times New Roman" w:cs="Times New Roman"/>
-          <w:sz w:val="36"/>
-          <w:szCs w:val="36"/>
-        </w:rPr>
-      </w:pPr>
-    </w:p>
-    <w:p>
-      <w:pPr>
+        <w:t xml:space="preserve"> And </w:t>
+      </w:r>
+      <w:proofErr w:type="gramStart"/>
+      <w:r>
+        <w:rPr>
+          <w:rFonts w:ascii="Times New Roman" w:hAnsi="Times New Roman" w:cs="Times New Roman"/>
+          <w:sz w:val="36"/>
+          <w:szCs w:val="36"/>
+        </w:rPr>
+        <w:t>this</w:t>
+      </w:r>
+      <w:proofErr w:type="gramEnd"/>
+      <w:r>
+        <w:rPr>
+          <w:rFonts w:ascii="Times New Roman" w:hAnsi="Times New Roman" w:cs="Times New Roman"/>
+          <w:sz w:val="36"/>
+          <w:szCs w:val="36"/>
+        </w:rPr>
+        <w:t xml:space="preserve"> are the buttons with different usage.</w:t>
+      </w:r>
+    </w:p>
+    <w:p>
+      <w:pPr>
+        <w:jc w:val="both"/>
+        <w:rPr>
+          <w:rFonts w:ascii="Times New Roman" w:hAnsi="Times New Roman" w:cs="Times New Roman"/>
+          <w:sz w:val="36"/>
+          <w:szCs w:val="36"/>
+        </w:rPr>
+      </w:pPr>
+    </w:p>
+    <w:p>
+      <w:pPr>
+        <w:jc w:val="both"/>
         <w:rPr>
           <w:rFonts w:ascii="Times New Roman" w:hAnsi="Times New Roman" w:cs="Times New Roman"/>
           <w:sz w:val="36"/>
@@ -2334,6 +3199,7 @@
     </w:p>
     <w:p>
       <w:pPr>
+        <w:jc w:val="both"/>
         <w:rPr>
           <w:rFonts w:ascii="Times New Roman" w:hAnsi="Times New Roman" w:cs="Times New Roman"/>
           <w:sz w:val="36"/>
@@ -2362,7 +3228,7 @@
                     <pic:cNvPicPr/>
                   </pic:nvPicPr>
                   <pic:blipFill>
-                    <a:blip r:embed="rId7"/>
+                    <a:blip r:embed="rId8"/>
                     <a:stretch>
                       <a:fillRect/>
                     </a:stretch>
@@ -2385,6 +3251,7 @@
     </w:p>
     <w:p>
       <w:pPr>
+        <w:jc w:val="both"/>
         <w:rPr>
           <w:rFonts w:ascii="Times New Roman" w:hAnsi="Times New Roman" w:cs="Times New Roman"/>
           <w:sz w:val="36"/>
@@ -2427,6 +3294,7 @@
     </w:p>
     <w:p>
       <w:pPr>
+        <w:jc w:val="both"/>
         <w:rPr>
           <w:rFonts w:ascii="Times New Roman" w:hAnsi="Times New Roman" w:cs="Times New Roman"/>
           <w:sz w:val="36"/>
@@ -2455,7 +3323,7 @@
                     <pic:cNvPicPr/>
                   </pic:nvPicPr>
                   <pic:blipFill>
-                    <a:blip r:embed="rId8"/>
+                    <a:blip r:embed="rId9"/>
                     <a:stretch>
                       <a:fillRect/>
                     </a:stretch>
@@ -2478,6 +3346,7 @@
     </w:p>
     <w:p>
       <w:pPr>
+        <w:jc w:val="both"/>
         <w:rPr>
           <w:rFonts w:ascii="Times New Roman" w:hAnsi="Times New Roman" w:cs="Times New Roman"/>
           <w:sz w:val="36"/>
@@ -2506,11 +3375,30 @@
           <w:sz w:val="36"/>
           <w:szCs w:val="36"/>
         </w:rPr>
-        <w:t xml:space="preserve"> You can book the room</w:t>
-      </w:r>
-    </w:p>
-    <w:p>
-      <w:pPr>
+        <w:t xml:space="preserve"> </w:t>
+      </w:r>
+      <w:proofErr w:type="gramStart"/>
+      <w:r>
+        <w:rPr>
+          <w:rFonts w:ascii="Times New Roman" w:hAnsi="Times New Roman" w:cs="Times New Roman"/>
+          <w:sz w:val="36"/>
+          <w:szCs w:val="36"/>
+        </w:rPr>
+        <w:t>You</w:t>
+      </w:r>
+      <w:proofErr w:type="gramEnd"/>
+      <w:r>
+        <w:rPr>
+          <w:rFonts w:ascii="Times New Roman" w:hAnsi="Times New Roman" w:cs="Times New Roman"/>
+          <w:sz w:val="36"/>
+          <w:szCs w:val="36"/>
+        </w:rPr>
+        <w:t xml:space="preserve"> can book the room</w:t>
+      </w:r>
+    </w:p>
+    <w:p>
+      <w:pPr>
+        <w:jc w:val="both"/>
         <w:rPr>
           <w:rFonts w:ascii="Times New Roman" w:hAnsi="Times New Roman" w:cs="Times New Roman"/>
           <w:sz w:val="36"/>
@@ -2539,7 +3427,7 @@
                     <pic:cNvPicPr/>
                   </pic:nvPicPr>
                   <pic:blipFill>
-                    <a:blip r:embed="rId9"/>
+                    <a:blip r:embed="rId10"/>
                     <a:stretch>
                       <a:fillRect/>
                     </a:stretch>
@@ -2562,24 +3450,27 @@
     </w:p>
     <w:p>
       <w:pPr>
-        <w:rPr>
-          <w:rFonts w:ascii="Times New Roman" w:hAnsi="Times New Roman" w:cs="Times New Roman"/>
-          <w:sz w:val="36"/>
-          <w:szCs w:val="36"/>
-        </w:rPr>
-      </w:pPr>
-    </w:p>
-    <w:p>
-      <w:pPr>
-        <w:rPr>
-          <w:rFonts w:ascii="Times New Roman" w:hAnsi="Times New Roman" w:cs="Times New Roman"/>
-          <w:sz w:val="36"/>
-          <w:szCs w:val="36"/>
-        </w:rPr>
-      </w:pPr>
-    </w:p>
-    <w:p>
-      <w:pPr>
+        <w:jc w:val="both"/>
+        <w:rPr>
+          <w:rFonts w:ascii="Times New Roman" w:hAnsi="Times New Roman" w:cs="Times New Roman"/>
+          <w:sz w:val="36"/>
+          <w:szCs w:val="36"/>
+        </w:rPr>
+      </w:pPr>
+    </w:p>
+    <w:p>
+      <w:pPr>
+        <w:jc w:val="both"/>
+        <w:rPr>
+          <w:rFonts w:ascii="Times New Roman" w:hAnsi="Times New Roman" w:cs="Times New Roman"/>
+          <w:sz w:val="36"/>
+          <w:szCs w:val="36"/>
+        </w:rPr>
+      </w:pPr>
+    </w:p>
+    <w:p>
+      <w:pPr>
+        <w:jc w:val="both"/>
         <w:rPr>
           <w:rFonts w:ascii="Times New Roman" w:hAnsi="Times New Roman" w:cs="Times New Roman"/>
           <w:sz w:val="36"/>
@@ -2598,6 +3489,7 @@
     </w:p>
     <w:p>
       <w:pPr>
+        <w:jc w:val="both"/>
         <w:rPr>
           <w:rFonts w:ascii="Times New Roman" w:hAnsi="Times New Roman" w:cs="Times New Roman"/>
           <w:sz w:val="36"/>
@@ -2626,7 +3518,7 @@
                     <pic:cNvPicPr/>
                   </pic:nvPicPr>
                   <pic:blipFill>
-                    <a:blip r:embed="rId10"/>
+                    <a:blip r:embed="rId11"/>
                     <a:stretch>
                       <a:fillRect/>
                     </a:stretch>
@@ -2649,15 +3541,17 @@
     </w:p>
     <w:p>
       <w:pPr>
-        <w:rPr>
-          <w:rFonts w:ascii="Times New Roman" w:hAnsi="Times New Roman" w:cs="Times New Roman"/>
-          <w:sz w:val="36"/>
-          <w:szCs w:val="36"/>
-        </w:rPr>
-      </w:pPr>
-    </w:p>
-    <w:p>
-      <w:pPr>
+        <w:jc w:val="both"/>
+        <w:rPr>
+          <w:rFonts w:ascii="Times New Roman" w:hAnsi="Times New Roman" w:cs="Times New Roman"/>
+          <w:sz w:val="36"/>
+          <w:szCs w:val="36"/>
+        </w:rPr>
+      </w:pPr>
+    </w:p>
+    <w:p>
+      <w:pPr>
+        <w:jc w:val="both"/>
         <w:rPr>
           <w:rFonts w:ascii="Times New Roman" w:hAnsi="Times New Roman" w:cs="Times New Roman"/>
           <w:sz w:val="36"/>
@@ -2675,6 +3569,7 @@
     </w:p>
     <w:p>
       <w:pPr>
+        <w:jc w:val="both"/>
         <w:rPr>
           <w:rFonts w:ascii="Times New Roman" w:hAnsi="Times New Roman" w:cs="Times New Roman"/>
           <w:sz w:val="36"/>
@@ -2700,130 +3595,6 @@
                 <pic:pic xmlns:pic="http://schemas.openxmlformats.org/drawingml/2006/picture">
                   <pic:nvPicPr>
                     <pic:cNvPr id="999587999" name=""/>
-                    <pic:cNvPicPr/>
-                  </pic:nvPicPr>
-                  <pic:blipFill>
-                    <a:blip r:embed="rId11"/>
-                    <a:stretch>
-                      <a:fillRect/>
-                    </a:stretch>
-                  </pic:blipFill>
-                  <pic:spPr>
-                    <a:xfrm>
-                      <a:off x="0" y="0"/>
-                      <a:ext cx="5943600" cy="3150235"/>
-                    </a:xfrm>
-                    <a:prstGeom prst="rect">
-                      <a:avLst/>
-                    </a:prstGeom>
-                  </pic:spPr>
-                </pic:pic>
-              </a:graphicData>
-            </a:graphic>
-          </wp:inline>
-        </w:drawing>
-      </w:r>
-    </w:p>
-    <w:p>
-      <w:pPr>
-        <w:rPr>
-          <w:rFonts w:ascii="Times New Roman" w:hAnsi="Times New Roman" w:cs="Times New Roman"/>
-          <w:sz w:val="36"/>
-          <w:szCs w:val="36"/>
-        </w:rPr>
-      </w:pPr>
-    </w:p>
-    <w:p>
-      <w:pPr>
-        <w:rPr>
-          <w:rFonts w:ascii="Times New Roman" w:hAnsi="Times New Roman" w:cs="Times New Roman"/>
-          <w:sz w:val="36"/>
-          <w:szCs w:val="36"/>
-        </w:rPr>
-      </w:pPr>
-    </w:p>
-    <w:p>
-      <w:pPr>
-        <w:rPr>
-          <w:rFonts w:ascii="Times New Roman" w:hAnsi="Times New Roman" w:cs="Times New Roman"/>
-          <w:sz w:val="36"/>
-          <w:szCs w:val="36"/>
-        </w:rPr>
-      </w:pPr>
-    </w:p>
-    <w:p>
-      <w:pPr>
-        <w:rPr>
-          <w:rFonts w:ascii="Times New Roman" w:hAnsi="Times New Roman" w:cs="Times New Roman"/>
-          <w:sz w:val="36"/>
-          <w:szCs w:val="36"/>
-        </w:rPr>
-      </w:pPr>
-    </w:p>
-    <w:p>
-      <w:pPr>
-        <w:rPr>
-          <w:rFonts w:ascii="Times New Roman" w:hAnsi="Times New Roman" w:cs="Times New Roman"/>
-          <w:sz w:val="36"/>
-          <w:szCs w:val="36"/>
-        </w:rPr>
-      </w:pPr>
-    </w:p>
-    <w:p>
-      <w:pPr>
-        <w:rPr>
-          <w:rFonts w:ascii="Times New Roman" w:hAnsi="Times New Roman" w:cs="Times New Roman"/>
-          <w:sz w:val="36"/>
-          <w:szCs w:val="36"/>
-        </w:rPr>
-      </w:pPr>
-    </w:p>
-    <w:p>
-      <w:pPr>
-        <w:rPr>
-          <w:rFonts w:ascii="Times New Roman" w:hAnsi="Times New Roman" w:cs="Times New Roman"/>
-          <w:sz w:val="36"/>
-          <w:szCs w:val="36"/>
-        </w:rPr>
-      </w:pPr>
-      <w:r>
-        <w:rPr>
-          <w:rFonts w:ascii="Times New Roman" w:hAnsi="Times New Roman" w:cs="Times New Roman"/>
-          <w:sz w:val="36"/>
-          <w:szCs w:val="36"/>
-        </w:rPr>
-        <w:lastRenderedPageBreak/>
-        <w:t>Booking form Load details by inquiry ID</w:t>
-      </w:r>
-    </w:p>
-    <w:p>
-      <w:pPr>
-        <w:rPr>
-          <w:rFonts w:ascii="Times New Roman" w:hAnsi="Times New Roman" w:cs="Times New Roman"/>
-          <w:sz w:val="36"/>
-          <w:szCs w:val="36"/>
-        </w:rPr>
-      </w:pPr>
-      <w:r>
-        <w:rPr>
-          <w:rFonts w:ascii="Times New Roman" w:hAnsi="Times New Roman" w:cs="Times New Roman"/>
-          <w:sz w:val="36"/>
-          <w:szCs w:val="36"/>
-        </w:rPr>
-        <w:lastRenderedPageBreak/>
-        <w:drawing>
-          <wp:inline distT="0" distB="0" distL="0" distR="0" wp14:anchorId="466C3219" wp14:editId="35DCB79F">
-            <wp:extent cx="5943600" cy="3150235"/>
-            <wp:effectExtent l="0" t="0" r="0" b="0"/>
-            <wp:docPr id="168678081" name="Picture 1"/>
-            <wp:cNvGraphicFramePr>
-              <a:graphicFrameLocks xmlns:a="http://schemas.openxmlformats.org/drawingml/2006/main" noChangeAspect="1"/>
-            </wp:cNvGraphicFramePr>
-            <a:graphic xmlns:a="http://schemas.openxmlformats.org/drawingml/2006/main">
-              <a:graphicData uri="http://schemas.openxmlformats.org/drawingml/2006/picture">
-                <pic:pic xmlns:pic="http://schemas.openxmlformats.org/drawingml/2006/picture">
-                  <pic:nvPicPr>
-                    <pic:cNvPr id="168678081" name=""/>
                     <pic:cNvPicPr/>
                   </pic:nvPicPr>
                   <pic:blipFill>
@@ -2850,6 +3621,138 @@
     </w:p>
     <w:p>
       <w:pPr>
+        <w:jc w:val="both"/>
+        <w:rPr>
+          <w:rFonts w:ascii="Times New Roman" w:hAnsi="Times New Roman" w:cs="Times New Roman"/>
+          <w:sz w:val="36"/>
+          <w:szCs w:val="36"/>
+        </w:rPr>
+      </w:pPr>
+    </w:p>
+    <w:p>
+      <w:pPr>
+        <w:jc w:val="both"/>
+        <w:rPr>
+          <w:rFonts w:ascii="Times New Roman" w:hAnsi="Times New Roman" w:cs="Times New Roman"/>
+          <w:sz w:val="36"/>
+          <w:szCs w:val="36"/>
+        </w:rPr>
+      </w:pPr>
+    </w:p>
+    <w:p>
+      <w:pPr>
+        <w:jc w:val="both"/>
+        <w:rPr>
+          <w:rFonts w:ascii="Times New Roman" w:hAnsi="Times New Roman" w:cs="Times New Roman"/>
+          <w:sz w:val="36"/>
+          <w:szCs w:val="36"/>
+        </w:rPr>
+      </w:pPr>
+    </w:p>
+    <w:p>
+      <w:pPr>
+        <w:jc w:val="both"/>
+        <w:rPr>
+          <w:rFonts w:ascii="Times New Roman" w:hAnsi="Times New Roman" w:cs="Times New Roman"/>
+          <w:sz w:val="36"/>
+          <w:szCs w:val="36"/>
+        </w:rPr>
+      </w:pPr>
+    </w:p>
+    <w:p>
+      <w:pPr>
+        <w:jc w:val="both"/>
+        <w:rPr>
+          <w:rFonts w:ascii="Times New Roman" w:hAnsi="Times New Roman" w:cs="Times New Roman"/>
+          <w:sz w:val="36"/>
+          <w:szCs w:val="36"/>
+        </w:rPr>
+      </w:pPr>
+    </w:p>
+    <w:p>
+      <w:pPr>
+        <w:jc w:val="both"/>
+        <w:rPr>
+          <w:rFonts w:ascii="Times New Roman" w:hAnsi="Times New Roman" w:cs="Times New Roman"/>
+          <w:sz w:val="36"/>
+          <w:szCs w:val="36"/>
+        </w:rPr>
+      </w:pPr>
+    </w:p>
+    <w:p>
+      <w:pPr>
+        <w:jc w:val="both"/>
+        <w:rPr>
+          <w:rFonts w:ascii="Times New Roman" w:hAnsi="Times New Roman" w:cs="Times New Roman"/>
+          <w:sz w:val="36"/>
+          <w:szCs w:val="36"/>
+        </w:rPr>
+      </w:pPr>
+      <w:r>
+        <w:rPr>
+          <w:rFonts w:ascii="Times New Roman" w:hAnsi="Times New Roman" w:cs="Times New Roman"/>
+          <w:sz w:val="36"/>
+          <w:szCs w:val="36"/>
+        </w:rPr>
+        <w:lastRenderedPageBreak/>
+        <w:t>Booking form Load details by inquiry ID</w:t>
+      </w:r>
+    </w:p>
+    <w:p>
+      <w:pPr>
+        <w:jc w:val="both"/>
+        <w:rPr>
+          <w:rFonts w:ascii="Times New Roman" w:hAnsi="Times New Roman" w:cs="Times New Roman"/>
+          <w:sz w:val="36"/>
+          <w:szCs w:val="36"/>
+        </w:rPr>
+      </w:pPr>
+      <w:r>
+        <w:rPr>
+          <w:rFonts w:ascii="Times New Roman" w:hAnsi="Times New Roman" w:cs="Times New Roman"/>
+          <w:sz w:val="36"/>
+          <w:szCs w:val="36"/>
+        </w:rPr>
+        <w:drawing>
+          <wp:inline distT="0" distB="0" distL="0" distR="0" wp14:anchorId="466C3219" wp14:editId="35DCB79F">
+            <wp:extent cx="5943600" cy="3150235"/>
+            <wp:effectExtent l="0" t="0" r="0" b="0"/>
+            <wp:docPr id="168678081" name="Picture 1"/>
+            <wp:cNvGraphicFramePr>
+              <a:graphicFrameLocks xmlns:a="http://schemas.openxmlformats.org/drawingml/2006/main" noChangeAspect="1"/>
+            </wp:cNvGraphicFramePr>
+            <a:graphic xmlns:a="http://schemas.openxmlformats.org/drawingml/2006/main">
+              <a:graphicData uri="http://schemas.openxmlformats.org/drawingml/2006/picture">
+                <pic:pic xmlns:pic="http://schemas.openxmlformats.org/drawingml/2006/picture">
+                  <pic:nvPicPr>
+                    <pic:cNvPr id="168678081" name=""/>
+                    <pic:cNvPicPr/>
+                  </pic:nvPicPr>
+                  <pic:blipFill>
+                    <a:blip r:embed="rId13"/>
+                    <a:stretch>
+                      <a:fillRect/>
+                    </a:stretch>
+                  </pic:blipFill>
+                  <pic:spPr>
+                    <a:xfrm>
+                      <a:off x="0" y="0"/>
+                      <a:ext cx="5943600" cy="3150235"/>
+                    </a:xfrm>
+                    <a:prstGeom prst="rect">
+                      <a:avLst/>
+                    </a:prstGeom>
+                  </pic:spPr>
+                </pic:pic>
+              </a:graphicData>
+            </a:graphic>
+          </wp:inline>
+        </w:drawing>
+      </w:r>
+    </w:p>
+    <w:p>
+      <w:pPr>
+        <w:jc w:val="both"/>
         <w:rPr>
           <w:rFonts w:ascii="Times New Roman" w:hAnsi="Times New Roman" w:cs="Times New Roman"/>
           <w:sz w:val="36"/>
@@ -2867,6 +3770,7 @@
     </w:p>
     <w:p>
       <w:pPr>
+        <w:jc w:val="both"/>
         <w:rPr>
           <w:rFonts w:ascii="Times New Roman" w:hAnsi="Times New Roman" w:cs="Times New Roman"/>
           <w:sz w:val="36"/>
@@ -2895,7 +3799,7 @@
                     <pic:cNvPicPr/>
                   </pic:nvPicPr>
                   <pic:blipFill>
-                    <a:blip r:embed="rId13"/>
+                    <a:blip r:embed="rId14"/>
                     <a:stretch>
                       <a:fillRect/>
                     </a:stretch>
@@ -2918,18 +3822,20 @@
     </w:p>
     <w:p>
       <w:pPr>
-        <w:rPr>
-          <w:rFonts w:ascii="Times New Roman" w:hAnsi="Times New Roman" w:cs="Times New Roman"/>
-          <w:sz w:val="36"/>
-          <w:szCs w:val="36"/>
-        </w:rPr>
-      </w:pPr>
-      <w:r>
-        <w:rPr>
-          <w:rFonts w:ascii="Times New Roman" w:hAnsi="Times New Roman" w:cs="Times New Roman"/>
-          <w:sz w:val="36"/>
-          <w:szCs w:val="36"/>
-        </w:rPr>
+        <w:jc w:val="both"/>
+        <w:rPr>
+          <w:rFonts w:ascii="Times New Roman" w:hAnsi="Times New Roman" w:cs="Times New Roman"/>
+          <w:sz w:val="36"/>
+          <w:szCs w:val="36"/>
+        </w:rPr>
+      </w:pPr>
+      <w:r>
+        <w:rPr>
+          <w:rFonts w:ascii="Times New Roman" w:hAnsi="Times New Roman" w:cs="Times New Roman"/>
+          <w:sz w:val="36"/>
+          <w:szCs w:val="36"/>
+        </w:rPr>
+        <w:lastRenderedPageBreak/>
         <w:drawing>
           <wp:inline distT="0" distB="0" distL="0" distR="0" wp14:anchorId="1B5E98F1" wp14:editId="171E1937">
             <wp:extent cx="2248095" cy="853514"/>
@@ -2946,7 +3852,7 @@
                     <pic:cNvPicPr/>
                   </pic:nvPicPr>
                   <pic:blipFill>
-                    <a:blip r:embed="rId14"/>
+                    <a:blip r:embed="rId15"/>
                     <a:stretch>
                       <a:fillRect/>
                     </a:stretch>
@@ -2969,15 +3875,17 @@
     </w:p>
     <w:p>
       <w:pPr>
-        <w:rPr>
-          <w:rFonts w:ascii="Times New Roman" w:hAnsi="Times New Roman" w:cs="Times New Roman"/>
-          <w:sz w:val="36"/>
-          <w:szCs w:val="36"/>
-        </w:rPr>
-      </w:pPr>
-    </w:p>
-    <w:p>
-      <w:pPr>
+        <w:jc w:val="both"/>
+        <w:rPr>
+          <w:rFonts w:ascii="Times New Roman" w:hAnsi="Times New Roman" w:cs="Times New Roman"/>
+          <w:sz w:val="36"/>
+          <w:szCs w:val="36"/>
+        </w:rPr>
+      </w:pPr>
+    </w:p>
+    <w:p>
+      <w:pPr>
+        <w:jc w:val="both"/>
         <w:rPr>
           <w:rFonts w:ascii="Times New Roman" w:hAnsi="Times New Roman" w:cs="Times New Roman"/>
           <w:sz w:val="36"/>
@@ -3003,6 +3911,7 @@
     </w:p>
     <w:p>
       <w:pPr>
+        <w:jc w:val="both"/>
         <w:rPr>
           <w:rFonts w:ascii="Times New Roman" w:hAnsi="Times New Roman" w:cs="Times New Roman"/>
           <w:sz w:val="36"/>
@@ -3031,7 +3940,7 @@
                     <pic:cNvPicPr/>
                   </pic:nvPicPr>
                   <pic:blipFill>
-                    <a:blip r:embed="rId15"/>
+                    <a:blip r:embed="rId16"/>
                     <a:stretch>
                       <a:fillRect/>
                     </a:stretch>
@@ -3054,15 +3963,17 @@
     </w:p>
     <w:p>
       <w:pPr>
-        <w:rPr>
-          <w:rFonts w:ascii="Times New Roman" w:hAnsi="Times New Roman" w:cs="Times New Roman"/>
-          <w:sz w:val="36"/>
-          <w:szCs w:val="36"/>
-        </w:rPr>
-      </w:pPr>
-    </w:p>
-    <w:p>
-      <w:pPr>
+        <w:jc w:val="both"/>
+        <w:rPr>
+          <w:rFonts w:ascii="Times New Roman" w:hAnsi="Times New Roman" w:cs="Times New Roman"/>
+          <w:sz w:val="36"/>
+          <w:szCs w:val="36"/>
+        </w:rPr>
+      </w:pPr>
+    </w:p>
+    <w:p>
+      <w:pPr>
+        <w:jc w:val="both"/>
         <w:rPr>
           <w:rFonts w:ascii="Times New Roman" w:hAnsi="Times New Roman" w:cs="Times New Roman"/>
           <w:sz w:val="36"/>
@@ -3080,6 +3991,7 @@
     </w:p>
     <w:p>
       <w:pPr>
+        <w:jc w:val="both"/>
         <w:rPr>
           <w:rFonts w:ascii="Times New Roman" w:hAnsi="Times New Roman" w:cs="Times New Roman"/>
           <w:sz w:val="36"/>
@@ -3108,7 +4020,7 @@
                     <pic:cNvPicPr/>
                   </pic:nvPicPr>
                   <pic:blipFill>
-                    <a:blip r:embed="rId16"/>
+                    <a:blip r:embed="rId17"/>
                     <a:stretch>
                       <a:fillRect/>
                     </a:stretch>
@@ -3131,72 +4043,78 @@
     </w:p>
     <w:p>
       <w:pPr>
-        <w:rPr>
-          <w:rFonts w:ascii="Times New Roman" w:hAnsi="Times New Roman" w:cs="Times New Roman"/>
-          <w:sz w:val="36"/>
-          <w:szCs w:val="36"/>
-        </w:rPr>
-      </w:pPr>
-    </w:p>
-    <w:p>
-      <w:pPr>
-        <w:rPr>
-          <w:rFonts w:ascii="Times New Roman" w:hAnsi="Times New Roman" w:cs="Times New Roman"/>
-          <w:sz w:val="36"/>
-          <w:szCs w:val="36"/>
-        </w:rPr>
-      </w:pPr>
-    </w:p>
-    <w:p>
-      <w:pPr>
-        <w:rPr>
-          <w:rFonts w:ascii="Times New Roman" w:hAnsi="Times New Roman" w:cs="Times New Roman"/>
-          <w:sz w:val="36"/>
-          <w:szCs w:val="36"/>
-        </w:rPr>
-      </w:pPr>
-    </w:p>
-    <w:p>
-      <w:pPr>
-        <w:rPr>
-          <w:rFonts w:ascii="Times New Roman" w:hAnsi="Times New Roman" w:cs="Times New Roman"/>
-          <w:sz w:val="36"/>
-          <w:szCs w:val="36"/>
-        </w:rPr>
-      </w:pPr>
-    </w:p>
-    <w:p>
-      <w:pPr>
-        <w:rPr>
-          <w:rFonts w:ascii="Times New Roman" w:hAnsi="Times New Roman" w:cs="Times New Roman"/>
-          <w:sz w:val="36"/>
-          <w:szCs w:val="36"/>
-        </w:rPr>
-      </w:pPr>
-      <w:r>
-        <w:rPr>
-          <w:rFonts w:ascii="Times New Roman" w:hAnsi="Times New Roman" w:cs="Times New Roman"/>
-          <w:sz w:val="36"/>
-          <w:szCs w:val="36"/>
-        </w:rPr>
+        <w:jc w:val="both"/>
+        <w:rPr>
+          <w:rFonts w:ascii="Times New Roman" w:hAnsi="Times New Roman" w:cs="Times New Roman"/>
+          <w:sz w:val="36"/>
+          <w:szCs w:val="36"/>
+        </w:rPr>
+      </w:pPr>
+    </w:p>
+    <w:p>
+      <w:pPr>
+        <w:jc w:val="both"/>
+        <w:rPr>
+          <w:rFonts w:ascii="Times New Roman" w:hAnsi="Times New Roman" w:cs="Times New Roman"/>
+          <w:sz w:val="36"/>
+          <w:szCs w:val="36"/>
+        </w:rPr>
+      </w:pPr>
+    </w:p>
+    <w:p>
+      <w:pPr>
+        <w:jc w:val="both"/>
+        <w:rPr>
+          <w:rFonts w:ascii="Times New Roman" w:hAnsi="Times New Roman" w:cs="Times New Roman"/>
+          <w:sz w:val="36"/>
+          <w:szCs w:val="36"/>
+        </w:rPr>
+      </w:pPr>
+    </w:p>
+    <w:p>
+      <w:pPr>
+        <w:jc w:val="both"/>
+        <w:rPr>
+          <w:rFonts w:ascii="Times New Roman" w:hAnsi="Times New Roman" w:cs="Times New Roman"/>
+          <w:sz w:val="36"/>
+          <w:szCs w:val="36"/>
+        </w:rPr>
+      </w:pPr>
+    </w:p>
+    <w:p>
+      <w:pPr>
+        <w:jc w:val="both"/>
+        <w:rPr>
+          <w:rFonts w:ascii="Times New Roman" w:hAnsi="Times New Roman" w:cs="Times New Roman"/>
+          <w:sz w:val="36"/>
+          <w:szCs w:val="36"/>
+        </w:rPr>
+      </w:pPr>
+      <w:r>
+        <w:rPr>
+          <w:rFonts w:ascii="Times New Roman" w:hAnsi="Times New Roman" w:cs="Times New Roman"/>
+          <w:sz w:val="36"/>
+          <w:szCs w:val="36"/>
+        </w:rPr>
+        <w:lastRenderedPageBreak/>
         <w:t>Inquiry Details</w:t>
       </w:r>
     </w:p>
     <w:p>
       <w:pPr>
-        <w:rPr>
-          <w:rFonts w:ascii="Times New Roman" w:hAnsi="Times New Roman" w:cs="Times New Roman"/>
-          <w:sz w:val="36"/>
-          <w:szCs w:val="36"/>
-        </w:rPr>
-      </w:pPr>
-      <w:r>
-        <w:rPr>
-          <w:rFonts w:ascii="Times New Roman" w:hAnsi="Times New Roman" w:cs="Times New Roman"/>
-          <w:sz w:val="36"/>
-          <w:szCs w:val="36"/>
-        </w:rPr>
-        <w:lastRenderedPageBreak/>
+        <w:jc w:val="both"/>
+        <w:rPr>
+          <w:rFonts w:ascii="Times New Roman" w:hAnsi="Times New Roman" w:cs="Times New Roman"/>
+          <w:sz w:val="36"/>
+          <w:szCs w:val="36"/>
+        </w:rPr>
+      </w:pPr>
+      <w:r>
+        <w:rPr>
+          <w:rFonts w:ascii="Times New Roman" w:hAnsi="Times New Roman" w:cs="Times New Roman"/>
+          <w:sz w:val="36"/>
+          <w:szCs w:val="36"/>
+        </w:rPr>
         <w:drawing>
           <wp:inline distT="0" distB="0" distL="0" distR="0" wp14:anchorId="0896BCEA" wp14:editId="1396B549">
             <wp:extent cx="5943600" cy="3162300"/>
@@ -3213,7 +4131,7 @@
                     <pic:cNvPicPr/>
                   </pic:nvPicPr>
                   <pic:blipFill>
-                    <a:blip r:embed="rId17"/>
+                    <a:blip r:embed="rId18"/>
                     <a:stretch>
                       <a:fillRect/>
                     </a:stretch>
@@ -3236,15 +4154,17 @@
     </w:p>
     <w:p>
       <w:pPr>
-        <w:rPr>
-          <w:rFonts w:ascii="Times New Roman" w:hAnsi="Times New Roman" w:cs="Times New Roman"/>
-          <w:sz w:val="36"/>
-          <w:szCs w:val="36"/>
-        </w:rPr>
-      </w:pPr>
-    </w:p>
-    <w:p>
-      <w:pPr>
+        <w:jc w:val="both"/>
+        <w:rPr>
+          <w:rFonts w:ascii="Times New Roman" w:hAnsi="Times New Roman" w:cs="Times New Roman"/>
+          <w:sz w:val="36"/>
+          <w:szCs w:val="36"/>
+        </w:rPr>
+      </w:pPr>
+    </w:p>
+    <w:p>
+      <w:pPr>
+        <w:jc w:val="both"/>
         <w:rPr>
           <w:rFonts w:ascii="Times New Roman" w:hAnsi="Times New Roman" w:cs="Times New Roman"/>
           <w:sz w:val="36"/>
@@ -3262,6 +4182,7 @@
     </w:p>
     <w:p>
       <w:pPr>
+        <w:jc w:val="both"/>
         <w:rPr>
           <w:rFonts w:ascii="Times New Roman" w:hAnsi="Times New Roman" w:cs="Times New Roman"/>
           <w:sz w:val="36"/>
@@ -3290,7 +4211,7 @@
                     <pic:cNvPicPr/>
                   </pic:nvPicPr>
                   <pic:blipFill>
-                    <a:blip r:embed="rId18"/>
+                    <a:blip r:embed="rId19"/>
                     <a:stretch>
                       <a:fillRect/>
                     </a:stretch>
@@ -3313,45 +4234,48 @@
     </w:p>
     <w:p>
       <w:pPr>
-        <w:rPr>
-          <w:rFonts w:ascii="Times New Roman" w:hAnsi="Times New Roman" w:cs="Times New Roman"/>
-          <w:sz w:val="36"/>
-          <w:szCs w:val="36"/>
-        </w:rPr>
-      </w:pPr>
-    </w:p>
-    <w:p>
-      <w:pPr>
-        <w:rPr>
-          <w:rFonts w:ascii="Times New Roman" w:hAnsi="Times New Roman" w:cs="Times New Roman"/>
-          <w:sz w:val="36"/>
-          <w:szCs w:val="36"/>
-        </w:rPr>
-      </w:pPr>
-      <w:r>
-        <w:rPr>
-          <w:rFonts w:ascii="Times New Roman" w:hAnsi="Times New Roman" w:cs="Times New Roman"/>
-          <w:sz w:val="36"/>
-          <w:szCs w:val="36"/>
-        </w:rPr>
+        <w:jc w:val="both"/>
+        <w:rPr>
+          <w:rFonts w:ascii="Times New Roman" w:hAnsi="Times New Roman" w:cs="Times New Roman"/>
+          <w:sz w:val="36"/>
+          <w:szCs w:val="36"/>
+        </w:rPr>
+      </w:pPr>
+    </w:p>
+    <w:p>
+      <w:pPr>
+        <w:jc w:val="both"/>
+        <w:rPr>
+          <w:rFonts w:ascii="Times New Roman" w:hAnsi="Times New Roman" w:cs="Times New Roman"/>
+          <w:sz w:val="36"/>
+          <w:szCs w:val="36"/>
+        </w:rPr>
+      </w:pPr>
+      <w:r>
+        <w:rPr>
+          <w:rFonts w:ascii="Times New Roman" w:hAnsi="Times New Roman" w:cs="Times New Roman"/>
+          <w:sz w:val="36"/>
+          <w:szCs w:val="36"/>
+        </w:rPr>
+        <w:lastRenderedPageBreak/>
         <w:t>Closed Inquiries</w:t>
       </w:r>
     </w:p>
     <w:p>
       <w:pPr>
-        <w:rPr>
-          <w:rFonts w:ascii="Times New Roman" w:hAnsi="Times New Roman" w:cs="Times New Roman"/>
-          <w:sz w:val="36"/>
-          <w:szCs w:val="36"/>
-        </w:rPr>
-      </w:pPr>
-      <w:r>
-        <w:rPr>
-          <w:rFonts w:ascii="Times New Roman" w:hAnsi="Times New Roman" w:cs="Times New Roman"/>
-          <w:sz w:val="36"/>
-          <w:szCs w:val="36"/>
-        </w:rPr>
-        <w:lastRenderedPageBreak/>
+        <w:jc w:val="both"/>
+        <w:rPr>
+          <w:rFonts w:ascii="Times New Roman" w:hAnsi="Times New Roman" w:cs="Times New Roman"/>
+          <w:sz w:val="36"/>
+          <w:szCs w:val="36"/>
+        </w:rPr>
+      </w:pPr>
+      <w:r>
+        <w:rPr>
+          <w:rFonts w:ascii="Times New Roman" w:hAnsi="Times New Roman" w:cs="Times New Roman"/>
+          <w:sz w:val="36"/>
+          <w:szCs w:val="36"/>
+        </w:rPr>
         <w:drawing>
           <wp:inline distT="0" distB="0" distL="0" distR="0" wp14:anchorId="57EAEC9F" wp14:editId="59AF8861">
             <wp:extent cx="5943600" cy="3153410"/>
@@ -3368,7 +4292,7 @@
                     <pic:cNvPicPr/>
                   </pic:nvPicPr>
                   <pic:blipFill>
-                    <a:blip r:embed="rId19"/>
+                    <a:blip r:embed="rId20"/>
                     <a:stretch>
                       <a:fillRect/>
                     </a:stretch>
@@ -3391,15 +4315,17 @@
     </w:p>
     <w:p>
       <w:pPr>
-        <w:rPr>
-          <w:rFonts w:ascii="Times New Roman" w:hAnsi="Times New Roman" w:cs="Times New Roman"/>
-          <w:sz w:val="36"/>
-          <w:szCs w:val="36"/>
-        </w:rPr>
-      </w:pPr>
-    </w:p>
-    <w:p>
-      <w:pPr>
+        <w:jc w:val="both"/>
+        <w:rPr>
+          <w:rFonts w:ascii="Times New Roman" w:hAnsi="Times New Roman" w:cs="Times New Roman"/>
+          <w:sz w:val="36"/>
+          <w:szCs w:val="36"/>
+        </w:rPr>
+      </w:pPr>
+    </w:p>
+    <w:p>
+      <w:pPr>
+        <w:jc w:val="both"/>
         <w:rPr>
           <w:rFonts w:ascii="Times New Roman" w:hAnsi="Times New Roman" w:cs="Times New Roman"/>
           <w:sz w:val="36"/>
@@ -3417,6 +4343,7 @@
     </w:p>
     <w:p>
       <w:pPr>
+        <w:jc w:val="both"/>
         <w:rPr>
           <w:rFonts w:ascii="Times New Roman" w:hAnsi="Times New Roman" w:cs="Times New Roman"/>
           <w:sz w:val="36"/>
@@ -3445,7 +4372,7 @@
                     <pic:cNvPicPr/>
                   </pic:nvPicPr>
                   <pic:blipFill>
-                    <a:blip r:embed="rId20"/>
+                    <a:blip r:embed="rId21"/>
                     <a:stretch>
                       <a:fillRect/>
                     </a:stretch>
@@ -3468,45 +4395,48 @@
     </w:p>
     <w:p>
       <w:pPr>
-        <w:rPr>
-          <w:rFonts w:ascii="Times New Roman" w:hAnsi="Times New Roman" w:cs="Times New Roman"/>
-          <w:sz w:val="36"/>
-          <w:szCs w:val="36"/>
-        </w:rPr>
-      </w:pPr>
-    </w:p>
-    <w:p>
-      <w:pPr>
-        <w:rPr>
-          <w:rFonts w:ascii="Times New Roman" w:hAnsi="Times New Roman" w:cs="Times New Roman"/>
-          <w:sz w:val="36"/>
-          <w:szCs w:val="36"/>
-        </w:rPr>
-      </w:pPr>
-      <w:r>
-        <w:rPr>
-          <w:rFonts w:ascii="Times New Roman" w:hAnsi="Times New Roman" w:cs="Times New Roman"/>
-          <w:sz w:val="36"/>
-          <w:szCs w:val="36"/>
-        </w:rPr>
+        <w:jc w:val="both"/>
+        <w:rPr>
+          <w:rFonts w:ascii="Times New Roman" w:hAnsi="Times New Roman" w:cs="Times New Roman"/>
+          <w:sz w:val="36"/>
+          <w:szCs w:val="36"/>
+        </w:rPr>
+      </w:pPr>
+    </w:p>
+    <w:p>
+      <w:pPr>
+        <w:jc w:val="both"/>
+        <w:rPr>
+          <w:rFonts w:ascii="Times New Roman" w:hAnsi="Times New Roman" w:cs="Times New Roman"/>
+          <w:sz w:val="36"/>
+          <w:szCs w:val="36"/>
+        </w:rPr>
+      </w:pPr>
+      <w:r>
+        <w:rPr>
+          <w:rFonts w:ascii="Times New Roman" w:hAnsi="Times New Roman" w:cs="Times New Roman"/>
+          <w:sz w:val="36"/>
+          <w:szCs w:val="36"/>
+        </w:rPr>
+        <w:lastRenderedPageBreak/>
         <w:t>Search Bar for the Date</w:t>
       </w:r>
     </w:p>
     <w:p>
       <w:pPr>
-        <w:rPr>
-          <w:rFonts w:ascii="Times New Roman" w:hAnsi="Times New Roman" w:cs="Times New Roman"/>
-          <w:sz w:val="36"/>
-          <w:szCs w:val="36"/>
-        </w:rPr>
-      </w:pPr>
-      <w:r>
-        <w:rPr>
-          <w:rFonts w:ascii="Times New Roman" w:hAnsi="Times New Roman" w:cs="Times New Roman"/>
-          <w:sz w:val="36"/>
-          <w:szCs w:val="36"/>
-        </w:rPr>
-        <w:lastRenderedPageBreak/>
+        <w:jc w:val="both"/>
+        <w:rPr>
+          <w:rFonts w:ascii="Times New Roman" w:hAnsi="Times New Roman" w:cs="Times New Roman"/>
+          <w:sz w:val="36"/>
+          <w:szCs w:val="36"/>
+        </w:rPr>
+      </w:pPr>
+      <w:r>
+        <w:rPr>
+          <w:rFonts w:ascii="Times New Roman" w:hAnsi="Times New Roman" w:cs="Times New Roman"/>
+          <w:sz w:val="36"/>
+          <w:szCs w:val="36"/>
+        </w:rPr>
         <w:drawing>
           <wp:inline distT="0" distB="0" distL="0" distR="0" wp14:anchorId="69C971BA" wp14:editId="030C328F">
             <wp:extent cx="5943600" cy="3953510"/>
@@ -3523,7 +4453,7 @@
                     <pic:cNvPicPr/>
                   </pic:nvPicPr>
                   <pic:blipFill>
-                    <a:blip r:embed="rId21"/>
+                    <a:blip r:embed="rId22"/>
                     <a:stretch>
                       <a:fillRect/>
                     </a:stretch>
@@ -3546,6 +4476,7 @@
     </w:p>
     <w:p>
       <w:pPr>
+        <w:jc w:val="both"/>
         <w:rPr>
           <w:rFonts w:ascii="Times New Roman" w:hAnsi="Times New Roman" w:cs="Times New Roman"/>
           <w:sz w:val="36"/>
@@ -3563,6 +4494,7 @@
     </w:p>
     <w:p>
       <w:pPr>
+        <w:jc w:val="both"/>
         <w:rPr>
           <w:rFonts w:ascii="Times New Roman" w:hAnsi="Times New Roman" w:cs="Times New Roman"/>
           <w:sz w:val="36"/>
@@ -3588,75 +4520,6 @@
                 <pic:pic xmlns:pic="http://schemas.openxmlformats.org/drawingml/2006/picture">
                   <pic:nvPicPr>
                     <pic:cNvPr id="442510797" name=""/>
-                    <pic:cNvPicPr/>
-                  </pic:nvPicPr>
-                  <pic:blipFill>
-                    <a:blip r:embed="rId22"/>
-                    <a:stretch>
-                      <a:fillRect/>
-                    </a:stretch>
-                  </pic:blipFill>
-                  <pic:spPr>
-                    <a:xfrm>
-                      <a:off x="0" y="0"/>
-                      <a:ext cx="5943600" cy="3153410"/>
-                    </a:xfrm>
-                    <a:prstGeom prst="rect">
-                      <a:avLst/>
-                    </a:prstGeom>
-                  </pic:spPr>
-                </pic:pic>
-              </a:graphicData>
-            </a:graphic>
-          </wp:inline>
-        </w:drawing>
-      </w:r>
-    </w:p>
-    <w:p>
-      <w:pPr>
-        <w:rPr>
-          <w:rFonts w:ascii="Times New Roman" w:hAnsi="Times New Roman" w:cs="Times New Roman"/>
-          <w:sz w:val="36"/>
-          <w:szCs w:val="36"/>
-        </w:rPr>
-      </w:pPr>
-      <w:r>
-        <w:rPr>
-          <w:rFonts w:ascii="Times New Roman" w:hAnsi="Times New Roman" w:cs="Times New Roman"/>
-          <w:sz w:val="36"/>
-          <w:szCs w:val="36"/>
-        </w:rPr>
-        <w:t>Resource (Room) Data</w:t>
-      </w:r>
-    </w:p>
-    <w:p>
-      <w:pPr>
-        <w:rPr>
-          <w:rFonts w:ascii="Times New Roman" w:hAnsi="Times New Roman" w:cs="Times New Roman"/>
-          <w:sz w:val="36"/>
-          <w:szCs w:val="36"/>
-        </w:rPr>
-      </w:pPr>
-      <w:r>
-        <w:rPr>
-          <w:rFonts w:ascii="Times New Roman" w:hAnsi="Times New Roman" w:cs="Times New Roman"/>
-          <w:sz w:val="36"/>
-          <w:szCs w:val="36"/>
-        </w:rPr>
-        <w:lastRenderedPageBreak/>
-        <w:drawing>
-          <wp:inline distT="0" distB="0" distL="0" distR="0" wp14:anchorId="2B2282FE" wp14:editId="65EBBDAB">
-            <wp:extent cx="5943600" cy="3153410"/>
-            <wp:effectExtent l="0" t="0" r="0" b="8890"/>
-            <wp:docPr id="361832293" name="Picture 1"/>
-            <wp:cNvGraphicFramePr>
-              <a:graphicFrameLocks xmlns:a="http://schemas.openxmlformats.org/drawingml/2006/main" noChangeAspect="1"/>
-            </wp:cNvGraphicFramePr>
-            <a:graphic xmlns:a="http://schemas.openxmlformats.org/drawingml/2006/main">
-              <a:graphicData uri="http://schemas.openxmlformats.org/drawingml/2006/picture">
-                <pic:pic xmlns:pic="http://schemas.openxmlformats.org/drawingml/2006/picture">
-                  <pic:nvPicPr>
-                    <pic:cNvPr id="361832293" name=""/>
                     <pic:cNvPicPr/>
                   </pic:nvPicPr>
                   <pic:blipFill>
@@ -3683,6 +4546,78 @@
     </w:p>
     <w:p>
       <w:pPr>
+        <w:jc w:val="both"/>
+        <w:rPr>
+          <w:rFonts w:ascii="Times New Roman" w:hAnsi="Times New Roman" w:cs="Times New Roman"/>
+          <w:sz w:val="36"/>
+          <w:szCs w:val="36"/>
+        </w:rPr>
+      </w:pPr>
+      <w:r>
+        <w:rPr>
+          <w:rFonts w:ascii="Times New Roman" w:hAnsi="Times New Roman" w:cs="Times New Roman"/>
+          <w:sz w:val="36"/>
+          <w:szCs w:val="36"/>
+        </w:rPr>
+        <w:lastRenderedPageBreak/>
+        <w:t>Resource (Room) Data</w:t>
+      </w:r>
+    </w:p>
+    <w:p>
+      <w:pPr>
+        <w:jc w:val="both"/>
+        <w:rPr>
+          <w:rFonts w:ascii="Times New Roman" w:hAnsi="Times New Roman" w:cs="Times New Roman"/>
+          <w:sz w:val="36"/>
+          <w:szCs w:val="36"/>
+        </w:rPr>
+      </w:pPr>
+      <w:r>
+        <w:rPr>
+          <w:rFonts w:ascii="Times New Roman" w:hAnsi="Times New Roman" w:cs="Times New Roman"/>
+          <w:sz w:val="36"/>
+          <w:szCs w:val="36"/>
+        </w:rPr>
+        <w:drawing>
+          <wp:inline distT="0" distB="0" distL="0" distR="0" wp14:anchorId="2B2282FE" wp14:editId="65EBBDAB">
+            <wp:extent cx="5943600" cy="3153410"/>
+            <wp:effectExtent l="0" t="0" r="0" b="8890"/>
+            <wp:docPr id="361832293" name="Picture 1"/>
+            <wp:cNvGraphicFramePr>
+              <a:graphicFrameLocks xmlns:a="http://schemas.openxmlformats.org/drawingml/2006/main" noChangeAspect="1"/>
+            </wp:cNvGraphicFramePr>
+            <a:graphic xmlns:a="http://schemas.openxmlformats.org/drawingml/2006/main">
+              <a:graphicData uri="http://schemas.openxmlformats.org/drawingml/2006/picture">
+                <pic:pic xmlns:pic="http://schemas.openxmlformats.org/drawingml/2006/picture">
+                  <pic:nvPicPr>
+                    <pic:cNvPr id="361832293" name=""/>
+                    <pic:cNvPicPr/>
+                  </pic:nvPicPr>
+                  <pic:blipFill>
+                    <a:blip r:embed="rId24"/>
+                    <a:stretch>
+                      <a:fillRect/>
+                    </a:stretch>
+                  </pic:blipFill>
+                  <pic:spPr>
+                    <a:xfrm>
+                      <a:off x="0" y="0"/>
+                      <a:ext cx="5943600" cy="3153410"/>
+                    </a:xfrm>
+                    <a:prstGeom prst="rect">
+                      <a:avLst/>
+                    </a:prstGeom>
+                  </pic:spPr>
+                </pic:pic>
+              </a:graphicData>
+            </a:graphic>
+          </wp:inline>
+        </w:drawing>
+      </w:r>
+    </w:p>
+    <w:p>
+      <w:pPr>
+        <w:jc w:val="both"/>
         <w:rPr>
           <w:rFonts w:ascii="Times New Roman" w:hAnsi="Times New Roman" w:cs="Times New Roman"/>
           <w:sz w:val="36"/>
@@ -3700,6 +4635,7 @@
     </w:p>
     <w:p>
       <w:pPr>
+        <w:jc w:val="both"/>
         <w:rPr>
           <w:rFonts w:ascii="Times New Roman" w:hAnsi="Times New Roman" w:cs="Times New Roman"/>
           <w:sz w:val="36"/>
@@ -3728,7 +4664,7 @@
                     <pic:cNvPicPr/>
                   </pic:nvPicPr>
                   <pic:blipFill>
-                    <a:blip r:embed="rId24"/>
+                    <a:blip r:embed="rId25"/>
                     <a:stretch>
                       <a:fillRect/>
                     </a:stretch>
@@ -3751,54 +4687,58 @@
     </w:p>
     <w:p>
       <w:pPr>
-        <w:rPr>
-          <w:rFonts w:ascii="Times New Roman" w:hAnsi="Times New Roman" w:cs="Times New Roman"/>
-          <w:sz w:val="36"/>
-          <w:szCs w:val="36"/>
-        </w:rPr>
-      </w:pPr>
-    </w:p>
-    <w:p>
-      <w:pPr>
-        <w:rPr>
-          <w:rFonts w:ascii="Times New Roman" w:hAnsi="Times New Roman" w:cs="Times New Roman"/>
-          <w:sz w:val="36"/>
-          <w:szCs w:val="36"/>
-        </w:rPr>
-      </w:pPr>
-    </w:p>
-    <w:p>
-      <w:pPr>
-        <w:rPr>
-          <w:rFonts w:ascii="Times New Roman" w:hAnsi="Times New Roman" w:cs="Times New Roman"/>
-          <w:sz w:val="36"/>
-          <w:szCs w:val="36"/>
-        </w:rPr>
-      </w:pPr>
-      <w:r>
-        <w:rPr>
-          <w:rFonts w:ascii="Times New Roman" w:hAnsi="Times New Roman" w:cs="Times New Roman"/>
-          <w:sz w:val="36"/>
-          <w:szCs w:val="36"/>
-        </w:rPr>
+        <w:jc w:val="both"/>
+        <w:rPr>
+          <w:rFonts w:ascii="Times New Roman" w:hAnsi="Times New Roman" w:cs="Times New Roman"/>
+          <w:sz w:val="36"/>
+          <w:szCs w:val="36"/>
+        </w:rPr>
+      </w:pPr>
+    </w:p>
+    <w:p>
+      <w:pPr>
+        <w:jc w:val="both"/>
+        <w:rPr>
+          <w:rFonts w:ascii="Times New Roman" w:hAnsi="Times New Roman" w:cs="Times New Roman"/>
+          <w:sz w:val="36"/>
+          <w:szCs w:val="36"/>
+        </w:rPr>
+      </w:pPr>
+    </w:p>
+    <w:p>
+      <w:pPr>
+        <w:jc w:val="both"/>
+        <w:rPr>
+          <w:rFonts w:ascii="Times New Roman" w:hAnsi="Times New Roman" w:cs="Times New Roman"/>
+          <w:sz w:val="36"/>
+          <w:szCs w:val="36"/>
+        </w:rPr>
+      </w:pPr>
+      <w:r>
+        <w:rPr>
+          <w:rFonts w:ascii="Times New Roman" w:hAnsi="Times New Roman" w:cs="Times New Roman"/>
+          <w:sz w:val="36"/>
+          <w:szCs w:val="36"/>
+        </w:rPr>
+        <w:lastRenderedPageBreak/>
         <w:t>Rooms Which are Booked</w:t>
       </w:r>
     </w:p>
     <w:p>
       <w:pPr>
-        <w:rPr>
-          <w:rFonts w:ascii="Times New Roman" w:hAnsi="Times New Roman" w:cs="Times New Roman"/>
-          <w:sz w:val="36"/>
-          <w:szCs w:val="36"/>
-        </w:rPr>
-      </w:pPr>
-      <w:r>
-        <w:rPr>
-          <w:rFonts w:ascii="Times New Roman" w:hAnsi="Times New Roman" w:cs="Times New Roman"/>
-          <w:sz w:val="36"/>
-          <w:szCs w:val="36"/>
-        </w:rPr>
-        <w:lastRenderedPageBreak/>
+        <w:jc w:val="both"/>
+        <w:rPr>
+          <w:rFonts w:ascii="Times New Roman" w:hAnsi="Times New Roman" w:cs="Times New Roman"/>
+          <w:sz w:val="36"/>
+          <w:szCs w:val="36"/>
+        </w:rPr>
+      </w:pPr>
+      <w:r>
+        <w:rPr>
+          <w:rFonts w:ascii="Times New Roman" w:hAnsi="Times New Roman" w:cs="Times New Roman"/>
+          <w:sz w:val="36"/>
+          <w:szCs w:val="36"/>
+        </w:rPr>
         <w:drawing>
           <wp:inline distT="0" distB="0" distL="0" distR="0" wp14:anchorId="0041F704" wp14:editId="1B858F8F">
             <wp:extent cx="5943600" cy="3148965"/>
@@ -3815,7 +4755,7 @@
                     <pic:cNvPicPr/>
                   </pic:nvPicPr>
                   <pic:blipFill>
-                    <a:blip r:embed="rId25"/>
+                    <a:blip r:embed="rId26"/>
                     <a:stretch>
                       <a:fillRect/>
                     </a:stretch>
@@ -3838,42 +4778,47 @@
     </w:p>
     <w:p>
       <w:pPr>
-        <w:rPr>
-          <w:rFonts w:ascii="Times New Roman" w:hAnsi="Times New Roman" w:cs="Times New Roman"/>
-          <w:sz w:val="36"/>
-          <w:szCs w:val="36"/>
-        </w:rPr>
-      </w:pPr>
-    </w:p>
-    <w:p>
-      <w:pPr>
-        <w:rPr>
-          <w:rFonts w:ascii="Times New Roman" w:hAnsi="Times New Roman" w:cs="Times New Roman"/>
-          <w:sz w:val="36"/>
-          <w:szCs w:val="36"/>
-        </w:rPr>
-      </w:pPr>
-    </w:p>
-    <w:p>
-      <w:pPr>
-        <w:rPr>
-          <w:rFonts w:ascii="Times New Roman" w:hAnsi="Times New Roman" w:cs="Times New Roman"/>
-          <w:sz w:val="36"/>
-          <w:szCs w:val="36"/>
-        </w:rPr>
-      </w:pPr>
-    </w:p>
-    <w:p>
-      <w:pPr>
-        <w:rPr>
-          <w:rFonts w:ascii="Times New Roman" w:hAnsi="Times New Roman" w:cs="Times New Roman"/>
-          <w:sz w:val="36"/>
-          <w:szCs w:val="36"/>
-        </w:rPr>
-      </w:pPr>
-    </w:p>
-    <w:p>
-      <w:pPr>
+        <w:jc w:val="both"/>
+        <w:rPr>
+          <w:rFonts w:ascii="Times New Roman" w:hAnsi="Times New Roman" w:cs="Times New Roman"/>
+          <w:sz w:val="36"/>
+          <w:szCs w:val="36"/>
+        </w:rPr>
+      </w:pPr>
+    </w:p>
+    <w:p>
+      <w:pPr>
+        <w:jc w:val="both"/>
+        <w:rPr>
+          <w:rFonts w:ascii="Times New Roman" w:hAnsi="Times New Roman" w:cs="Times New Roman"/>
+          <w:sz w:val="36"/>
+          <w:szCs w:val="36"/>
+        </w:rPr>
+      </w:pPr>
+    </w:p>
+    <w:p>
+      <w:pPr>
+        <w:jc w:val="both"/>
+        <w:rPr>
+          <w:rFonts w:ascii="Times New Roman" w:hAnsi="Times New Roman" w:cs="Times New Roman"/>
+          <w:sz w:val="36"/>
+          <w:szCs w:val="36"/>
+        </w:rPr>
+      </w:pPr>
+    </w:p>
+    <w:p>
+      <w:pPr>
+        <w:jc w:val="both"/>
+        <w:rPr>
+          <w:rFonts w:ascii="Times New Roman" w:hAnsi="Times New Roman" w:cs="Times New Roman"/>
+          <w:sz w:val="36"/>
+          <w:szCs w:val="36"/>
+        </w:rPr>
+      </w:pPr>
+    </w:p>
+    <w:p>
+      <w:pPr>
+        <w:jc w:val="both"/>
         <w:rPr>
           <w:rFonts w:ascii="Times New Roman" w:hAnsi="Times New Roman" w:cs="Times New Roman"/>
           <w:sz w:val="48"/>
@@ -3883,6 +4828,7 @@
     </w:p>
     <w:p>
       <w:pPr>
+        <w:jc w:val="both"/>
         <w:rPr>
           <w:rFonts w:ascii="Times New Roman" w:hAnsi="Times New Roman" w:cs="Times New Roman"/>
           <w:sz w:val="48"/>
@@ -3892,6 +4838,7 @@
     </w:p>
     <w:p>
       <w:pPr>
+        <w:jc w:val="both"/>
         <w:rPr>
           <w:rFonts w:ascii="Times New Roman" w:hAnsi="Times New Roman" w:cs="Times New Roman"/>
           <w:sz w:val="48"/>
@@ -3901,6 +4848,7 @@
     </w:p>
     <w:p>
       <w:pPr>
+        <w:jc w:val="both"/>
         <w:rPr>
           <w:rFonts w:ascii="Times New Roman" w:hAnsi="Times New Roman" w:cs="Times New Roman"/>
           <w:sz w:val="48"/>
@@ -3910,6 +4858,7 @@
     </w:p>
     <w:p>
       <w:pPr>
+        <w:jc w:val="both"/>
         <w:rPr>
           <w:rFonts w:ascii="Times New Roman" w:hAnsi="Times New Roman" w:cs="Times New Roman"/>
           <w:sz w:val="48"/>
@@ -3919,6 +4868,7 @@
     </w:p>
     <w:p>
       <w:pPr>
+        <w:jc w:val="both"/>
         <w:rPr>
           <w:rFonts w:ascii="Times New Roman" w:hAnsi="Times New Roman" w:cs="Times New Roman"/>
           <w:sz w:val="48"/>
@@ -3928,6 +4878,7 @@
     </w:p>
     <w:p>
       <w:pPr>
+        <w:jc w:val="both"/>
         <w:rPr>
           <w:rFonts w:ascii="Times New Roman" w:hAnsi="Times New Roman" w:cs="Times New Roman"/>
           <w:sz w:val="48"/>
@@ -3954,6 +4905,7 @@
     </w:p>
     <w:p>
       <w:pPr>
+        <w:jc w:val="both"/>
         <w:rPr>
           <w:rFonts w:ascii="Times New Roman" w:hAnsi="Times New Roman" w:cs="Times New Roman"/>
           <w:sz w:val="36"/>
@@ -3987,6 +4939,7 @@
     </w:p>
     <w:p>
       <w:pPr>
+        <w:jc w:val="both"/>
         <w:rPr>
           <w:rFonts w:ascii="Times New Roman" w:hAnsi="Times New Roman" w:cs="Times New Roman"/>
           <w:sz w:val="36"/>
@@ -4068,6 +5021,7 @@
     </w:p>
     <w:p>
       <w:pPr>
+        <w:jc w:val="both"/>
         <w:rPr>
           <w:rFonts w:ascii="Times New Roman" w:hAnsi="Times New Roman" w:cs="Times New Roman"/>
           <w:sz w:val="48"/>
@@ -4077,6 +5031,7 @@
     </w:p>
     <w:p>
       <w:pPr>
+        <w:jc w:val="both"/>
         <w:rPr>
           <w:rFonts w:ascii="Times New Roman" w:hAnsi="Times New Roman" w:cs="Times New Roman"/>
           <w:sz w:val="48"/>
@@ -4086,6 +5041,7 @@
     </w:p>
     <w:p>
       <w:pPr>
+        <w:jc w:val="both"/>
         <w:rPr>
           <w:rFonts w:ascii="Times New Roman" w:hAnsi="Times New Roman" w:cs="Times New Roman"/>
           <w:sz w:val="48"/>
@@ -4095,6 +5051,7 @@
     </w:p>
     <w:p>
       <w:pPr>
+        <w:jc w:val="both"/>
         <w:rPr>
           <w:rFonts w:ascii="Times New Roman" w:hAnsi="Times New Roman" w:cs="Times New Roman"/>
           <w:sz w:val="48"/>
@@ -4104,15 +5061,17 @@
     </w:p>
     <w:p>
       <w:pPr>
-        <w:rPr>
-          <w:rFonts w:ascii="Times New Roman" w:hAnsi="Times New Roman" w:cs="Times New Roman"/>
-          <w:sz w:val="36"/>
-          <w:szCs w:val="36"/>
-        </w:rPr>
-      </w:pPr>
-    </w:p>
-    <w:p>
-      <w:pPr>
+        <w:jc w:val="both"/>
+        <w:rPr>
+          <w:rFonts w:ascii="Times New Roman" w:hAnsi="Times New Roman" w:cs="Times New Roman"/>
+          <w:sz w:val="36"/>
+          <w:szCs w:val="36"/>
+        </w:rPr>
+      </w:pPr>
+    </w:p>
+    <w:p>
+      <w:pPr>
+        <w:jc w:val="both"/>
         <w:rPr>
           <w:rFonts w:ascii="Times New Roman" w:hAnsi="Times New Roman" w:cs="Times New Roman"/>
           <w:sz w:val="48"/>
@@ -4122,6 +5081,7 @@
     </w:p>
     <w:p>
       <w:pPr>
+        <w:jc w:val="both"/>
         <w:rPr>
           <w:rFonts w:ascii="Times New Roman" w:hAnsi="Times New Roman" w:cs="Times New Roman"/>
           <w:sz w:val="48"/>
@@ -4131,6 +5091,7 @@
     </w:p>
     <w:p>
       <w:pPr>
+        <w:jc w:val="both"/>
         <w:rPr>
           <w:rFonts w:ascii="Times New Roman" w:hAnsi="Times New Roman" w:cs="Times New Roman"/>
           <w:sz w:val="48"/>
@@ -4140,6 +5101,7 @@
     </w:p>
     <w:p>
       <w:pPr>
+        <w:jc w:val="both"/>
         <w:rPr>
           <w:rFonts w:ascii="Times New Roman" w:hAnsi="Times New Roman" w:cs="Times New Roman"/>
           <w:sz w:val="48"/>
@@ -4149,6 +5111,7 @@
     </w:p>
     <w:p>
       <w:pPr>
+        <w:jc w:val="both"/>
         <w:rPr>
           <w:rFonts w:ascii="Times New Roman" w:hAnsi="Times New Roman" w:cs="Times New Roman"/>
           <w:sz w:val="48"/>
@@ -4158,6 +5121,7 @@
     </w:p>
     <w:p>
       <w:pPr>
+        <w:jc w:val="both"/>
         <w:rPr>
           <w:rFonts w:ascii="Times New Roman" w:hAnsi="Times New Roman" w:cs="Times New Roman"/>
           <w:sz w:val="48"/>
@@ -4167,6 +5131,7 @@
     </w:p>
     <w:p>
       <w:pPr>
+        <w:jc w:val="both"/>
         <w:rPr>
           <w:rFonts w:ascii="Times New Roman" w:hAnsi="Times New Roman" w:cs="Times New Roman"/>
           <w:sz w:val="48"/>
@@ -4176,6 +5141,7 @@
     </w:p>
     <w:p>
       <w:pPr>
+        <w:jc w:val="both"/>
         <w:rPr>
           <w:rFonts w:ascii="Times New Roman" w:hAnsi="Times New Roman" w:cs="Times New Roman"/>
           <w:sz w:val="48"/>
@@ -4185,6 +5151,7 @@
     </w:p>
     <w:p>
       <w:pPr>
+        <w:jc w:val="both"/>
         <w:rPr>
           <w:rFonts w:ascii="Times New Roman" w:hAnsi="Times New Roman" w:cs="Times New Roman"/>
           <w:sz w:val="48"/>
@@ -4194,6 +5161,7 @@
     </w:p>
     <w:p>
       <w:pPr>
+        <w:jc w:val="both"/>
         <w:rPr>
           <w:rFonts w:ascii="Times New Roman" w:hAnsi="Times New Roman" w:cs="Times New Roman"/>
           <w:sz w:val="48"/>
@@ -4219,15 +5187,17 @@
     </w:p>
     <w:p>
       <w:pPr>
-        <w:rPr>
-          <w:rFonts w:ascii="Times New Roman" w:hAnsi="Times New Roman" w:cs="Times New Roman"/>
-          <w:sz w:val="36"/>
-          <w:szCs w:val="36"/>
-        </w:rPr>
-      </w:pPr>
-    </w:p>
-    <w:p>
-      <w:pPr>
+        <w:jc w:val="both"/>
+        <w:rPr>
+          <w:rFonts w:ascii="Times New Roman" w:hAnsi="Times New Roman" w:cs="Times New Roman"/>
+          <w:sz w:val="36"/>
+          <w:szCs w:val="36"/>
+        </w:rPr>
+      </w:pPr>
+    </w:p>
+    <w:p>
+      <w:pPr>
+        <w:jc w:val="both"/>
         <w:rPr>
           <w:rFonts w:ascii="Times New Roman" w:hAnsi="Times New Roman" w:cs="Times New Roman"/>
           <w:sz w:val="36"/>
@@ -4253,6 +5223,7 @@
     </w:p>
     <w:p>
       <w:pPr>
+        <w:jc w:val="both"/>
         <w:rPr>
           <w:rStyle w:val="Hyperlink"/>
           <w:rFonts w:ascii="Times New Roman" w:hAnsi="Times New Roman" w:cs="Times New Roman"/>
@@ -4294,6 +5265,7 @@
     </w:p>
     <w:p>
       <w:pPr>
+        <w:jc w:val="both"/>
         <w:rPr>
           <w:rStyle w:val="Hyperlink"/>
           <w:rFonts w:ascii="Times New Roman" w:hAnsi="Times New Roman" w:cs="Times New Roman"/>
@@ -4313,6 +5285,7 @@
     </w:p>
     <w:p>
       <w:pPr>
+        <w:jc w:val="both"/>
         <w:rPr>
           <w:rFonts w:ascii="Times New Roman" w:hAnsi="Times New Roman" w:cs="Times New Roman"/>
           <w:sz w:val="36"/>
@@ -4327,7 +5300,7 @@
         </w:rPr>
         <w:fldChar w:fldCharType="end"/>
       </w:r>
-      <w:hyperlink r:id="rId26" w:history="1">
+      <w:hyperlink r:id="rId27" w:history="1">
         <w:r>
           <w:rPr>
             <w:rStyle w:val="Hyperlink"/>
@@ -4350,13 +5323,14 @@
     </w:p>
     <w:p>
       <w:pPr>
-        <w:rPr>
-          <w:rFonts w:ascii="Times New Roman" w:hAnsi="Times New Roman" w:cs="Times New Roman"/>
-          <w:sz w:val="36"/>
-          <w:szCs w:val="36"/>
-        </w:rPr>
-      </w:pPr>
-      <w:hyperlink r:id="rId27" w:tgtFrame="_blank" w:history="1">
+        <w:jc w:val="both"/>
+        <w:rPr>
+          <w:rFonts w:ascii="Times New Roman" w:hAnsi="Times New Roman" w:cs="Times New Roman"/>
+          <w:sz w:val="36"/>
+          <w:szCs w:val="36"/>
+        </w:rPr>
+      </w:pPr>
+      <w:hyperlink r:id="rId28" w:tgtFrame="_blank" w:history="1">
         <w:r>
           <w:rPr>
             <w:rStyle w:val="Hyperlink"/>
@@ -4370,13 +5344,14 @@
     </w:p>
     <w:p>
       <w:pPr>
-        <w:rPr>
-          <w:rFonts w:ascii="Times New Roman" w:hAnsi="Times New Roman" w:cs="Times New Roman"/>
-          <w:sz w:val="36"/>
-          <w:szCs w:val="36"/>
-        </w:rPr>
-      </w:pPr>
-      <w:hyperlink r:id="rId28" w:tgtFrame="_blank" w:history="1">
+        <w:jc w:val="both"/>
+        <w:rPr>
+          <w:rFonts w:ascii="Times New Roman" w:hAnsi="Times New Roman" w:cs="Times New Roman"/>
+          <w:sz w:val="36"/>
+          <w:szCs w:val="36"/>
+        </w:rPr>
+      </w:pPr>
+      <w:hyperlink r:id="rId29" w:tgtFrame="_blank" w:history="1">
         <w:r>
           <w:rPr>
             <w:rStyle w:val="Hyperlink"/>
@@ -4390,6 +5365,7 @@
     </w:p>
     <w:p>
       <w:pPr>
+        <w:jc w:val="both"/>
         <w:rPr>
           <w:rFonts w:ascii="Times New Roman" w:hAnsi="Times New Roman" w:cs="Times New Roman"/>
           <w:sz w:val="16"/>
@@ -4399,6 +5375,7 @@
     </w:p>
     <w:p>
       <w:pPr>
+        <w:jc w:val="both"/>
         <w:rPr>
           <w:rFonts w:ascii="Times New Roman" w:hAnsi="Times New Roman" w:cs="Times New Roman"/>
           <w:sz w:val="16"/>
@@ -4414,6 +5391,771 @@
     </w:sectPr>
   </w:body>
 </w:document>
+</file>
+
+<file path=word/numbering.xml><?xml version="1.0" encoding="utf-8"?>
+<w:numbering xmlns:wpc="http://schemas.microsoft.com/office/word/2010/wordprocessingCanvas" xmlns:cx="http://schemas.microsoft.com/office/drawing/2014/chartex" xmlns:cx1="http://schemas.microsoft.com/office/drawing/2015/9/8/chartex" xmlns:cx2="http://schemas.microsoft.com/office/drawing/2015/10/21/chartex" xmlns:cx3="http://schemas.microsoft.com/office/drawing/2016/5/9/chartex" xmlns:cx4="http://schemas.microsoft.com/office/drawing/2016/5/10/chartex" xmlns:cx5="http://schemas.microsoft.com/office/drawing/2016/5/11/chartex" xmlns:cx6="http://schemas.microsoft.com/office/drawing/2016/5/12/chartex" xmlns:cx7="http://schemas.microsoft.com/office/drawing/2016/5/13/chartex" xmlns:cx8="http://schemas.microsoft.com/office/drawing/2016/5/14/chartex" xmlns:mc="http://schemas.openxmlformats.org/markup-compatibility/2006" xmlns:aink="http://schemas.microsoft.com/office/drawing/2016/ink" xmlns:am3d="http://schemas.microsoft.com/office/drawing/2017/model3d" xmlns:o="urn:schemas-microsoft-com:office:office" xmlns:oel="http://schemas.microsoft.com/office/2019/extlst" xmlns:r="http://schemas.openxmlformats.org/officeDocument/2006/relationships" xmlns:m="http://schemas.openxmlformats.org/officeDocument/2006/math" xmlns:v="urn:schemas-microsoft-com:vml" xmlns:wp14="http://schemas.microsoft.com/office/word/2010/wordprocessingDrawing" xmlns:wp="http://schemas.openxmlformats.org/drawingml/2006/wordprocessingDrawing" xmlns:w10="urn:schemas-microsoft-com:office:word" xmlns:w="http://schemas.openxmlformats.org/wordprocessingml/2006/main" xmlns:w14="http://schemas.microsoft.com/office/word/2010/wordml" xmlns:w15="http://schemas.microsoft.com/office/word/2012/wordml" xmlns:w16cex="http://schemas.microsoft.com/office/word/2018/wordml/cex" xmlns:w16cid="http://schemas.microsoft.com/office/word/2016/wordml/cid" xmlns:w16="http://schemas.microsoft.com/office/word/2018/wordml" xmlns:w16du="http://schemas.microsoft.com/office/word/2023/wordml/word16du" xmlns:w16sdtdh="http://schemas.microsoft.com/office/word/2020/wordml/sdtdatahash" xmlns:w16sdtfl="http://schemas.microsoft.com/office/word/2024/wordml/sdtformatlock" xmlns:w16se="http://schemas.microsoft.com/office/word/2015/wordml/symex" xmlns:wpg="http://schemas.microsoft.com/office/word/2010/wordprocessingGroup" xmlns:wpi="http://schemas.microsoft.com/office/word/2010/wordprocessingInk" xmlns:wne="http://schemas.microsoft.com/office/word/2006/wordml" xmlns:wps="http://schemas.microsoft.com/office/word/2010/wordprocessingShape" mc:Ignorable="w14 w15 w16se w16cid w16 w16cex w16sdtdh w16sdtfl w16du wp14">
+  <w:abstractNum w:abstractNumId="0" w15:restartNumberingAfterBreak="0">
+    <w:nsid w:val="15687D0B"/>
+    <w:multiLevelType w:val="multilevel"/>
+    <w:tmpl w:val="E8A0F996"/>
+    <w:lvl w:ilvl="0">
+      <w:start w:val="1"/>
+      <w:numFmt w:val="bullet"/>
+      <w:lvlText w:val=""/>
+      <w:lvlJc w:val="left"/>
+      <w:pPr>
+        <w:tabs>
+          <w:tab w:val="num" w:pos="720"/>
+        </w:tabs>
+        <w:ind w:left="720" w:hanging="360"/>
+      </w:pPr>
+      <w:rPr>
+        <w:rFonts w:ascii="Symbol" w:hAnsi="Symbol" w:hint="default"/>
+        <w:sz w:val="20"/>
+      </w:rPr>
+    </w:lvl>
+    <w:lvl w:ilvl="1" w:tentative="1">
+      <w:start w:val="1"/>
+      <w:numFmt w:val="bullet"/>
+      <w:lvlText w:val="o"/>
+      <w:lvlJc w:val="left"/>
+      <w:pPr>
+        <w:tabs>
+          <w:tab w:val="num" w:pos="1440"/>
+        </w:tabs>
+        <w:ind w:left="1440" w:hanging="360"/>
+      </w:pPr>
+      <w:rPr>
+        <w:rFonts w:ascii="Courier New" w:hAnsi="Courier New" w:hint="default"/>
+        <w:sz w:val="20"/>
+      </w:rPr>
+    </w:lvl>
+    <w:lvl w:ilvl="2" w:tentative="1">
+      <w:start w:val="1"/>
+      <w:numFmt w:val="bullet"/>
+      <w:lvlText w:val=""/>
+      <w:lvlJc w:val="left"/>
+      <w:pPr>
+        <w:tabs>
+          <w:tab w:val="num" w:pos="2160"/>
+        </w:tabs>
+        <w:ind w:left="2160" w:hanging="360"/>
+      </w:pPr>
+      <w:rPr>
+        <w:rFonts w:ascii="Wingdings" w:hAnsi="Wingdings" w:hint="default"/>
+        <w:sz w:val="20"/>
+      </w:rPr>
+    </w:lvl>
+    <w:lvl w:ilvl="3" w:tentative="1">
+      <w:start w:val="1"/>
+      <w:numFmt w:val="bullet"/>
+      <w:lvlText w:val=""/>
+      <w:lvlJc w:val="left"/>
+      <w:pPr>
+        <w:tabs>
+          <w:tab w:val="num" w:pos="2880"/>
+        </w:tabs>
+        <w:ind w:left="2880" w:hanging="360"/>
+      </w:pPr>
+      <w:rPr>
+        <w:rFonts w:ascii="Wingdings" w:hAnsi="Wingdings" w:hint="default"/>
+        <w:sz w:val="20"/>
+      </w:rPr>
+    </w:lvl>
+    <w:lvl w:ilvl="4" w:tentative="1">
+      <w:start w:val="1"/>
+      <w:numFmt w:val="bullet"/>
+      <w:lvlText w:val=""/>
+      <w:lvlJc w:val="left"/>
+      <w:pPr>
+        <w:tabs>
+          <w:tab w:val="num" w:pos="3600"/>
+        </w:tabs>
+        <w:ind w:left="3600" w:hanging="360"/>
+      </w:pPr>
+      <w:rPr>
+        <w:rFonts w:ascii="Wingdings" w:hAnsi="Wingdings" w:hint="default"/>
+        <w:sz w:val="20"/>
+      </w:rPr>
+    </w:lvl>
+    <w:lvl w:ilvl="5" w:tentative="1">
+      <w:start w:val="1"/>
+      <w:numFmt w:val="bullet"/>
+      <w:lvlText w:val=""/>
+      <w:lvlJc w:val="left"/>
+      <w:pPr>
+        <w:tabs>
+          <w:tab w:val="num" w:pos="4320"/>
+        </w:tabs>
+        <w:ind w:left="4320" w:hanging="360"/>
+      </w:pPr>
+      <w:rPr>
+        <w:rFonts w:ascii="Wingdings" w:hAnsi="Wingdings" w:hint="default"/>
+        <w:sz w:val="20"/>
+      </w:rPr>
+    </w:lvl>
+    <w:lvl w:ilvl="6" w:tentative="1">
+      <w:start w:val="1"/>
+      <w:numFmt w:val="bullet"/>
+      <w:lvlText w:val=""/>
+      <w:lvlJc w:val="left"/>
+      <w:pPr>
+        <w:tabs>
+          <w:tab w:val="num" w:pos="5040"/>
+        </w:tabs>
+        <w:ind w:left="5040" w:hanging="360"/>
+      </w:pPr>
+      <w:rPr>
+        <w:rFonts w:ascii="Wingdings" w:hAnsi="Wingdings" w:hint="default"/>
+        <w:sz w:val="20"/>
+      </w:rPr>
+    </w:lvl>
+    <w:lvl w:ilvl="7" w:tentative="1">
+      <w:start w:val="1"/>
+      <w:numFmt w:val="bullet"/>
+      <w:lvlText w:val=""/>
+      <w:lvlJc w:val="left"/>
+      <w:pPr>
+        <w:tabs>
+          <w:tab w:val="num" w:pos="5760"/>
+        </w:tabs>
+        <w:ind w:left="5760" w:hanging="360"/>
+      </w:pPr>
+      <w:rPr>
+        <w:rFonts w:ascii="Wingdings" w:hAnsi="Wingdings" w:hint="default"/>
+        <w:sz w:val="20"/>
+      </w:rPr>
+    </w:lvl>
+    <w:lvl w:ilvl="8" w:tentative="1">
+      <w:start w:val="1"/>
+      <w:numFmt w:val="bullet"/>
+      <w:lvlText w:val=""/>
+      <w:lvlJc w:val="left"/>
+      <w:pPr>
+        <w:tabs>
+          <w:tab w:val="num" w:pos="6480"/>
+        </w:tabs>
+        <w:ind w:left="6480" w:hanging="360"/>
+      </w:pPr>
+      <w:rPr>
+        <w:rFonts w:ascii="Wingdings" w:hAnsi="Wingdings" w:hint="default"/>
+        <w:sz w:val="20"/>
+      </w:rPr>
+    </w:lvl>
+  </w:abstractNum>
+  <w:abstractNum w:abstractNumId="1" w15:restartNumberingAfterBreak="0">
+    <w:nsid w:val="4EFE1A35"/>
+    <w:multiLevelType w:val="multilevel"/>
+    <w:tmpl w:val="4154C7BA"/>
+    <w:lvl w:ilvl="0">
+      <w:start w:val="1"/>
+      <w:numFmt w:val="bullet"/>
+      <w:lvlText w:val=""/>
+      <w:lvlJc w:val="left"/>
+      <w:pPr>
+        <w:tabs>
+          <w:tab w:val="num" w:pos="720"/>
+        </w:tabs>
+        <w:ind w:left="720" w:hanging="360"/>
+      </w:pPr>
+      <w:rPr>
+        <w:rFonts w:ascii="Symbol" w:hAnsi="Symbol" w:hint="default"/>
+        <w:sz w:val="20"/>
+      </w:rPr>
+    </w:lvl>
+    <w:lvl w:ilvl="1" w:tentative="1">
+      <w:start w:val="1"/>
+      <w:numFmt w:val="bullet"/>
+      <w:lvlText w:val="o"/>
+      <w:lvlJc w:val="left"/>
+      <w:pPr>
+        <w:tabs>
+          <w:tab w:val="num" w:pos="1440"/>
+        </w:tabs>
+        <w:ind w:left="1440" w:hanging="360"/>
+      </w:pPr>
+      <w:rPr>
+        <w:rFonts w:ascii="Courier New" w:hAnsi="Courier New" w:hint="default"/>
+        <w:sz w:val="20"/>
+      </w:rPr>
+    </w:lvl>
+    <w:lvl w:ilvl="2" w:tentative="1">
+      <w:start w:val="1"/>
+      <w:numFmt w:val="bullet"/>
+      <w:lvlText w:val=""/>
+      <w:lvlJc w:val="left"/>
+      <w:pPr>
+        <w:tabs>
+          <w:tab w:val="num" w:pos="2160"/>
+        </w:tabs>
+        <w:ind w:left="2160" w:hanging="360"/>
+      </w:pPr>
+      <w:rPr>
+        <w:rFonts w:ascii="Wingdings" w:hAnsi="Wingdings" w:hint="default"/>
+        <w:sz w:val="20"/>
+      </w:rPr>
+    </w:lvl>
+    <w:lvl w:ilvl="3" w:tentative="1">
+      <w:start w:val="1"/>
+      <w:numFmt w:val="bullet"/>
+      <w:lvlText w:val=""/>
+      <w:lvlJc w:val="left"/>
+      <w:pPr>
+        <w:tabs>
+          <w:tab w:val="num" w:pos="2880"/>
+        </w:tabs>
+        <w:ind w:left="2880" w:hanging="360"/>
+      </w:pPr>
+      <w:rPr>
+        <w:rFonts w:ascii="Wingdings" w:hAnsi="Wingdings" w:hint="default"/>
+        <w:sz w:val="20"/>
+      </w:rPr>
+    </w:lvl>
+    <w:lvl w:ilvl="4" w:tentative="1">
+      <w:start w:val="1"/>
+      <w:numFmt w:val="bullet"/>
+      <w:lvlText w:val=""/>
+      <w:lvlJc w:val="left"/>
+      <w:pPr>
+        <w:tabs>
+          <w:tab w:val="num" w:pos="3600"/>
+        </w:tabs>
+        <w:ind w:left="3600" w:hanging="360"/>
+      </w:pPr>
+      <w:rPr>
+        <w:rFonts w:ascii="Wingdings" w:hAnsi="Wingdings" w:hint="default"/>
+        <w:sz w:val="20"/>
+      </w:rPr>
+    </w:lvl>
+    <w:lvl w:ilvl="5" w:tentative="1">
+      <w:start w:val="1"/>
+      <w:numFmt w:val="bullet"/>
+      <w:lvlText w:val=""/>
+      <w:lvlJc w:val="left"/>
+      <w:pPr>
+        <w:tabs>
+          <w:tab w:val="num" w:pos="4320"/>
+        </w:tabs>
+        <w:ind w:left="4320" w:hanging="360"/>
+      </w:pPr>
+      <w:rPr>
+        <w:rFonts w:ascii="Wingdings" w:hAnsi="Wingdings" w:hint="default"/>
+        <w:sz w:val="20"/>
+      </w:rPr>
+    </w:lvl>
+    <w:lvl w:ilvl="6" w:tentative="1">
+      <w:start w:val="1"/>
+      <w:numFmt w:val="bullet"/>
+      <w:lvlText w:val=""/>
+      <w:lvlJc w:val="left"/>
+      <w:pPr>
+        <w:tabs>
+          <w:tab w:val="num" w:pos="5040"/>
+        </w:tabs>
+        <w:ind w:left="5040" w:hanging="360"/>
+      </w:pPr>
+      <w:rPr>
+        <w:rFonts w:ascii="Wingdings" w:hAnsi="Wingdings" w:hint="default"/>
+        <w:sz w:val="20"/>
+      </w:rPr>
+    </w:lvl>
+    <w:lvl w:ilvl="7" w:tentative="1">
+      <w:start w:val="1"/>
+      <w:numFmt w:val="bullet"/>
+      <w:lvlText w:val=""/>
+      <w:lvlJc w:val="left"/>
+      <w:pPr>
+        <w:tabs>
+          <w:tab w:val="num" w:pos="5760"/>
+        </w:tabs>
+        <w:ind w:left="5760" w:hanging="360"/>
+      </w:pPr>
+      <w:rPr>
+        <w:rFonts w:ascii="Wingdings" w:hAnsi="Wingdings" w:hint="default"/>
+        <w:sz w:val="20"/>
+      </w:rPr>
+    </w:lvl>
+    <w:lvl w:ilvl="8" w:tentative="1">
+      <w:start w:val="1"/>
+      <w:numFmt w:val="bullet"/>
+      <w:lvlText w:val=""/>
+      <w:lvlJc w:val="left"/>
+      <w:pPr>
+        <w:tabs>
+          <w:tab w:val="num" w:pos="6480"/>
+        </w:tabs>
+        <w:ind w:left="6480" w:hanging="360"/>
+      </w:pPr>
+      <w:rPr>
+        <w:rFonts w:ascii="Wingdings" w:hAnsi="Wingdings" w:hint="default"/>
+        <w:sz w:val="20"/>
+      </w:rPr>
+    </w:lvl>
+  </w:abstractNum>
+  <w:abstractNum w:abstractNumId="2" w15:restartNumberingAfterBreak="0">
+    <w:nsid w:val="50870A50"/>
+    <w:multiLevelType w:val="multilevel"/>
+    <w:tmpl w:val="A956C0AA"/>
+    <w:lvl w:ilvl="0">
+      <w:start w:val="1"/>
+      <w:numFmt w:val="bullet"/>
+      <w:lvlText w:val=""/>
+      <w:lvlJc w:val="left"/>
+      <w:pPr>
+        <w:tabs>
+          <w:tab w:val="num" w:pos="720"/>
+        </w:tabs>
+        <w:ind w:left="720" w:hanging="360"/>
+      </w:pPr>
+      <w:rPr>
+        <w:rFonts w:ascii="Symbol" w:hAnsi="Symbol" w:hint="default"/>
+        <w:sz w:val="20"/>
+      </w:rPr>
+    </w:lvl>
+    <w:lvl w:ilvl="1" w:tentative="1">
+      <w:start w:val="1"/>
+      <w:numFmt w:val="bullet"/>
+      <w:lvlText w:val="o"/>
+      <w:lvlJc w:val="left"/>
+      <w:pPr>
+        <w:tabs>
+          <w:tab w:val="num" w:pos="1440"/>
+        </w:tabs>
+        <w:ind w:left="1440" w:hanging="360"/>
+      </w:pPr>
+      <w:rPr>
+        <w:rFonts w:ascii="Courier New" w:hAnsi="Courier New" w:hint="default"/>
+        <w:sz w:val="20"/>
+      </w:rPr>
+    </w:lvl>
+    <w:lvl w:ilvl="2" w:tentative="1">
+      <w:start w:val="1"/>
+      <w:numFmt w:val="bullet"/>
+      <w:lvlText w:val=""/>
+      <w:lvlJc w:val="left"/>
+      <w:pPr>
+        <w:tabs>
+          <w:tab w:val="num" w:pos="2160"/>
+        </w:tabs>
+        <w:ind w:left="2160" w:hanging="360"/>
+      </w:pPr>
+      <w:rPr>
+        <w:rFonts w:ascii="Wingdings" w:hAnsi="Wingdings" w:hint="default"/>
+        <w:sz w:val="20"/>
+      </w:rPr>
+    </w:lvl>
+    <w:lvl w:ilvl="3" w:tentative="1">
+      <w:start w:val="1"/>
+      <w:numFmt w:val="bullet"/>
+      <w:lvlText w:val=""/>
+      <w:lvlJc w:val="left"/>
+      <w:pPr>
+        <w:tabs>
+          <w:tab w:val="num" w:pos="2880"/>
+        </w:tabs>
+        <w:ind w:left="2880" w:hanging="360"/>
+      </w:pPr>
+      <w:rPr>
+        <w:rFonts w:ascii="Wingdings" w:hAnsi="Wingdings" w:hint="default"/>
+        <w:sz w:val="20"/>
+      </w:rPr>
+    </w:lvl>
+    <w:lvl w:ilvl="4" w:tentative="1">
+      <w:start w:val="1"/>
+      <w:numFmt w:val="bullet"/>
+      <w:lvlText w:val=""/>
+      <w:lvlJc w:val="left"/>
+      <w:pPr>
+        <w:tabs>
+          <w:tab w:val="num" w:pos="3600"/>
+        </w:tabs>
+        <w:ind w:left="3600" w:hanging="360"/>
+      </w:pPr>
+      <w:rPr>
+        <w:rFonts w:ascii="Wingdings" w:hAnsi="Wingdings" w:hint="default"/>
+        <w:sz w:val="20"/>
+      </w:rPr>
+    </w:lvl>
+    <w:lvl w:ilvl="5" w:tentative="1">
+      <w:start w:val="1"/>
+      <w:numFmt w:val="bullet"/>
+      <w:lvlText w:val=""/>
+      <w:lvlJc w:val="left"/>
+      <w:pPr>
+        <w:tabs>
+          <w:tab w:val="num" w:pos="4320"/>
+        </w:tabs>
+        <w:ind w:left="4320" w:hanging="360"/>
+      </w:pPr>
+      <w:rPr>
+        <w:rFonts w:ascii="Wingdings" w:hAnsi="Wingdings" w:hint="default"/>
+        <w:sz w:val="20"/>
+      </w:rPr>
+    </w:lvl>
+    <w:lvl w:ilvl="6" w:tentative="1">
+      <w:start w:val="1"/>
+      <w:numFmt w:val="bullet"/>
+      <w:lvlText w:val=""/>
+      <w:lvlJc w:val="left"/>
+      <w:pPr>
+        <w:tabs>
+          <w:tab w:val="num" w:pos="5040"/>
+        </w:tabs>
+        <w:ind w:left="5040" w:hanging="360"/>
+      </w:pPr>
+      <w:rPr>
+        <w:rFonts w:ascii="Wingdings" w:hAnsi="Wingdings" w:hint="default"/>
+        <w:sz w:val="20"/>
+      </w:rPr>
+    </w:lvl>
+    <w:lvl w:ilvl="7" w:tentative="1">
+      <w:start w:val="1"/>
+      <w:numFmt w:val="bullet"/>
+      <w:lvlText w:val=""/>
+      <w:lvlJc w:val="left"/>
+      <w:pPr>
+        <w:tabs>
+          <w:tab w:val="num" w:pos="5760"/>
+        </w:tabs>
+        <w:ind w:left="5760" w:hanging="360"/>
+      </w:pPr>
+      <w:rPr>
+        <w:rFonts w:ascii="Wingdings" w:hAnsi="Wingdings" w:hint="default"/>
+        <w:sz w:val="20"/>
+      </w:rPr>
+    </w:lvl>
+    <w:lvl w:ilvl="8" w:tentative="1">
+      <w:start w:val="1"/>
+      <w:numFmt w:val="bullet"/>
+      <w:lvlText w:val=""/>
+      <w:lvlJc w:val="left"/>
+      <w:pPr>
+        <w:tabs>
+          <w:tab w:val="num" w:pos="6480"/>
+        </w:tabs>
+        <w:ind w:left="6480" w:hanging="360"/>
+      </w:pPr>
+      <w:rPr>
+        <w:rFonts w:ascii="Wingdings" w:hAnsi="Wingdings" w:hint="default"/>
+        <w:sz w:val="20"/>
+      </w:rPr>
+    </w:lvl>
+  </w:abstractNum>
+  <w:abstractNum w:abstractNumId="3" w15:restartNumberingAfterBreak="0">
+    <w:nsid w:val="730D1097"/>
+    <w:multiLevelType w:val="multilevel"/>
+    <w:tmpl w:val="28640334"/>
+    <w:lvl w:ilvl="0">
+      <w:start w:val="1"/>
+      <w:numFmt w:val="bullet"/>
+      <w:lvlText w:val=""/>
+      <w:lvlJc w:val="left"/>
+      <w:pPr>
+        <w:tabs>
+          <w:tab w:val="num" w:pos="720"/>
+        </w:tabs>
+        <w:ind w:left="720" w:hanging="360"/>
+      </w:pPr>
+      <w:rPr>
+        <w:rFonts w:ascii="Symbol" w:hAnsi="Symbol" w:hint="default"/>
+        <w:sz w:val="20"/>
+      </w:rPr>
+    </w:lvl>
+    <w:lvl w:ilvl="1" w:tentative="1">
+      <w:start w:val="1"/>
+      <w:numFmt w:val="bullet"/>
+      <w:lvlText w:val="o"/>
+      <w:lvlJc w:val="left"/>
+      <w:pPr>
+        <w:tabs>
+          <w:tab w:val="num" w:pos="1440"/>
+        </w:tabs>
+        <w:ind w:left="1440" w:hanging="360"/>
+      </w:pPr>
+      <w:rPr>
+        <w:rFonts w:ascii="Courier New" w:hAnsi="Courier New" w:hint="default"/>
+        <w:sz w:val="20"/>
+      </w:rPr>
+    </w:lvl>
+    <w:lvl w:ilvl="2" w:tentative="1">
+      <w:start w:val="1"/>
+      <w:numFmt w:val="bullet"/>
+      <w:lvlText w:val=""/>
+      <w:lvlJc w:val="left"/>
+      <w:pPr>
+        <w:tabs>
+          <w:tab w:val="num" w:pos="2160"/>
+        </w:tabs>
+        <w:ind w:left="2160" w:hanging="360"/>
+      </w:pPr>
+      <w:rPr>
+        <w:rFonts w:ascii="Wingdings" w:hAnsi="Wingdings" w:hint="default"/>
+        <w:sz w:val="20"/>
+      </w:rPr>
+    </w:lvl>
+    <w:lvl w:ilvl="3" w:tentative="1">
+      <w:start w:val="1"/>
+      <w:numFmt w:val="bullet"/>
+      <w:lvlText w:val=""/>
+      <w:lvlJc w:val="left"/>
+      <w:pPr>
+        <w:tabs>
+          <w:tab w:val="num" w:pos="2880"/>
+        </w:tabs>
+        <w:ind w:left="2880" w:hanging="360"/>
+      </w:pPr>
+      <w:rPr>
+        <w:rFonts w:ascii="Wingdings" w:hAnsi="Wingdings" w:hint="default"/>
+        <w:sz w:val="20"/>
+      </w:rPr>
+    </w:lvl>
+    <w:lvl w:ilvl="4" w:tentative="1">
+      <w:start w:val="1"/>
+      <w:numFmt w:val="bullet"/>
+      <w:lvlText w:val=""/>
+      <w:lvlJc w:val="left"/>
+      <w:pPr>
+        <w:tabs>
+          <w:tab w:val="num" w:pos="3600"/>
+        </w:tabs>
+        <w:ind w:left="3600" w:hanging="360"/>
+      </w:pPr>
+      <w:rPr>
+        <w:rFonts w:ascii="Wingdings" w:hAnsi="Wingdings" w:hint="default"/>
+        <w:sz w:val="20"/>
+      </w:rPr>
+    </w:lvl>
+    <w:lvl w:ilvl="5" w:tentative="1">
+      <w:start w:val="1"/>
+      <w:numFmt w:val="bullet"/>
+      <w:lvlText w:val=""/>
+      <w:lvlJc w:val="left"/>
+      <w:pPr>
+        <w:tabs>
+          <w:tab w:val="num" w:pos="4320"/>
+        </w:tabs>
+        <w:ind w:left="4320" w:hanging="360"/>
+      </w:pPr>
+      <w:rPr>
+        <w:rFonts w:ascii="Wingdings" w:hAnsi="Wingdings" w:hint="default"/>
+        <w:sz w:val="20"/>
+      </w:rPr>
+    </w:lvl>
+    <w:lvl w:ilvl="6" w:tentative="1">
+      <w:start w:val="1"/>
+      <w:numFmt w:val="bullet"/>
+      <w:lvlText w:val=""/>
+      <w:lvlJc w:val="left"/>
+      <w:pPr>
+        <w:tabs>
+          <w:tab w:val="num" w:pos="5040"/>
+        </w:tabs>
+        <w:ind w:left="5040" w:hanging="360"/>
+      </w:pPr>
+      <w:rPr>
+        <w:rFonts w:ascii="Wingdings" w:hAnsi="Wingdings" w:hint="default"/>
+        <w:sz w:val="20"/>
+      </w:rPr>
+    </w:lvl>
+    <w:lvl w:ilvl="7" w:tentative="1">
+      <w:start w:val="1"/>
+      <w:numFmt w:val="bullet"/>
+      <w:lvlText w:val=""/>
+      <w:lvlJc w:val="left"/>
+      <w:pPr>
+        <w:tabs>
+          <w:tab w:val="num" w:pos="5760"/>
+        </w:tabs>
+        <w:ind w:left="5760" w:hanging="360"/>
+      </w:pPr>
+      <w:rPr>
+        <w:rFonts w:ascii="Wingdings" w:hAnsi="Wingdings" w:hint="default"/>
+        <w:sz w:val="20"/>
+      </w:rPr>
+    </w:lvl>
+    <w:lvl w:ilvl="8" w:tentative="1">
+      <w:start w:val="1"/>
+      <w:numFmt w:val="bullet"/>
+      <w:lvlText w:val=""/>
+      <w:lvlJc w:val="left"/>
+      <w:pPr>
+        <w:tabs>
+          <w:tab w:val="num" w:pos="6480"/>
+        </w:tabs>
+        <w:ind w:left="6480" w:hanging="360"/>
+      </w:pPr>
+      <w:rPr>
+        <w:rFonts w:ascii="Wingdings" w:hAnsi="Wingdings" w:hint="default"/>
+        <w:sz w:val="20"/>
+      </w:rPr>
+    </w:lvl>
+  </w:abstractNum>
+  <w:abstractNum w:abstractNumId="4" w15:restartNumberingAfterBreak="0">
+    <w:nsid w:val="7F250079"/>
+    <w:multiLevelType w:val="multilevel"/>
+    <w:tmpl w:val="8FB2324C"/>
+    <w:lvl w:ilvl="0">
+      <w:start w:val="1"/>
+      <w:numFmt w:val="bullet"/>
+      <w:lvlText w:val=""/>
+      <w:lvlJc w:val="left"/>
+      <w:pPr>
+        <w:tabs>
+          <w:tab w:val="num" w:pos="720"/>
+        </w:tabs>
+        <w:ind w:left="720" w:hanging="360"/>
+      </w:pPr>
+      <w:rPr>
+        <w:rFonts w:ascii="Symbol" w:hAnsi="Symbol" w:hint="default"/>
+        <w:sz w:val="20"/>
+      </w:rPr>
+    </w:lvl>
+    <w:lvl w:ilvl="1" w:tentative="1">
+      <w:start w:val="1"/>
+      <w:numFmt w:val="bullet"/>
+      <w:lvlText w:val="o"/>
+      <w:lvlJc w:val="left"/>
+      <w:pPr>
+        <w:tabs>
+          <w:tab w:val="num" w:pos="1440"/>
+        </w:tabs>
+        <w:ind w:left="1440" w:hanging="360"/>
+      </w:pPr>
+      <w:rPr>
+        <w:rFonts w:ascii="Courier New" w:hAnsi="Courier New" w:hint="default"/>
+        <w:sz w:val="20"/>
+      </w:rPr>
+    </w:lvl>
+    <w:lvl w:ilvl="2" w:tentative="1">
+      <w:start w:val="1"/>
+      <w:numFmt w:val="bullet"/>
+      <w:lvlText w:val=""/>
+      <w:lvlJc w:val="left"/>
+      <w:pPr>
+        <w:tabs>
+          <w:tab w:val="num" w:pos="2160"/>
+        </w:tabs>
+        <w:ind w:left="2160" w:hanging="360"/>
+      </w:pPr>
+      <w:rPr>
+        <w:rFonts w:ascii="Wingdings" w:hAnsi="Wingdings" w:hint="default"/>
+        <w:sz w:val="20"/>
+      </w:rPr>
+    </w:lvl>
+    <w:lvl w:ilvl="3" w:tentative="1">
+      <w:start w:val="1"/>
+      <w:numFmt w:val="bullet"/>
+      <w:lvlText w:val=""/>
+      <w:lvlJc w:val="left"/>
+      <w:pPr>
+        <w:tabs>
+          <w:tab w:val="num" w:pos="2880"/>
+        </w:tabs>
+        <w:ind w:left="2880" w:hanging="360"/>
+      </w:pPr>
+      <w:rPr>
+        <w:rFonts w:ascii="Wingdings" w:hAnsi="Wingdings" w:hint="default"/>
+        <w:sz w:val="20"/>
+      </w:rPr>
+    </w:lvl>
+    <w:lvl w:ilvl="4" w:tentative="1">
+      <w:start w:val="1"/>
+      <w:numFmt w:val="bullet"/>
+      <w:lvlText w:val=""/>
+      <w:lvlJc w:val="left"/>
+      <w:pPr>
+        <w:tabs>
+          <w:tab w:val="num" w:pos="3600"/>
+        </w:tabs>
+        <w:ind w:left="3600" w:hanging="360"/>
+      </w:pPr>
+      <w:rPr>
+        <w:rFonts w:ascii="Wingdings" w:hAnsi="Wingdings" w:hint="default"/>
+        <w:sz w:val="20"/>
+      </w:rPr>
+    </w:lvl>
+    <w:lvl w:ilvl="5" w:tentative="1">
+      <w:start w:val="1"/>
+      <w:numFmt w:val="bullet"/>
+      <w:lvlText w:val=""/>
+      <w:lvlJc w:val="left"/>
+      <w:pPr>
+        <w:tabs>
+          <w:tab w:val="num" w:pos="4320"/>
+        </w:tabs>
+        <w:ind w:left="4320" w:hanging="360"/>
+      </w:pPr>
+      <w:rPr>
+        <w:rFonts w:ascii="Wingdings" w:hAnsi="Wingdings" w:hint="default"/>
+        <w:sz w:val="20"/>
+      </w:rPr>
+    </w:lvl>
+    <w:lvl w:ilvl="6" w:tentative="1">
+      <w:start w:val="1"/>
+      <w:numFmt w:val="bullet"/>
+      <w:lvlText w:val=""/>
+      <w:lvlJc w:val="left"/>
+      <w:pPr>
+        <w:tabs>
+          <w:tab w:val="num" w:pos="5040"/>
+        </w:tabs>
+        <w:ind w:left="5040" w:hanging="360"/>
+      </w:pPr>
+      <w:rPr>
+        <w:rFonts w:ascii="Wingdings" w:hAnsi="Wingdings" w:hint="default"/>
+        <w:sz w:val="20"/>
+      </w:rPr>
+    </w:lvl>
+    <w:lvl w:ilvl="7" w:tentative="1">
+      <w:start w:val="1"/>
+      <w:numFmt w:val="bullet"/>
+      <w:lvlText w:val=""/>
+      <w:lvlJc w:val="left"/>
+      <w:pPr>
+        <w:tabs>
+          <w:tab w:val="num" w:pos="5760"/>
+        </w:tabs>
+        <w:ind w:left="5760" w:hanging="360"/>
+      </w:pPr>
+      <w:rPr>
+        <w:rFonts w:ascii="Wingdings" w:hAnsi="Wingdings" w:hint="default"/>
+        <w:sz w:val="20"/>
+      </w:rPr>
+    </w:lvl>
+    <w:lvl w:ilvl="8" w:tentative="1">
+      <w:start w:val="1"/>
+      <w:numFmt w:val="bullet"/>
+      <w:lvlText w:val=""/>
+      <w:lvlJc w:val="left"/>
+      <w:pPr>
+        <w:tabs>
+          <w:tab w:val="num" w:pos="6480"/>
+        </w:tabs>
+        <w:ind w:left="6480" w:hanging="360"/>
+      </w:pPr>
+      <w:rPr>
+        <w:rFonts w:ascii="Wingdings" w:hAnsi="Wingdings" w:hint="default"/>
+        <w:sz w:val="20"/>
+      </w:rPr>
+    </w:lvl>
+  </w:abstractNum>
+  <w:num w:numId="1" w16cid:durableId="467479039">
+    <w:abstractNumId w:val="3"/>
+  </w:num>
+  <w:num w:numId="2" w16cid:durableId="1332217001">
+    <w:abstractNumId w:val="0"/>
+  </w:num>
+  <w:num w:numId="3" w16cid:durableId="1456213175">
+    <w:abstractNumId w:val="2"/>
+  </w:num>
+  <w:num w:numId="4" w16cid:durableId="1464733059">
+    <w:abstractNumId w:val="1"/>
+  </w:num>
+  <w:num w:numId="5" w16cid:durableId="69809636">
+    <w:abstractNumId w:val="4"/>
+  </w:num>
+</w:numbering>
 </file>
 
 <file path=word/styles.xml><?xml version="1.0" encoding="utf-8"?>
